--- a/SGMW_VMC HDC_陡坡缓降功能规范 Master_20260302.docx
+++ b/SGMW_VMC HDC_陡坡缓降功能规范 Master_20260302.docx
@@ -508,6 +508,7 @@
           <w:sz w:val="40"/>
           <w:szCs w:val="40"/>
         </w:rPr>
+        <w:lastRenderedPageBreak/>
         <w:t>目录</w:t>
       </w:r>
       <w:bookmarkEnd w:id="1"/>
@@ -3664,6 +3665,7 @@
       <w:bookmarkStart w:id="5" w:name="_Toc21136"/>
       <w:bookmarkStart w:id="6" w:name="_Toc207715797"/>
       <w:r>
+        <w:lastRenderedPageBreak/>
         <w:t>文档范围及控制方法</w:t>
       </w:r>
       <w:bookmarkEnd w:id="3"/>
@@ -6109,29 +6111,7 @@
                 <w:szCs w:val="21"/>
                 <w:lang w:bidi="ar"/>
               </w:rPr>
-              <w:t xml:space="preserve">Charging </w:t>
-            </w:r>
-            <w:proofErr w:type="spellStart"/>
-            <w:r>
-              <w:rPr>
-                <w:rFonts w:ascii="SimSun" w:hAnsi="SimSun" w:cs="SimSun" w:hint="eastAsia"/>
-                <w:color w:val="000000"/>
-                <w:kern w:val="0"/>
-                <w:szCs w:val="21"/>
-                <w:lang w:bidi="ar"/>
-              </w:rPr>
-              <w:t>Distribut</w:t>
-            </w:r>
-            <w:proofErr w:type="spellEnd"/>
-            <w:r>
-              <w:rPr>
-                <w:rFonts w:ascii="SimSun" w:hAnsi="SimSun" w:cs="SimSun" w:hint="eastAsia"/>
-                <w:color w:val="000000"/>
-                <w:kern w:val="0"/>
-                <w:szCs w:val="21"/>
-                <w:lang w:bidi="ar"/>
-              </w:rPr>
-              <w:t xml:space="preserve"> Unit</w:t>
+              <w:t>Charging Distribut Unit</w:t>
             </w:r>
           </w:p>
         </w:tc>
@@ -6821,7 +6801,6 @@
                 <w:szCs w:val="21"/>
               </w:rPr>
             </w:pPr>
-            <w:proofErr w:type="gramStart"/>
             <w:r>
               <w:rPr>
                 <w:rFonts w:ascii="SimSun" w:hAnsi="SimSun" w:cs="SimSun" w:hint="eastAsia"/>
@@ -6830,18 +6809,7 @@
                 <w:szCs w:val="21"/>
                 <w:lang w:bidi="ar"/>
               </w:rPr>
-              <w:t>直流直流</w:t>
-            </w:r>
-            <w:proofErr w:type="gramEnd"/>
-            <w:r>
-              <w:rPr>
-                <w:rFonts w:ascii="SimSun" w:hAnsi="SimSun" w:cs="SimSun" w:hint="eastAsia"/>
-                <w:color w:val="000000"/>
-                <w:kern w:val="0"/>
-                <w:szCs w:val="21"/>
-                <w:lang w:bidi="ar"/>
-              </w:rPr>
-              <w:t>转换器</w:t>
+              <w:t>直流直流转换器</w:t>
             </w:r>
           </w:p>
         </w:tc>
@@ -7120,7 +7088,6 @@
                 <w:szCs w:val="21"/>
               </w:rPr>
             </w:pPr>
-            <w:proofErr w:type="spellStart"/>
             <w:r>
               <w:rPr>
                 <w:rFonts w:ascii="SimSun" w:hAnsi="SimSun" w:cs="SimSun" w:hint="eastAsia"/>
@@ -7131,7 +7098,6 @@
               </w:rPr>
               <w:t>E_Booster</w:t>
             </w:r>
-            <w:proofErr w:type="spellEnd"/>
           </w:p>
         </w:tc>
         <w:tc>
@@ -7612,20 +7578,8 @@
                 <w:szCs w:val="21"/>
                 <w:lang w:bidi="ar"/>
               </w:rPr>
-              <w:t xml:space="preserve">Electronic Parking </w:t>
-            </w:r>
-            <w:proofErr w:type="spellStart"/>
-            <w:r>
-              <w:rPr>
-                <w:rFonts w:ascii="SimSun" w:hAnsi="SimSun" w:cs="SimSun" w:hint="eastAsia"/>
-                <w:color w:val="000000"/>
-                <w:kern w:val="0"/>
-                <w:szCs w:val="21"/>
-                <w:lang w:bidi="ar"/>
-              </w:rPr>
-              <w:t>Brke</w:t>
-            </w:r>
-            <w:proofErr w:type="spellEnd"/>
+              <w:t>Electronic Parking Brke</w:t>
+            </w:r>
           </w:p>
         </w:tc>
         <w:tc>
@@ -7657,7 +7611,6 @@
                 <w:szCs w:val="21"/>
               </w:rPr>
             </w:pPr>
-            <w:proofErr w:type="gramStart"/>
             <w:r>
               <w:rPr>
                 <w:rFonts w:ascii="SimSun" w:hAnsi="SimSun" w:cs="SimSun" w:hint="eastAsia"/>
@@ -7666,18 +7619,7 @@
                 <w:szCs w:val="21"/>
                 <w:lang w:bidi="ar"/>
               </w:rPr>
-              <w:t>电子驻</w:t>
-            </w:r>
-            <w:proofErr w:type="gramEnd"/>
-            <w:r>
-              <w:rPr>
-                <w:rFonts w:ascii="SimSun" w:hAnsi="SimSun" w:cs="SimSun" w:hint="eastAsia"/>
-                <w:color w:val="000000"/>
-                <w:kern w:val="0"/>
-                <w:szCs w:val="21"/>
-                <w:lang w:bidi="ar"/>
-              </w:rPr>
-              <w:t>车制动系统</w:t>
+              <w:t>电子驻车制动系统</w:t>
             </w:r>
           </w:p>
         </w:tc>
@@ -8123,29 +8065,7 @@
                 <w:szCs w:val="21"/>
                 <w:lang w:bidi="ar"/>
               </w:rPr>
-              <w:t xml:space="preserve">Electronic </w:t>
-            </w:r>
-            <w:proofErr w:type="spellStart"/>
-            <w:r>
-              <w:rPr>
-                <w:rFonts w:ascii="SimSun" w:hAnsi="SimSun" w:cs="SimSun" w:hint="eastAsia"/>
-                <w:color w:val="000000"/>
-                <w:kern w:val="0"/>
-                <w:szCs w:val="21"/>
-                <w:lang w:bidi="ar"/>
-              </w:rPr>
-              <w:t>EXpansion</w:t>
-            </w:r>
-            <w:proofErr w:type="spellEnd"/>
-            <w:r>
-              <w:rPr>
-                <w:rFonts w:ascii="SimSun" w:hAnsi="SimSun" w:cs="SimSun" w:hint="eastAsia"/>
-                <w:color w:val="000000"/>
-                <w:kern w:val="0"/>
-                <w:szCs w:val="21"/>
-                <w:lang w:bidi="ar"/>
-              </w:rPr>
-              <w:t xml:space="preserve"> Valve</w:t>
+              <w:t>Electronic EXpansion Valve</w:t>
             </w:r>
           </w:p>
         </w:tc>
@@ -10613,29 +10533,7 @@
                 <w:szCs w:val="21"/>
                 <w:lang w:bidi="ar"/>
               </w:rPr>
-              <w:t xml:space="preserve">On Bord </w:t>
-            </w:r>
-            <w:proofErr w:type="gramStart"/>
-            <w:r>
-              <w:rPr>
-                <w:rFonts w:ascii="SimSun" w:hAnsi="SimSun" w:cs="SimSun" w:hint="eastAsia"/>
-                <w:color w:val="000000"/>
-                <w:kern w:val="0"/>
-                <w:szCs w:val="21"/>
-                <w:lang w:bidi="ar"/>
-              </w:rPr>
-              <w:t>Of</w:t>
-            </w:r>
-            <w:proofErr w:type="gramEnd"/>
-            <w:r>
-              <w:rPr>
-                <w:rFonts w:ascii="SimSun" w:hAnsi="SimSun" w:cs="SimSun" w:hint="eastAsia"/>
-                <w:color w:val="000000"/>
-                <w:kern w:val="0"/>
-                <w:szCs w:val="21"/>
-                <w:lang w:bidi="ar"/>
-              </w:rPr>
-              <w:t xml:space="preserve"> Charger</w:t>
+              <w:t>On Bord Of Charger</w:t>
             </w:r>
           </w:p>
         </w:tc>
@@ -11517,7 +11415,6 @@
                 <w:lang w:bidi="ar"/>
               </w:rPr>
             </w:pPr>
-            <w:proofErr w:type="gramStart"/>
             <w:r>
               <w:rPr>
                 <w:rFonts w:ascii="SimSun" w:hAnsi="SimSun" w:cs="SimSun" w:hint="eastAsia"/>
@@ -11526,18 +11423,7 @@
                 <w:szCs w:val="21"/>
                 <w:lang w:bidi="ar"/>
               </w:rPr>
-              <w:t>副驾开关</w:t>
-            </w:r>
-            <w:proofErr w:type="gramEnd"/>
-            <w:r>
-              <w:rPr>
-                <w:rFonts w:ascii="SimSun" w:hAnsi="SimSun" w:cs="SimSun" w:hint="eastAsia"/>
-                <w:color w:val="000000"/>
-                <w:kern w:val="0"/>
-                <w:szCs w:val="21"/>
-                <w:lang w:bidi="ar"/>
-              </w:rPr>
-              <w:t>模块</w:t>
+              <w:t>副驾开关模块</w:t>
             </w:r>
           </w:p>
         </w:tc>
@@ -11983,20 +11869,8 @@
                 <w:szCs w:val="21"/>
                 <w:lang w:bidi="ar"/>
               </w:rPr>
-              <w:t xml:space="preserve">Reversing Radar </w:t>
-            </w:r>
-            <w:proofErr w:type="spellStart"/>
-            <w:r>
-              <w:rPr>
-                <w:rFonts w:ascii="SimSun" w:hAnsi="SimSun" w:cs="SimSun" w:hint="eastAsia"/>
-                <w:color w:val="000000"/>
-                <w:kern w:val="0"/>
-                <w:szCs w:val="21"/>
-                <w:lang w:bidi="ar"/>
-              </w:rPr>
-              <w:t>SensorModule</w:t>
-            </w:r>
-            <w:proofErr w:type="spellEnd"/>
+              <w:t>Reversing Radar SensorModule</w:t>
+            </w:r>
           </w:p>
         </w:tc>
         <w:tc>
@@ -15005,7 +14879,6 @@
                 <w:lang w:bidi="ar"/>
               </w:rPr>
             </w:pPr>
-            <w:proofErr w:type="gramStart"/>
             <w:r>
               <w:rPr>
                 <w:rFonts w:ascii="SimSun" w:hAnsi="SimSun" w:cs="SimSun" w:hint="eastAsia"/>
@@ -15014,18 +14887,7 @@
                 <w:szCs w:val="21"/>
                 <w:lang w:bidi="ar"/>
               </w:rPr>
-              <w:t>左区域</w:t>
-            </w:r>
-            <w:proofErr w:type="gramEnd"/>
-            <w:r>
-              <w:rPr>
-                <w:rFonts w:ascii="SimSun" w:hAnsi="SimSun" w:cs="SimSun" w:hint="eastAsia"/>
-                <w:color w:val="000000"/>
-                <w:kern w:val="0"/>
-                <w:szCs w:val="21"/>
-                <w:lang w:bidi="ar"/>
-              </w:rPr>
-              <w:t>控制器</w:t>
+              <w:t>左区域控制器</w:t>
             </w:r>
           </w:p>
         </w:tc>
@@ -15182,7 +15044,6 @@
                 <w:lang w:bidi="ar"/>
               </w:rPr>
             </w:pPr>
-            <w:proofErr w:type="gramStart"/>
             <w:r>
               <w:rPr>
                 <w:rFonts w:ascii="SimSun" w:hAnsi="SimSun" w:cs="SimSun" w:hint="eastAsia"/>
@@ -15191,18 +15052,7 @@
                 <w:szCs w:val="21"/>
                 <w:lang w:bidi="ar"/>
               </w:rPr>
-              <w:t>右区域</w:t>
-            </w:r>
-            <w:proofErr w:type="gramEnd"/>
-            <w:r>
-              <w:rPr>
-                <w:rFonts w:ascii="SimSun" w:hAnsi="SimSun" w:cs="SimSun" w:hint="eastAsia"/>
-                <w:color w:val="000000"/>
-                <w:kern w:val="0"/>
-                <w:szCs w:val="21"/>
-                <w:lang w:bidi="ar"/>
-              </w:rPr>
-              <w:t>控制器</w:t>
+              <w:t>右区域控制器</w:t>
             </w:r>
           </w:p>
         </w:tc>
@@ -15231,35 +15081,7 @@
         <w:rPr>
           <w:rFonts w:ascii="Arial" w:eastAsiaTheme="minorEastAsia" w:hAnsi="Arial" w:cs="Arial" w:hint="eastAsia"/>
         </w:rPr>
-        <w:t>本功能设计规范用于指导上汽通用五菱汽车股份有限公司</w:t>
-      </w:r>
-      <w:proofErr w:type="gramStart"/>
-      <w:r>
-        <w:rPr>
-          <w:rFonts w:ascii="Arial" w:eastAsiaTheme="minorEastAsia" w:hAnsi="Arial" w:cs="Arial" w:hint="eastAsia"/>
-        </w:rPr>
-        <w:t>与采埃孚汽车</w:t>
-      </w:r>
-      <w:proofErr w:type="gramEnd"/>
-      <w:r>
-        <w:rPr>
-          <w:rFonts w:ascii="Arial" w:eastAsiaTheme="minorEastAsia" w:hAnsi="Arial" w:cs="Arial" w:hint="eastAsia"/>
-        </w:rPr>
-        <w:t>科技（上海）有限公司，开展</w:t>
-      </w:r>
-      <w:proofErr w:type="gramStart"/>
-      <w:r>
-        <w:rPr>
-          <w:rFonts w:ascii="Arial" w:eastAsiaTheme="minorEastAsia" w:hAnsi="Arial" w:cs="Arial" w:hint="eastAsia"/>
-        </w:rPr>
-        <w:t>关于智驱</w:t>
-      </w:r>
-      <w:proofErr w:type="gramEnd"/>
-      <w:r>
-        <w:rPr>
-          <w:rFonts w:ascii="Arial" w:eastAsiaTheme="minorEastAsia" w:hAnsi="Arial" w:cs="Arial" w:hint="eastAsia"/>
-        </w:rPr>
-        <w:t>一体化底盘协同控制项目中</w:t>
+        <w:t>本功能设计规范用于指导上汽通用五菱汽车股份有限公司与采埃孚汽车科技（上海）有限公司，开展关于智驱一体化底盘协同控制项目中</w:t>
       </w:r>
       <w:r>
         <w:rPr>
@@ -15467,21 +15289,7 @@
         <w:rPr>
           <w:rFonts w:ascii="Arial" w:eastAsiaTheme="minorEastAsia" w:hAnsi="Arial" w:cs="Arial" w:hint="eastAsia"/>
         </w:rPr>
-        <w:t>智驱一体化底盘协同控制项目</w:t>
-      </w:r>
-      <w:proofErr w:type="gramStart"/>
-      <w:r>
-        <w:rPr>
-          <w:rFonts w:ascii="Arial" w:eastAsiaTheme="minorEastAsia" w:hAnsi="Arial" w:cs="Arial" w:hint="eastAsia"/>
-        </w:rPr>
-        <w:t>组达成</w:t>
-      </w:r>
-      <w:proofErr w:type="gramEnd"/>
-      <w:r>
-        <w:rPr>
-          <w:rFonts w:ascii="Arial" w:eastAsiaTheme="minorEastAsia" w:hAnsi="Arial" w:cs="Arial" w:hint="eastAsia"/>
-        </w:rPr>
-        <w:t>共同意见下，该文档将不能被单方面进行修改。</w:t>
+        <w:t>智驱一体化底盘协同控制项目组达成共同意见下，该文档将不能被单方面进行修改。</w:t>
       </w:r>
     </w:p>
     <w:p>
@@ -15770,14 +15578,12 @@
           <w:rFonts w:ascii="Arial" w:eastAsiaTheme="minorEastAsia" w:hAnsi="Arial" w:cs="Arial"/>
         </w:rPr>
       </w:pPr>
-      <w:proofErr w:type="spellStart"/>
       <w:r>
         <w:rPr>
           <w:rFonts w:ascii="Arial" w:eastAsiaTheme="minorEastAsia" w:hAnsi="Arial" w:cs="Arial"/>
         </w:rPr>
         <w:t>yyyy</w:t>
       </w:r>
-      <w:proofErr w:type="spellEnd"/>
       <w:r>
         <w:rPr>
           <w:rFonts w:ascii="Arial" w:eastAsiaTheme="minorEastAsia" w:hAnsi="Arial" w:cs="Arial"/>
@@ -15920,6 +15726,7 @@
           <w:rFonts w:ascii="Arial" w:eastAsiaTheme="minorEastAsia" w:hAnsi="Arial" w:cs="Arial"/>
           <w:lang w:val="zh-CN"/>
         </w:rPr>
+        <w:lastRenderedPageBreak/>
         <w:t>例如：</w:t>
       </w:r>
     </w:p>
@@ -16298,51 +16105,7 @@
           <w:szCs w:val="21"/>
           <w:lang w:bidi="ar"/>
         </w:rPr>
-        <w:t>格式：</w:t>
-      </w:r>
-      <w:proofErr w:type="spellStart"/>
-      <w:r>
-        <w:rPr>
-          <w:rFonts w:asciiTheme="minorEastAsia" w:eastAsiaTheme="minorEastAsia" w:hAnsiTheme="minorEastAsia" w:cstheme="minorEastAsia" w:hint="eastAsia"/>
-          <w:color w:val="000000"/>
-          <w:kern w:val="0"/>
-          <w:szCs w:val="21"/>
-          <w:lang w:bidi="ar"/>
-        </w:rPr>
-        <w:t>SGMW_VMC_FS_Dn</w:t>
-      </w:r>
-      <w:proofErr w:type="spellEnd"/>
-      <w:r>
-        <w:rPr>
-          <w:rFonts w:asciiTheme="minorEastAsia" w:eastAsiaTheme="minorEastAsia" w:hAnsiTheme="minorEastAsia" w:cstheme="minorEastAsia" w:hint="eastAsia"/>
-          <w:color w:val="000000"/>
-          <w:kern w:val="0"/>
-          <w:szCs w:val="21"/>
-          <w:lang w:bidi="ar"/>
-        </w:rPr>
-        <w:t>-Sn-</w:t>
-      </w:r>
-      <w:proofErr w:type="spellStart"/>
-      <w:r>
-        <w:rPr>
-          <w:rFonts w:asciiTheme="minorEastAsia" w:eastAsiaTheme="minorEastAsia" w:hAnsiTheme="minorEastAsia" w:cstheme="minorEastAsia" w:hint="eastAsia"/>
-          <w:color w:val="000000"/>
-          <w:kern w:val="0"/>
-          <w:szCs w:val="21"/>
-          <w:lang w:bidi="ar"/>
-        </w:rPr>
-        <w:t>Fn_XXX_Vnn_yyyymmdd</w:t>
-      </w:r>
-      <w:proofErr w:type="spellEnd"/>
-      <w:r>
-        <w:rPr>
-          <w:rFonts w:asciiTheme="minorEastAsia" w:eastAsiaTheme="minorEastAsia" w:hAnsiTheme="minorEastAsia" w:cstheme="minorEastAsia" w:hint="eastAsia"/>
-          <w:color w:val="000000"/>
-          <w:kern w:val="0"/>
-          <w:szCs w:val="21"/>
-          <w:lang w:bidi="ar"/>
-        </w:rPr>
-        <w:t xml:space="preserve"> </w:t>
+        <w:t xml:space="preserve">格式：SGMW_VMC_FS_Dn-Sn-Fn_XXX_Vnn_yyyymmdd </w:t>
       </w:r>
     </w:p>
     <w:p>
@@ -16409,7 +16172,6 @@
           <w:szCs w:val="21"/>
         </w:rPr>
       </w:pPr>
-      <w:proofErr w:type="spellStart"/>
       <w:r>
         <w:rPr>
           <w:rFonts w:asciiTheme="minorEastAsia" w:eastAsiaTheme="minorEastAsia" w:hAnsiTheme="minorEastAsia" w:cstheme="minorEastAsia" w:hint="eastAsia"/>
@@ -16418,40 +16180,7 @@
           <w:szCs w:val="21"/>
           <w:lang w:bidi="ar"/>
         </w:rPr>
-        <w:t>Dn</w:t>
-      </w:r>
-      <w:proofErr w:type="spellEnd"/>
-      <w:r>
-        <w:rPr>
-          <w:rFonts w:asciiTheme="minorEastAsia" w:eastAsiaTheme="minorEastAsia" w:hAnsiTheme="minorEastAsia" w:cstheme="minorEastAsia" w:hint="eastAsia"/>
-          <w:color w:val="000000"/>
-          <w:kern w:val="0"/>
-          <w:szCs w:val="21"/>
-          <w:lang w:bidi="ar"/>
-        </w:rPr>
-        <w:t>-Sn-</w:t>
-      </w:r>
-      <w:proofErr w:type="spellStart"/>
-      <w:r>
-        <w:rPr>
-          <w:rFonts w:asciiTheme="minorEastAsia" w:eastAsiaTheme="minorEastAsia" w:hAnsiTheme="minorEastAsia" w:cstheme="minorEastAsia" w:hint="eastAsia"/>
-          <w:color w:val="000000"/>
-          <w:kern w:val="0"/>
-          <w:szCs w:val="21"/>
-          <w:lang w:bidi="ar"/>
-        </w:rPr>
-        <w:t>Fn</w:t>
-      </w:r>
-      <w:proofErr w:type="spellEnd"/>
-      <w:r>
-        <w:rPr>
-          <w:rFonts w:asciiTheme="minorEastAsia" w:eastAsiaTheme="minorEastAsia" w:hAnsiTheme="minorEastAsia" w:cstheme="minorEastAsia" w:hint="eastAsia"/>
-          <w:color w:val="000000"/>
-          <w:kern w:val="0"/>
-          <w:szCs w:val="21"/>
-          <w:lang w:bidi="ar"/>
-        </w:rPr>
-        <w:t xml:space="preserve">：功能 ID； </w:t>
+        <w:t xml:space="preserve">Dn-Sn-Fn：功能 ID； </w:t>
       </w:r>
     </w:p>
     <w:p>
@@ -16493,7 +16222,6 @@
           <w:szCs w:val="21"/>
         </w:rPr>
       </w:pPr>
-      <w:proofErr w:type="spellStart"/>
       <w:r>
         <w:rPr>
           <w:rFonts w:asciiTheme="minorEastAsia" w:eastAsiaTheme="minorEastAsia" w:hAnsiTheme="minorEastAsia" w:cstheme="minorEastAsia" w:hint="eastAsia"/>
@@ -16502,18 +16230,7 @@
           <w:szCs w:val="21"/>
           <w:lang w:bidi="ar"/>
         </w:rPr>
-        <w:t>Vnn</w:t>
-      </w:r>
-      <w:proofErr w:type="spellEnd"/>
-      <w:r>
-        <w:rPr>
-          <w:rFonts w:asciiTheme="minorEastAsia" w:eastAsiaTheme="minorEastAsia" w:hAnsiTheme="minorEastAsia" w:cstheme="minorEastAsia" w:hint="eastAsia"/>
-          <w:color w:val="000000"/>
-          <w:kern w:val="0"/>
-          <w:szCs w:val="21"/>
-          <w:lang w:bidi="ar"/>
-        </w:rPr>
-        <w:t xml:space="preserve">：文件版本； </w:t>
+        <w:t xml:space="preserve">Vnn：文件版本； </w:t>
       </w:r>
     </w:p>
     <w:p>
@@ -16530,7 +16247,6 @@
           <w:szCs w:val="21"/>
         </w:rPr>
       </w:pPr>
-      <w:proofErr w:type="spellStart"/>
       <w:r>
         <w:rPr>
           <w:rFonts w:asciiTheme="minorEastAsia" w:eastAsiaTheme="minorEastAsia" w:hAnsiTheme="minorEastAsia" w:cstheme="minorEastAsia" w:hint="eastAsia"/>
@@ -16539,18 +16255,7 @@
           <w:szCs w:val="21"/>
           <w:lang w:bidi="ar"/>
         </w:rPr>
-        <w:t>yyyymmdd</w:t>
-      </w:r>
-      <w:proofErr w:type="spellEnd"/>
-      <w:r>
-        <w:rPr>
-          <w:rFonts w:asciiTheme="minorEastAsia" w:eastAsiaTheme="minorEastAsia" w:hAnsiTheme="minorEastAsia" w:cstheme="minorEastAsia" w:hint="eastAsia"/>
-          <w:color w:val="000000"/>
-          <w:kern w:val="0"/>
-          <w:szCs w:val="21"/>
-          <w:lang w:bidi="ar"/>
-        </w:rPr>
-        <w:t>：文件形成日期。</w:t>
+        <w:t>yyyymmdd：文件形成日期。</w:t>
       </w:r>
     </w:p>
     <w:p>
@@ -16710,30 +16415,7 @@
           <w:rFonts w:cstheme="minorBidi" w:hint="eastAsia"/>
           <w:sz w:val="22"/>
         </w:rPr>
-        <w:t>电制动）</w:t>
-      </w:r>
-      <w:r>
-        <w:rPr>
-          <w:rFonts w:cstheme="minorBidi" w:hint="eastAsia"/>
-          <w:sz w:val="22"/>
-          <w:highlight w:val="yellow"/>
-        </w:rPr>
-        <w:t>和</w:t>
-      </w:r>
-      <w:r>
-        <w:rPr>
-          <w:rFonts w:cstheme="minorBidi" w:hint="eastAsia"/>
-          <w:sz w:val="22"/>
-          <w:highlight w:val="yellow"/>
-        </w:rPr>
-        <w:t>方向盘按键方式</w:t>
-      </w:r>
-      <w:r>
-        <w:rPr>
-          <w:rFonts w:cstheme="minorBidi" w:hint="eastAsia"/>
-          <w:sz w:val="22"/>
-        </w:rPr>
-        <w:t>，</w:t>
+        <w:t>电制动），</w:t>
       </w:r>
       <w:r>
         <w:rPr>
@@ -16958,6 +16640,7 @@
           <w:rFonts w:cstheme="minorBidi" w:hint="eastAsia"/>
           <w:sz w:val="22"/>
         </w:rPr>
+        <w:lastRenderedPageBreak/>
         <w:t>VMC</w:t>
       </w:r>
       <w:r>
@@ -17333,7 +17016,6 @@
         </w:rPr>
         <w:t>电制动</w:t>
       </w:r>
-      <w:proofErr w:type="gramStart"/>
       <w:r>
         <w:rPr>
           <w:rFonts w:cstheme="minorBidi" w:hint="eastAsia"/>
@@ -17348,7 +17030,6 @@
         </w:rPr>
         <w:t>值</w:t>
       </w:r>
-      <w:proofErr w:type="gramEnd"/>
       <w:r>
         <w:rPr>
           <w:rFonts w:cstheme="minorBidi" w:hint="eastAsia"/>
@@ -17887,23 +17568,7 @@
           <w:rFonts w:cstheme="minorBidi" w:hint="eastAsia"/>
           <w:sz w:val="22"/>
         </w:rPr>
-        <w:t>冰雪</w:t>
-      </w:r>
-      <w:proofErr w:type="gramStart"/>
-      <w:r>
-        <w:rPr>
-          <w:rFonts w:cstheme="minorBidi" w:hint="eastAsia"/>
-          <w:sz w:val="22"/>
-        </w:rPr>
-        <w:t>等低附路面</w:t>
-      </w:r>
-      <w:proofErr w:type="gramEnd"/>
-      <w:r>
-        <w:rPr>
-          <w:rFonts w:cstheme="minorBidi" w:hint="eastAsia"/>
-          <w:sz w:val="22"/>
-        </w:rPr>
-        <w:t>上，</w:t>
+        <w:t>冰雪等低附路面上，</w:t>
       </w:r>
       <w:r>
         <w:rPr>
@@ -18425,23 +18090,7 @@
           <w:rFonts w:cstheme="minorBidi" w:hint="eastAsia"/>
           <w:sz w:val="22"/>
         </w:rPr>
-        <w:t>功能</w:t>
-      </w:r>
-      <w:proofErr w:type="gramStart"/>
-      <w:r>
-        <w:rPr>
-          <w:rFonts w:cstheme="minorBidi" w:hint="eastAsia"/>
-          <w:sz w:val="22"/>
-        </w:rPr>
-        <w:t>灯保持</w:t>
-      </w:r>
-      <w:proofErr w:type="gramEnd"/>
-      <w:r>
-        <w:rPr>
-          <w:rFonts w:cstheme="minorBidi" w:hint="eastAsia"/>
-          <w:sz w:val="22"/>
-        </w:rPr>
-        <w:t>常亮，</w:t>
+        <w:t>功能灯保持常亮，</w:t>
       </w:r>
       <w:r>
         <w:rPr>
@@ -19627,6 +19276,7 @@
           <w:rFonts w:cstheme="minorBidi" w:hint="eastAsia"/>
           <w:sz w:val="22"/>
         </w:rPr>
+        <w:lastRenderedPageBreak/>
         <w:t>如果</w:t>
       </w:r>
       <w:r>
@@ -19816,23 +19466,7 @@
           <w:rFonts w:cstheme="minorBidi" w:hint="eastAsia"/>
           <w:sz w:val="22"/>
         </w:rPr>
-        <w:t>冰雪</w:t>
-      </w:r>
-      <w:proofErr w:type="gramStart"/>
-      <w:r>
-        <w:rPr>
-          <w:rFonts w:cstheme="minorBidi" w:hint="eastAsia"/>
-          <w:sz w:val="22"/>
-        </w:rPr>
-        <w:t>等低附路面</w:t>
-      </w:r>
-      <w:proofErr w:type="gramEnd"/>
-      <w:r>
-        <w:rPr>
-          <w:rFonts w:cstheme="minorBidi" w:hint="eastAsia"/>
-          <w:sz w:val="22"/>
-        </w:rPr>
-        <w:t>上，</w:t>
+        <w:t>冰雪等低附路面上，</w:t>
       </w:r>
       <w:r>
         <w:rPr>
@@ -20051,23 +19685,7 @@
           <w:rFonts w:cstheme="minorBidi" w:hint="eastAsia"/>
           <w:sz w:val="22"/>
         </w:rPr>
-        <w:t>功能</w:t>
-      </w:r>
-      <w:proofErr w:type="gramStart"/>
-      <w:r>
-        <w:rPr>
-          <w:rFonts w:cstheme="minorBidi" w:hint="eastAsia"/>
-          <w:sz w:val="22"/>
-        </w:rPr>
-        <w:t>灯保持</w:t>
-      </w:r>
-      <w:proofErr w:type="gramEnd"/>
-      <w:r>
-        <w:rPr>
-          <w:rFonts w:cstheme="minorBidi" w:hint="eastAsia"/>
-          <w:sz w:val="22"/>
-        </w:rPr>
-        <w:t>常亮，</w:t>
+        <w:t>功能灯保持常亮，</w:t>
       </w:r>
       <w:r>
         <w:rPr>
@@ -21270,6 +20888,7 @@
                 <w:sz w:val="16"/>
                 <w:szCs w:val="16"/>
               </w:rPr>
+              <w:lastRenderedPageBreak/>
               <w:t>HMI</w:t>
             </w:r>
           </w:p>
@@ -21339,7 +20958,6 @@
                 <w:szCs w:val="16"/>
               </w:rPr>
             </w:pPr>
-            <w:proofErr w:type="spellStart"/>
             <w:r>
               <w:rPr>
                 <w:rFonts w:ascii="Arial" w:eastAsiaTheme="minorEastAsia" w:hAnsi="Arial" w:cs="Arial" w:hint="eastAsia"/>
@@ -21356,7 +20974,6 @@
               </w:rPr>
               <w:t>Swt</w:t>
             </w:r>
-            <w:proofErr w:type="spellEnd"/>
           </w:p>
         </w:tc>
         <w:tc>
@@ -21619,7 +21236,6 @@
                 <w:szCs w:val="16"/>
               </w:rPr>
             </w:pPr>
-            <w:proofErr w:type="spellStart"/>
             <w:r>
               <w:rPr>
                 <w:rFonts w:ascii="Arial" w:eastAsiaTheme="minorEastAsia" w:hAnsi="Arial" w:cs="Arial" w:hint="eastAsia"/>
@@ -21636,7 +21252,6 @@
               </w:rPr>
               <w:t>_Status</w:t>
             </w:r>
-            <w:proofErr w:type="spellEnd"/>
           </w:p>
         </w:tc>
         <w:tc>
@@ -22047,7 +21662,6 @@
                 <w:szCs w:val="16"/>
               </w:rPr>
             </w:pPr>
-            <w:proofErr w:type="spellStart"/>
             <w:r>
               <w:rPr>
                 <w:rFonts w:ascii="Arial" w:eastAsiaTheme="minorEastAsia" w:hAnsi="Arial" w:cs="Arial" w:hint="eastAsia"/>
@@ -22056,7 +21670,6 @@
               </w:rPr>
               <w:t>HDCFault</w:t>
             </w:r>
-            <w:proofErr w:type="spellEnd"/>
           </w:p>
         </w:tc>
         <w:tc>
@@ -22335,7 +21948,6 @@
                 <w:szCs w:val="16"/>
               </w:rPr>
             </w:pPr>
-            <w:proofErr w:type="spellStart"/>
             <w:r>
               <w:rPr>
                 <w:rFonts w:ascii="Arial" w:eastAsiaTheme="minorEastAsia" w:hAnsi="Arial" w:cs="Arial" w:hint="eastAsia"/>
@@ -22360,7 +21972,6 @@
               </w:rPr>
               <w:t>Req</w:t>
             </w:r>
-            <w:proofErr w:type="spellEnd"/>
           </w:p>
         </w:tc>
         <w:tc>
@@ -22616,7 +22227,6 @@
                 <w:szCs w:val="16"/>
               </w:rPr>
             </w:pPr>
-            <w:proofErr w:type="spellStart"/>
             <w:r>
               <w:rPr>
                 <w:rFonts w:ascii="Arial" w:eastAsiaTheme="minorEastAsia" w:hAnsi="Arial" w:cs="Arial" w:hint="eastAsia"/>
@@ -22625,7 +22235,6 @@
               </w:rPr>
               <w:t>HDCTgtVel</w:t>
             </w:r>
-            <w:proofErr w:type="spellEnd"/>
           </w:p>
         </w:tc>
         <w:tc>
@@ -22870,7 +22479,6 @@
                 <w:szCs w:val="16"/>
               </w:rPr>
             </w:pPr>
-            <w:proofErr w:type="spellStart"/>
             <w:r>
               <w:rPr>
                 <w:rFonts w:ascii="Arial" w:eastAsiaTheme="minorEastAsia" w:hAnsi="Arial" w:cs="Arial"/>
@@ -22879,7 +22487,6 @@
               </w:rPr>
               <w:t>VehActGrStsESC_FD</w:t>
             </w:r>
-            <w:proofErr w:type="spellEnd"/>
           </w:p>
         </w:tc>
         <w:tc>
@@ -23364,7 +22971,6 @@
                 <w:szCs w:val="16"/>
               </w:rPr>
             </w:pPr>
-            <w:proofErr w:type="spellStart"/>
             <w:r>
               <w:rPr>
                 <w:rFonts w:hint="eastAsia"/>
@@ -23373,7 +22979,6 @@
               </w:rPr>
               <w:t>BrakeDiskOverHeat</w:t>
             </w:r>
-            <w:proofErr w:type="spellEnd"/>
           </w:p>
         </w:tc>
         <w:tc>
@@ -23625,7 +23230,6 @@
                 <w:szCs w:val="16"/>
               </w:rPr>
             </w:pPr>
-            <w:proofErr w:type="spellStart"/>
             <w:r>
               <w:rPr>
                 <w:rFonts w:ascii="Arial" w:eastAsiaTheme="minorEastAsia" w:hAnsi="Arial" w:cs="Arial"/>
@@ -23634,7 +23238,6 @@
               </w:rPr>
               <w:t>ADASLongAcc</w:t>
             </w:r>
-            <w:proofErr w:type="spellEnd"/>
           </w:p>
         </w:tc>
         <w:tc>
@@ -23771,6 +23374,7 @@
                 <w:sz w:val="16"/>
                 <w:szCs w:val="16"/>
               </w:rPr>
+              <w:lastRenderedPageBreak/>
               <w:t>IMU</w:t>
             </w:r>
           </w:p>
@@ -23840,7 +23444,6 @@
                 <w:szCs w:val="16"/>
               </w:rPr>
             </w:pPr>
-            <w:proofErr w:type="spellStart"/>
             <w:r>
               <w:rPr>
                 <w:rFonts w:ascii="Arial" w:eastAsiaTheme="minorEastAsia" w:hAnsi="Arial" w:cs="Arial"/>
@@ -23849,7 +23452,6 @@
               </w:rPr>
               <w:t>ADASLongAccV</w:t>
             </w:r>
-            <w:proofErr w:type="spellEnd"/>
           </w:p>
         </w:tc>
         <w:tc>
@@ -24086,7 +23688,6 @@
                 <w:szCs w:val="16"/>
               </w:rPr>
             </w:pPr>
-            <w:proofErr w:type="spellStart"/>
             <w:r>
               <w:rPr>
                 <w:sz w:val="16"/>
@@ -24094,7 +23695,6 @@
               </w:rPr>
               <w:t>ADASLatAccel</w:t>
             </w:r>
-            <w:proofErr w:type="spellEnd"/>
           </w:p>
         </w:tc>
         <w:tc>
@@ -24312,7 +23912,6 @@
                 <w:szCs w:val="16"/>
               </w:rPr>
             </w:pPr>
-            <w:proofErr w:type="spellStart"/>
             <w:r>
               <w:rPr>
                 <w:sz w:val="16"/>
@@ -24320,7 +23919,6 @@
               </w:rPr>
               <w:t>ADASLatAccelV</w:t>
             </w:r>
-            <w:proofErr w:type="spellEnd"/>
           </w:p>
         </w:tc>
         <w:tc>
@@ -24893,7 +24491,6 @@
                 <w:szCs w:val="16"/>
               </w:rPr>
             </w:pPr>
-            <w:proofErr w:type="spellStart"/>
             <w:r>
               <w:rPr>
                 <w:rFonts w:ascii="Arial" w:eastAsiaTheme="minorEastAsia" w:hAnsi="Arial" w:cs="Arial"/>
@@ -24902,7 +24499,6 @@
               </w:rPr>
               <w:t>ESPMCBrPressure_FD</w:t>
             </w:r>
-            <w:proofErr w:type="spellEnd"/>
           </w:p>
         </w:tc>
         <w:tc>
@@ -25110,7 +24706,6 @@
                 <w:szCs w:val="16"/>
               </w:rPr>
             </w:pPr>
-            <w:proofErr w:type="spellStart"/>
             <w:r>
               <w:rPr>
                 <w:rFonts w:ascii="Arial" w:eastAsiaTheme="minorEastAsia" w:hAnsi="Arial" w:cs="Arial"/>
@@ -25119,7 +24714,6 @@
               </w:rPr>
               <w:t>ESPMCBrPressureV_FD</w:t>
             </w:r>
-            <w:proofErr w:type="spellEnd"/>
           </w:p>
         </w:tc>
         <w:tc>
@@ -25370,7 +24964,6 @@
                 <w:szCs w:val="16"/>
               </w:rPr>
             </w:pPr>
-            <w:proofErr w:type="spellStart"/>
             <w:r>
               <w:rPr>
                 <w:rFonts w:ascii="Arial" w:eastAsiaTheme="minorEastAsia" w:hAnsi="Arial" w:cs="Arial"/>
@@ -25379,7 +24972,6 @@
               </w:rPr>
               <w:t>LtFntWhlGrndVlcty</w:t>
             </w:r>
-            <w:proofErr w:type="spellEnd"/>
           </w:p>
           <w:p>
             <w:pPr>
@@ -25391,7 +24983,6 @@
                 <w:szCs w:val="16"/>
               </w:rPr>
             </w:pPr>
-            <w:proofErr w:type="spellStart"/>
             <w:r>
               <w:rPr>
                 <w:rFonts w:ascii="Arial" w:eastAsiaTheme="minorEastAsia" w:hAnsi="Arial" w:cs="Arial"/>
@@ -25400,7 +24991,6 @@
               </w:rPr>
               <w:t>RtFntWhlGrndVlcty</w:t>
             </w:r>
-            <w:proofErr w:type="spellEnd"/>
           </w:p>
           <w:p>
             <w:pPr>
@@ -25412,7 +25002,6 @@
                 <w:szCs w:val="16"/>
               </w:rPr>
             </w:pPr>
-            <w:proofErr w:type="spellStart"/>
             <w:r>
               <w:rPr>
                 <w:rFonts w:ascii="Arial" w:eastAsiaTheme="minorEastAsia" w:hAnsi="Arial" w:cs="Arial"/>
@@ -25421,7 +25010,6 @@
               </w:rPr>
               <w:t>LtRrWhlGrndVlcty</w:t>
             </w:r>
-            <w:proofErr w:type="spellEnd"/>
           </w:p>
           <w:p>
             <w:pPr>
@@ -25433,7 +25021,6 @@
                 <w:szCs w:val="16"/>
               </w:rPr>
             </w:pPr>
-            <w:proofErr w:type="spellStart"/>
             <w:r>
               <w:rPr>
                 <w:rFonts w:ascii="Arial" w:eastAsiaTheme="minorEastAsia" w:hAnsi="Arial" w:cs="Arial"/>
@@ -25442,7 +25029,6 @@
               </w:rPr>
               <w:t>RtRrWhlGrndVlcty</w:t>
             </w:r>
-            <w:proofErr w:type="spellEnd"/>
           </w:p>
         </w:tc>
         <w:tc>
@@ -25688,23 +25274,13 @@
                 <w:szCs w:val="16"/>
               </w:rPr>
             </w:pPr>
-            <w:proofErr w:type="spellStart"/>
             <w:r>
               <w:rPr>
                 <w:rFonts w:ascii="Arial" w:eastAsiaTheme="minorEastAsia" w:hAnsi="Arial" w:cs="Arial"/>
                 <w:sz w:val="16"/>
                 <w:szCs w:val="16"/>
               </w:rPr>
-              <w:t>WhlActBrkTq_FL</w:t>
-            </w:r>
-            <w:proofErr w:type="spellEnd"/>
-            <w:r>
-              <w:rPr>
-                <w:rFonts w:ascii="Arial" w:eastAsiaTheme="minorEastAsia" w:hAnsi="Arial" w:cs="Arial"/>
-                <w:sz w:val="16"/>
-                <w:szCs w:val="16"/>
-              </w:rPr>
-              <w:t>/FR/RL/RR</w:t>
+              <w:t>WhlActBrkTq_FL/FR/RL/RR</w:t>
             </w:r>
           </w:p>
         </w:tc>
@@ -25922,7 +25498,6 @@
                 <w:szCs w:val="16"/>
               </w:rPr>
             </w:pPr>
-            <w:proofErr w:type="spellStart"/>
             <w:r>
               <w:rPr>
                 <w:rFonts w:ascii="Arial" w:eastAsiaTheme="minorEastAsia" w:hAnsi="Arial" w:cs="Arial"/>
@@ -25931,7 +25506,6 @@
               </w:rPr>
               <w:t>OverlayBrkActrRqstSts</w:t>
             </w:r>
-            <w:proofErr w:type="spellEnd"/>
           </w:p>
         </w:tc>
         <w:tc>
@@ -26050,37 +25624,17 @@
                 <w:sz w:val="16"/>
                 <w:szCs w:val="16"/>
               </w:rPr>
-              <w:t>$0=</w:t>
-            </w:r>
-            <w:proofErr w:type="spellStart"/>
+              <w:t>$0=Not_Controllable</w:t>
+            </w:r>
             <w:r>
               <w:rPr>
                 <w:rFonts w:hint="eastAsia"/>
                 <w:sz w:val="16"/>
                 <w:szCs w:val="16"/>
               </w:rPr>
-              <w:t>Not_Controllable</w:t>
-            </w:r>
-            <w:proofErr w:type="spellEnd"/>
-            <w:r>
-              <w:rPr>
-                <w:rFonts w:hint="eastAsia"/>
-                <w:sz w:val="16"/>
-                <w:szCs w:val="16"/>
-              </w:rPr>
               <w:br/>
-              <w:t>$1=</w:t>
-            </w:r>
-            <w:proofErr w:type="spellStart"/>
-            <w:r>
-              <w:rPr>
-                <w:rFonts w:hint="eastAsia"/>
-                <w:sz w:val="16"/>
-                <w:szCs w:val="16"/>
-              </w:rPr>
-              <w:t>Ready_for_Control</w:t>
-            </w:r>
-            <w:proofErr w:type="spellEnd"/>
+              <w:t>$1=Ready_for_Control</w:t>
+            </w:r>
             <w:r>
               <w:rPr>
                 <w:rFonts w:hint="eastAsia"/>
@@ -26204,7 +25758,6 @@
                 <w:szCs w:val="16"/>
               </w:rPr>
             </w:pPr>
-            <w:proofErr w:type="spellStart"/>
             <w:r>
               <w:rPr>
                 <w:sz w:val="16"/>
@@ -26212,7 +25765,6 @@
               </w:rPr>
               <w:t>BrkDltTrqCtrlAtvRqstFlg</w:t>
             </w:r>
-            <w:proofErr w:type="spellEnd"/>
           </w:p>
         </w:tc>
         <w:tc>
@@ -26338,37 +25890,17 @@
                 <w:sz w:val="16"/>
                 <w:szCs w:val="16"/>
               </w:rPr>
-              <w:t>$0=</w:t>
-            </w:r>
-            <w:proofErr w:type="spellStart"/>
+              <w:t>$0=NoRequest</w:t>
+            </w:r>
             <w:r>
               <w:rPr>
                 <w:rFonts w:hint="eastAsia"/>
                 <w:sz w:val="16"/>
                 <w:szCs w:val="16"/>
               </w:rPr>
-              <w:t>NoRequest</w:t>
-            </w:r>
-            <w:proofErr w:type="spellEnd"/>
-            <w:r>
-              <w:rPr>
-                <w:rFonts w:hint="eastAsia"/>
-                <w:sz w:val="16"/>
-                <w:szCs w:val="16"/>
-              </w:rPr>
               <w:br/>
-              <w:t>$1=</w:t>
-            </w:r>
-            <w:proofErr w:type="spellStart"/>
-            <w:r>
-              <w:rPr>
-                <w:rFonts w:hint="eastAsia"/>
-                <w:sz w:val="16"/>
-                <w:szCs w:val="16"/>
-              </w:rPr>
-              <w:t>Requst</w:t>
-            </w:r>
-            <w:proofErr w:type="spellEnd"/>
+              <w:t>$1=Requst</w:t>
+            </w:r>
           </w:p>
         </w:tc>
       </w:tr>
@@ -26467,70 +25999,14 @@
                 <w:szCs w:val="16"/>
               </w:rPr>
             </w:pPr>
-            <w:proofErr w:type="spellStart"/>
             <w:r>
               <w:rPr>
                 <w:rFonts w:hint="eastAsia"/>
                 <w:sz w:val="16"/>
                 <w:szCs w:val="16"/>
               </w:rPr>
-              <w:t>TarBrkTqFrntLe</w:t>
-            </w:r>
-            <w:proofErr w:type="spellEnd"/>
-            <w:r>
-              <w:rPr>
-                <w:rFonts w:hint="eastAsia"/>
-                <w:sz w:val="16"/>
-                <w:szCs w:val="16"/>
-              </w:rPr>
-              <w:t xml:space="preserve"> / </w:t>
-            </w:r>
-            <w:proofErr w:type="spellStart"/>
-            <w:r>
-              <w:rPr>
-                <w:rFonts w:hint="eastAsia"/>
-                <w:sz w:val="16"/>
-                <w:szCs w:val="16"/>
-              </w:rPr>
-              <w:t>TarBrkTqFrntRi</w:t>
-            </w:r>
-            <w:proofErr w:type="spellEnd"/>
-            <w:r>
-              <w:rPr>
-                <w:rFonts w:hint="eastAsia"/>
-                <w:sz w:val="16"/>
-                <w:szCs w:val="16"/>
-              </w:rPr>
-              <w:t xml:space="preserve"> / </w:t>
-            </w:r>
-            <w:proofErr w:type="spellStart"/>
-            <w:r>
-              <w:rPr>
-                <w:rFonts w:hint="eastAsia"/>
-                <w:sz w:val="16"/>
-                <w:szCs w:val="16"/>
-              </w:rPr>
-              <w:t>TarBrkTqReLe</w:t>
-            </w:r>
-            <w:proofErr w:type="spellEnd"/>
-            <w:r>
-              <w:rPr>
-                <w:rFonts w:hint="eastAsia"/>
-                <w:sz w:val="16"/>
-                <w:szCs w:val="16"/>
-              </w:rPr>
-              <w:t xml:space="preserve"> / </w:t>
-            </w:r>
-            <w:proofErr w:type="spellStart"/>
-            <w:r>
-              <w:rPr>
-                <w:rFonts w:hint="eastAsia"/>
-                <w:sz w:val="16"/>
-                <w:szCs w:val="16"/>
-              </w:rPr>
-              <w:t>TarBrkTqReRi</w:t>
-            </w:r>
-            <w:proofErr w:type="spellEnd"/>
+              <w:t>TarBrkTqFrntLe / TarBrkTqFrntRi / TarBrkTqReLe / TarBrkTqReRi</w:t>
+            </w:r>
           </w:p>
         </w:tc>
         <w:tc>
@@ -26752,7 +26228,6 @@
                 <w:szCs w:val="16"/>
               </w:rPr>
             </w:pPr>
-            <w:proofErr w:type="spellStart"/>
             <w:r>
               <w:rPr>
                 <w:sz w:val="16"/>
@@ -26760,7 +26235,6 @@
               </w:rPr>
               <w:t>TarSlipRatlimit_FL</w:t>
             </w:r>
-            <w:proofErr w:type="spellEnd"/>
           </w:p>
           <w:p>
             <w:pPr>
@@ -26771,7 +26245,6 @@
                 <w:szCs w:val="16"/>
               </w:rPr>
             </w:pPr>
-            <w:proofErr w:type="spellStart"/>
             <w:r>
               <w:rPr>
                 <w:sz w:val="16"/>
@@ -26779,7 +26252,6 @@
               </w:rPr>
               <w:t>TarSlipRatLimit_FR</w:t>
             </w:r>
-            <w:proofErr w:type="spellEnd"/>
           </w:p>
           <w:p>
             <w:pPr>
@@ -26790,7 +26262,6 @@
                 <w:szCs w:val="16"/>
               </w:rPr>
             </w:pPr>
-            <w:proofErr w:type="spellStart"/>
             <w:r>
               <w:rPr>
                 <w:sz w:val="16"/>
@@ -26798,7 +26269,6 @@
               </w:rPr>
               <w:t>TarSlipRatLimit_RL</w:t>
             </w:r>
-            <w:proofErr w:type="spellEnd"/>
           </w:p>
           <w:p>
             <w:pPr>
@@ -26809,7 +26279,6 @@
                 <w:szCs w:val="16"/>
               </w:rPr>
             </w:pPr>
-            <w:proofErr w:type="spellStart"/>
             <w:r>
               <w:rPr>
                 <w:sz w:val="16"/>
@@ -26817,7 +26286,6 @@
               </w:rPr>
               <w:t>TarSlipRatLimit_RR</w:t>
             </w:r>
-            <w:proofErr w:type="spellEnd"/>
           </w:p>
         </w:tc>
         <w:tc>
@@ -27027,7 +26495,6 @@
                 <w:szCs w:val="16"/>
               </w:rPr>
             </w:pPr>
-            <w:proofErr w:type="spellStart"/>
             <w:r>
               <w:rPr>
                 <w:sz w:val="16"/>
@@ -27035,7 +26502,6 @@
               </w:rPr>
               <w:t>ABSAtv_FD</w:t>
             </w:r>
-            <w:proofErr w:type="spellEnd"/>
           </w:p>
         </w:tc>
         <w:tc>
@@ -27247,7 +26713,16 @@
                 <w:sz w:val="16"/>
                 <w:szCs w:val="16"/>
               </w:rPr>
-              <w:t>VMCU</w:t>
+              <w:t>VMC</w:t>
+            </w:r>
+            <w:r>
+              <w:rPr>
+                <w:rFonts w:hint="eastAsia"/>
+                <w:sz w:val="16"/>
+                <w:szCs w:val="16"/>
+              </w:rPr>
+              <w:lastRenderedPageBreak/>
+              <w:t>U</w:t>
             </w:r>
           </w:p>
         </w:tc>
@@ -27289,7 +26764,6 @@
                 <w:szCs w:val="16"/>
               </w:rPr>
             </w:pPr>
-            <w:proofErr w:type="spellStart"/>
             <w:r>
               <w:rPr>
                 <w:sz w:val="16"/>
@@ -27305,7 +26779,6 @@
               </w:rPr>
               <w:t>_FD</w:t>
             </w:r>
-            <w:proofErr w:type="spellEnd"/>
           </w:p>
         </w:tc>
         <w:tc>
@@ -27332,7 +26805,16 @@
                 <w:sz w:val="16"/>
                 <w:szCs w:val="16"/>
               </w:rPr>
-              <w:t>电子稳定控制系统工作状态</w:t>
+              <w:t>电子稳定控制系统工</w:t>
+            </w:r>
+            <w:r>
+              <w:rPr>
+                <w:rFonts w:hint="eastAsia"/>
+                <w:sz w:val="16"/>
+                <w:szCs w:val="16"/>
+              </w:rPr>
+              <w:lastRenderedPageBreak/>
+              <w:t>作状态</w:t>
             </w:r>
           </w:p>
         </w:tc>
@@ -27451,6 +26933,7 @@
                 <w:sz w:val="16"/>
                 <w:szCs w:val="16"/>
               </w:rPr>
+              <w:lastRenderedPageBreak/>
               <w:t>$1=True</w:t>
             </w:r>
             <w:r>
@@ -27489,6 +26972,7 @@
                 <w:sz w:val="16"/>
                 <w:szCs w:val="16"/>
               </w:rPr>
+              <w:lastRenderedPageBreak/>
               <w:t>制动</w:t>
             </w:r>
           </w:p>
@@ -27559,7 +27043,6 @@
                 <w:szCs w:val="16"/>
               </w:rPr>
             </w:pPr>
-            <w:proofErr w:type="spellStart"/>
             <w:r>
               <w:rPr>
                 <w:sz w:val="16"/>
@@ -27567,7 +27050,6 @@
               </w:rPr>
               <w:t>VSEArmAtv</w:t>
             </w:r>
-            <w:proofErr w:type="spellEnd"/>
           </w:p>
         </w:tc>
         <w:tc>
@@ -27837,7 +27319,6 @@
                 <w:szCs w:val="16"/>
               </w:rPr>
             </w:pPr>
-            <w:proofErr w:type="spellStart"/>
             <w:r>
               <w:rPr>
                 <w:sz w:val="16"/>
@@ -27845,7 +27326,6 @@
               </w:rPr>
               <w:t>TCSysAtv_FD</w:t>
             </w:r>
-            <w:proofErr w:type="spellEnd"/>
           </w:p>
         </w:tc>
         <w:tc>
@@ -28104,7 +27584,6 @@
                 <w:highlight w:val="yellow"/>
               </w:rPr>
             </w:pPr>
-            <w:proofErr w:type="spellStart"/>
             <w:r>
               <w:rPr>
                 <w:rFonts w:ascii="Arial" w:eastAsiaTheme="minorEastAsia" w:hAnsi="Arial" w:cs="Arial"/>
@@ -28113,7 +27592,6 @@
               </w:rPr>
               <w:t>AccActPos_FD</w:t>
             </w:r>
-            <w:proofErr w:type="spellEnd"/>
           </w:p>
         </w:tc>
         <w:tc>
@@ -28345,7 +27823,6 @@
                 <w:highlight w:val="yellow"/>
               </w:rPr>
             </w:pPr>
-            <w:proofErr w:type="spellStart"/>
             <w:r>
               <w:rPr>
                 <w:rFonts w:ascii="Arial" w:eastAsiaTheme="minorEastAsia" w:hAnsi="Arial" w:cs="Arial"/>
@@ -28354,7 +27831,6 @@
               </w:rPr>
               <w:t>AccActPosV_FD</w:t>
             </w:r>
-            <w:proofErr w:type="spellEnd"/>
           </w:p>
         </w:tc>
         <w:tc>
@@ -28615,7 +28091,6 @@
                 <w:szCs w:val="16"/>
               </w:rPr>
             </w:pPr>
-            <w:proofErr w:type="spellStart"/>
             <w:r>
               <w:rPr>
                 <w:rFonts w:ascii="Arial" w:eastAsiaTheme="minorEastAsia" w:hAnsi="Arial" w:cs="Arial"/>
@@ -28624,7 +28099,6 @@
               </w:rPr>
               <w:t>DrvActrStsFb</w:t>
             </w:r>
-            <w:proofErr w:type="spellEnd"/>
           </w:p>
         </w:tc>
         <w:tc>
@@ -28749,18 +28223,8 @@
                 <w:sz w:val="16"/>
                 <w:szCs w:val="16"/>
               </w:rPr>
-              <w:t xml:space="preserve">$0 = </w:t>
-            </w:r>
-            <w:proofErr w:type="spellStart"/>
-            <w:r>
-              <w:rPr>
-                <w:rFonts w:ascii="Microsoft YaHei" w:eastAsia="Microsoft YaHei" w:hAnsi="Microsoft YaHei"/>
-                <w:sz w:val="16"/>
-                <w:szCs w:val="16"/>
-              </w:rPr>
-              <w:t>Not_Controllable</w:t>
-            </w:r>
-            <w:proofErr w:type="spellEnd"/>
+              <w:t>$0 = Not_Controllable</w:t>
+            </w:r>
           </w:p>
           <w:p>
             <w:pPr>
@@ -28778,18 +28242,8 @@
                 <w:sz w:val="16"/>
                 <w:szCs w:val="16"/>
               </w:rPr>
-              <w:t xml:space="preserve">$1 = </w:t>
-            </w:r>
-            <w:proofErr w:type="spellStart"/>
-            <w:r>
-              <w:rPr>
-                <w:rFonts w:ascii="Microsoft YaHei" w:eastAsia="Microsoft YaHei" w:hAnsi="Microsoft YaHei"/>
-                <w:sz w:val="16"/>
-                <w:szCs w:val="16"/>
-              </w:rPr>
-              <w:t>Ready_for_Control</w:t>
-            </w:r>
-            <w:proofErr w:type="spellEnd"/>
+              <w:t>$1 = Ready_for_Control</w:t>
+            </w:r>
           </w:p>
           <w:p>
             <w:pPr>
@@ -28943,7 +28397,6 @@
                 <w:szCs w:val="16"/>
               </w:rPr>
             </w:pPr>
-            <w:proofErr w:type="spellStart"/>
             <w:r>
               <w:rPr>
                 <w:rFonts w:ascii="Arial" w:eastAsiaTheme="minorEastAsia" w:hAnsi="Arial" w:cs="Arial"/>
@@ -28952,7 +28405,6 @@
               </w:rPr>
               <w:t>VmcDrvTrqCtrlActRqst</w:t>
             </w:r>
-            <w:proofErr w:type="spellEnd"/>
           </w:p>
         </w:tc>
         <w:tc>
@@ -29185,7 +28637,6 @@
                 <w:szCs w:val="16"/>
               </w:rPr>
             </w:pPr>
-            <w:proofErr w:type="spellStart"/>
             <w:r>
               <w:rPr>
                 <w:rFonts w:ascii="Arial" w:eastAsiaTheme="minorEastAsia" w:hAnsi="Arial" w:cs="Arial"/>
@@ -29194,7 +28645,6 @@
               </w:rPr>
               <w:t>TotTarRegTrqCotrlRqst</w:t>
             </w:r>
-            <w:proofErr w:type="spellEnd"/>
           </w:p>
         </w:tc>
         <w:tc>
@@ -29428,34 +28878,14 @@
                 <w:szCs w:val="16"/>
               </w:rPr>
             </w:pPr>
-            <w:proofErr w:type="spellStart"/>
             <w:r>
               <w:rPr>
                 <w:rFonts w:ascii="Arial" w:eastAsiaTheme="minorEastAsia" w:hAnsi="Arial" w:cs="Arial"/>
                 <w:sz w:val="16"/>
                 <w:szCs w:val="16"/>
               </w:rPr>
-              <w:t>TarRegTrqFront</w:t>
-            </w:r>
-            <w:proofErr w:type="spellEnd"/>
-            <w:r>
-              <w:rPr>
-                <w:rFonts w:ascii="Arial" w:eastAsiaTheme="minorEastAsia" w:hAnsi="Arial" w:cs="Arial"/>
-                <w:sz w:val="16"/>
-                <w:szCs w:val="16"/>
-              </w:rPr>
-              <w:t xml:space="preserve">/ </w:t>
-            </w:r>
-            <w:proofErr w:type="spellStart"/>
-            <w:r>
-              <w:rPr>
-                <w:rFonts w:ascii="Arial" w:eastAsiaTheme="minorEastAsia" w:hAnsi="Arial" w:cs="Arial"/>
-                <w:sz w:val="16"/>
-                <w:szCs w:val="16"/>
-              </w:rPr>
-              <w:t>TarRegTrqRear</w:t>
-            </w:r>
-            <w:proofErr w:type="spellEnd"/>
+              <w:t>TarRegTrqFront/ TarRegTrqRear</w:t>
+            </w:r>
           </w:p>
         </w:tc>
         <w:tc>
@@ -30391,23 +29821,13 @@
                 <w:sz w:val="22"/>
               </w:rPr>
             </w:pPr>
-            <w:proofErr w:type="gramStart"/>
             <w:r>
               <w:rPr>
                 <w:rFonts w:ascii="Arial" w:eastAsiaTheme="minorEastAsia" w:hAnsi="Arial" w:cs="Arial" w:hint="eastAsia"/>
                 <w:color w:val="000000"/>
                 <w:sz w:val="22"/>
               </w:rPr>
-              <w:t>不</w:t>
-            </w:r>
-            <w:proofErr w:type="gramEnd"/>
-            <w:r>
-              <w:rPr>
-                <w:rFonts w:ascii="Arial" w:eastAsiaTheme="minorEastAsia" w:hAnsi="Arial" w:cs="Arial" w:hint="eastAsia"/>
-                <w:color w:val="000000"/>
-                <w:sz w:val="22"/>
-              </w:rPr>
-              <w:t>控</w:t>
+              <w:t>不控</w:t>
             </w:r>
           </w:p>
         </w:tc>
@@ -30545,23 +29965,13 @@
                 <w:sz w:val="22"/>
               </w:rPr>
             </w:pPr>
-            <w:proofErr w:type="gramStart"/>
             <w:r>
               <w:rPr>
                 <w:rFonts w:ascii="Arial" w:eastAsiaTheme="minorEastAsia" w:hAnsi="Arial" w:cs="Arial" w:hint="eastAsia"/>
                 <w:color w:val="000000"/>
                 <w:sz w:val="22"/>
               </w:rPr>
-              <w:t>不</w:t>
-            </w:r>
-            <w:proofErr w:type="gramEnd"/>
-            <w:r>
-              <w:rPr>
-                <w:rFonts w:ascii="Arial" w:eastAsiaTheme="minorEastAsia" w:hAnsi="Arial" w:cs="Arial" w:hint="eastAsia"/>
-                <w:color w:val="000000"/>
-                <w:sz w:val="22"/>
-              </w:rPr>
-              <w:t>控</w:t>
+              <w:t>不控</w:t>
             </w:r>
           </w:p>
         </w:tc>
@@ -30700,23 +30110,13 @@
                 <w:sz w:val="22"/>
               </w:rPr>
             </w:pPr>
-            <w:proofErr w:type="gramStart"/>
             <w:r>
               <w:rPr>
                 <w:rFonts w:ascii="Arial" w:eastAsiaTheme="minorEastAsia" w:hAnsi="Arial" w:cs="Arial" w:hint="eastAsia"/>
                 <w:color w:val="000000"/>
                 <w:sz w:val="22"/>
               </w:rPr>
-              <w:t>不</w:t>
-            </w:r>
-            <w:proofErr w:type="gramEnd"/>
-            <w:r>
-              <w:rPr>
-                <w:rFonts w:ascii="Arial" w:eastAsiaTheme="minorEastAsia" w:hAnsi="Arial" w:cs="Arial" w:hint="eastAsia"/>
-                <w:color w:val="000000"/>
-                <w:sz w:val="22"/>
-              </w:rPr>
-              <w:t>控</w:t>
+              <w:t>不控</w:t>
             </w:r>
           </w:p>
         </w:tc>
@@ -31081,6 +30481,7 @@
                 <w:color w:val="0000FF"/>
                 <w:sz w:val="22"/>
               </w:rPr>
+              <w:lastRenderedPageBreak/>
               <w:t>8</w:t>
             </w:r>
           </w:p>
@@ -31134,7 +30535,6 @@
                 <w:sz w:val="22"/>
               </w:rPr>
             </w:pPr>
-            <w:proofErr w:type="spellStart"/>
             <w:r>
               <w:rPr>
                 <w:rFonts w:ascii="Arial" w:eastAsiaTheme="minorEastAsia" w:hAnsi="Arial" w:cs="Arial" w:hint="eastAsia"/>
@@ -31159,7 +30559,6 @@
               </w:rPr>
               <w:t>i</w:t>
             </w:r>
-            <w:proofErr w:type="spellEnd"/>
             <w:r>
               <w:rPr>
                 <w:rFonts w:ascii="Arial" w:eastAsiaTheme="minorEastAsia" w:hAnsi="Arial" w:cs="Arial" w:hint="eastAsia"/>
@@ -31227,23 +30626,13 @@
               </w:rPr>
               <w:t xml:space="preserve">VMC </w:t>
             </w:r>
-            <w:proofErr w:type="gramStart"/>
             <w:r>
               <w:rPr>
                 <w:rFonts w:ascii="Arial" w:eastAsiaTheme="minorEastAsia" w:hAnsi="Arial" w:cs="Arial" w:hint="eastAsia"/>
                 <w:color w:val="000000"/>
                 <w:sz w:val="22"/>
               </w:rPr>
-              <w:t>控制轮端叠加</w:t>
-            </w:r>
-            <w:proofErr w:type="gramEnd"/>
-            <w:r>
-              <w:rPr>
-                <w:rFonts w:ascii="Arial" w:eastAsiaTheme="minorEastAsia" w:hAnsi="Arial" w:cs="Arial" w:hint="eastAsia"/>
-                <w:color w:val="000000"/>
-                <w:sz w:val="22"/>
-              </w:rPr>
-              <w:t>制动扭矩</w:t>
+              <w:t>控制轮端叠加制动扭矩</w:t>
             </w:r>
           </w:p>
         </w:tc>
@@ -31414,23 +30803,13 @@
               </w:rPr>
               <w:t xml:space="preserve"> </w:t>
             </w:r>
-            <w:proofErr w:type="gramStart"/>
             <w:r>
               <w:rPr>
                 <w:rFonts w:ascii="Arial" w:eastAsiaTheme="minorEastAsia" w:hAnsi="Arial" w:cs="Arial" w:hint="eastAsia"/>
                 <w:color w:val="000000"/>
                 <w:sz w:val="22"/>
               </w:rPr>
-              <w:t>控制轮端叠加</w:t>
-            </w:r>
-            <w:proofErr w:type="gramEnd"/>
-            <w:r>
-              <w:rPr>
-                <w:rFonts w:ascii="Arial" w:eastAsiaTheme="minorEastAsia" w:hAnsi="Arial" w:cs="Arial" w:hint="eastAsia"/>
-                <w:color w:val="000000"/>
-                <w:sz w:val="22"/>
-              </w:rPr>
-              <w:t>制动扭矩</w:t>
+              <w:t>控制轮端叠加制动扭矩</w:t>
             </w:r>
             <w:r>
               <w:rPr>
@@ -31768,6 +31147,7 @@
         <w:rPr>
           <w:noProof/>
         </w:rPr>
+        <w:lastRenderedPageBreak/>
         <w:drawing>
           <wp:inline distT="0" distB="0" distL="0" distR="0" wp14:anchorId="002B92A8" wp14:editId="28EFA773">
             <wp:extent cx="3650673" cy="3982050"/>
@@ -31840,7 +31220,6 @@
         </w:rPr>
         <w:t>关闭状态（</w:t>
       </w:r>
-      <w:proofErr w:type="spellStart"/>
       <w:r>
         <w:rPr>
           <w:rFonts w:ascii="Arial" w:eastAsiaTheme="minorEastAsia" w:hAnsi="Arial" w:cs="Arial" w:hint="eastAsia"/>
@@ -31848,17 +31227,7 @@
           <w:szCs w:val="16"/>
           <w:lang w:val="en-US"/>
         </w:rPr>
-        <w:t>HDC_Status</w:t>
-      </w:r>
-      <w:proofErr w:type="spellEnd"/>
-      <w:r>
-        <w:rPr>
-          <w:rFonts w:ascii="Arial" w:eastAsiaTheme="minorEastAsia" w:hAnsi="Arial" w:cs="Arial" w:hint="eastAsia"/>
-          <w:sz w:val="16"/>
-          <w:szCs w:val="16"/>
-          <w:lang w:val="en-US"/>
-        </w:rPr>
-        <w:t>=</w:t>
+        <w:t>HDC_Status=</w:t>
       </w:r>
       <w:r>
         <w:rPr>
@@ -31898,7 +31267,6 @@
         </w:rPr>
         <w:t>（</w:t>
       </w:r>
-      <w:proofErr w:type="spellStart"/>
       <w:r>
         <w:rPr>
           <w:rFonts w:ascii="Arial" w:eastAsiaTheme="minorEastAsia" w:hAnsi="Arial" w:cs="Arial" w:hint="eastAsia"/>
@@ -31906,17 +31274,7 @@
           <w:szCs w:val="16"/>
           <w:lang w:val="en-US"/>
         </w:rPr>
-        <w:t>HDC_Status</w:t>
-      </w:r>
-      <w:proofErr w:type="spellEnd"/>
-      <w:r>
-        <w:rPr>
-          <w:rFonts w:ascii="Arial" w:eastAsiaTheme="minorEastAsia" w:hAnsi="Arial" w:cs="Arial" w:hint="eastAsia"/>
-          <w:sz w:val="16"/>
-          <w:szCs w:val="16"/>
-          <w:lang w:val="en-US"/>
-        </w:rPr>
-        <w:t>=</w:t>
+        <w:t>HDC_Status=</w:t>
       </w:r>
       <w:r>
         <w:rPr>
@@ -32228,7 +31586,6 @@
         </w:rPr>
         <w:t>状态（</w:t>
       </w:r>
-      <w:proofErr w:type="spellStart"/>
       <w:r>
         <w:rPr>
           <w:rFonts w:ascii="Arial" w:eastAsiaTheme="minorEastAsia" w:hAnsi="Arial" w:cs="Arial" w:hint="eastAsia"/>
@@ -32236,17 +31593,7 @@
           <w:szCs w:val="16"/>
           <w:lang w:val="en-US"/>
         </w:rPr>
-        <w:t>HDC_Status</w:t>
-      </w:r>
-      <w:proofErr w:type="spellEnd"/>
-      <w:r>
-        <w:rPr>
-          <w:rFonts w:ascii="Arial" w:eastAsiaTheme="minorEastAsia" w:hAnsi="Arial" w:cs="Arial" w:hint="eastAsia"/>
-          <w:sz w:val="16"/>
-          <w:szCs w:val="16"/>
-          <w:lang w:val="en-US"/>
-        </w:rPr>
-        <w:t>=</w:t>
+        <w:t>HDC_Status=</w:t>
       </w:r>
       <w:r>
         <w:rPr>
@@ -32329,7 +31676,6 @@
         </w:rPr>
         <w:t>状态（</w:t>
       </w:r>
-      <w:proofErr w:type="spellStart"/>
       <w:r>
         <w:rPr>
           <w:rFonts w:ascii="Arial" w:eastAsiaTheme="minorEastAsia" w:hAnsi="Arial" w:cs="Arial" w:hint="eastAsia"/>
@@ -32337,17 +31683,7 @@
           <w:szCs w:val="16"/>
           <w:lang w:val="en-US"/>
         </w:rPr>
-        <w:t>HDC_Status</w:t>
-      </w:r>
-      <w:proofErr w:type="spellEnd"/>
-      <w:r>
-        <w:rPr>
-          <w:rFonts w:ascii="Arial" w:eastAsiaTheme="minorEastAsia" w:hAnsi="Arial" w:cs="Arial" w:hint="eastAsia"/>
-          <w:sz w:val="16"/>
-          <w:szCs w:val="16"/>
-          <w:lang w:val="en-US"/>
-        </w:rPr>
-        <w:t>=</w:t>
+        <w:t>HDC_Status=</w:t>
       </w:r>
       <w:r>
         <w:rPr>
@@ -32579,23 +31915,13 @@
         </w:rPr>
         <w:t>功能状态为待命状态（</w:t>
       </w:r>
-      <w:proofErr w:type="spellStart"/>
       <w:r>
         <w:rPr>
           <w:rFonts w:ascii="Arial" w:eastAsiaTheme="minorEastAsia" w:hAnsi="Arial" w:cs="Arial" w:hint="eastAsia"/>
           <w:sz w:val="16"/>
           <w:szCs w:val="16"/>
         </w:rPr>
-        <w:t>HDC_Status</w:t>
-      </w:r>
-      <w:proofErr w:type="spellEnd"/>
-      <w:r>
-        <w:rPr>
-          <w:rFonts w:ascii="Arial" w:eastAsiaTheme="minorEastAsia" w:hAnsi="Arial" w:cs="Arial" w:hint="eastAsia"/>
-          <w:sz w:val="16"/>
-          <w:szCs w:val="16"/>
-        </w:rPr>
-        <w:t>=</w:t>
+        <w:t>HDC_Status=</w:t>
       </w:r>
       <w:r>
         <w:rPr>
@@ -32644,6 +31970,7 @@
         <w:rPr>
           <w:rFonts w:hint="eastAsia"/>
         </w:rPr>
+        <w:lastRenderedPageBreak/>
         <w:t>HDC</w:t>
       </w:r>
       <w:r>
@@ -32712,7 +32039,6 @@
         </w:rPr>
         <w:t>（</w:t>
       </w:r>
-      <w:proofErr w:type="spellStart"/>
       <w:r>
         <w:rPr>
           <w:rFonts w:ascii="Arial" w:eastAsiaTheme="minorEastAsia" w:hAnsi="Arial" w:cs="Arial" w:hint="eastAsia"/>
@@ -32720,17 +32046,7 @@
           <w:szCs w:val="16"/>
           <w:lang w:val="en-US"/>
         </w:rPr>
-        <w:t>HDC_Status</w:t>
-      </w:r>
-      <w:proofErr w:type="spellEnd"/>
-      <w:r>
-        <w:rPr>
-          <w:rFonts w:ascii="Arial" w:eastAsiaTheme="minorEastAsia" w:hAnsi="Arial" w:cs="Arial" w:hint="eastAsia"/>
-          <w:sz w:val="16"/>
-          <w:szCs w:val="16"/>
-          <w:lang w:val="en-US"/>
-        </w:rPr>
-        <w:t>=</w:t>
+        <w:t>HDC_Status=</w:t>
       </w:r>
       <w:r>
         <w:rPr>
@@ -32756,7 +32072,6 @@
         </w:rPr>
         <w:t>进入激活状态（</w:t>
       </w:r>
-      <w:proofErr w:type="spellStart"/>
       <w:r>
         <w:rPr>
           <w:rFonts w:ascii="Arial" w:eastAsiaTheme="minorEastAsia" w:hAnsi="Arial" w:cs="Arial" w:hint="eastAsia"/>
@@ -32764,17 +32079,7 @@
           <w:szCs w:val="16"/>
           <w:lang w:val="en-US"/>
         </w:rPr>
-        <w:t>HDC_Status</w:t>
-      </w:r>
-      <w:proofErr w:type="spellEnd"/>
-      <w:r>
-        <w:rPr>
-          <w:rFonts w:ascii="Arial" w:eastAsiaTheme="minorEastAsia" w:hAnsi="Arial" w:cs="Arial" w:hint="eastAsia"/>
-          <w:sz w:val="16"/>
-          <w:szCs w:val="16"/>
-          <w:lang w:val="en-US"/>
-        </w:rPr>
-        <w:t xml:space="preserve">= </w:t>
+        <w:t xml:space="preserve">HDC_Status= </w:t>
       </w:r>
       <w:r>
         <w:rPr>
@@ -33425,21 +32730,12 @@
         </w:rPr>
         <w:t xml:space="preserve">VCU </w:t>
       </w:r>
-      <w:proofErr w:type="gramStart"/>
       <w:r>
         <w:rPr>
           <w:rFonts w:hint="eastAsia"/>
           <w:highlight w:val="yellow"/>
         </w:rPr>
-        <w:t>蠕</w:t>
-      </w:r>
-      <w:proofErr w:type="gramEnd"/>
-      <w:r>
-        <w:rPr>
-          <w:rFonts w:hint="eastAsia"/>
-          <w:highlight w:val="yellow"/>
-        </w:rPr>
-        <w:t>行功能未激活？</w:t>
+        <w:t>蠕行功能未激活？</w:t>
       </w:r>
     </w:p>
     <w:p>
@@ -33565,7 +32861,6 @@
         </w:rPr>
         <w:t>（</w:t>
       </w:r>
-      <w:proofErr w:type="spellStart"/>
       <w:r>
         <w:rPr>
           <w:rFonts w:ascii="Arial" w:eastAsiaTheme="minorEastAsia" w:hAnsi="Arial" w:cs="Arial" w:hint="eastAsia"/>
@@ -33573,17 +32868,7 @@
           <w:szCs w:val="16"/>
           <w:lang w:val="en-US"/>
         </w:rPr>
-        <w:t>HDC_Status</w:t>
-      </w:r>
-      <w:proofErr w:type="spellEnd"/>
-      <w:r>
-        <w:rPr>
-          <w:rFonts w:ascii="Arial" w:eastAsiaTheme="minorEastAsia" w:hAnsi="Arial" w:cs="Arial" w:hint="eastAsia"/>
-          <w:sz w:val="16"/>
-          <w:szCs w:val="16"/>
-          <w:lang w:val="en-US"/>
-        </w:rPr>
-        <w:t xml:space="preserve">= </w:t>
+        <w:t xml:space="preserve">HDC_Status= </w:t>
       </w:r>
       <w:r>
         <w:rPr>
@@ -33657,7 +32942,6 @@
         </w:rPr>
         <w:t>（</w:t>
       </w:r>
-      <w:proofErr w:type="spellStart"/>
       <w:r>
         <w:rPr>
           <w:rFonts w:ascii="Arial" w:eastAsiaTheme="minorEastAsia" w:hAnsi="Arial" w:cs="Arial" w:hint="eastAsia"/>
@@ -33665,17 +32949,7 @@
           <w:szCs w:val="16"/>
           <w:lang w:val="en-US"/>
         </w:rPr>
-        <w:t>HDC_Status</w:t>
-      </w:r>
-      <w:proofErr w:type="spellEnd"/>
-      <w:r>
-        <w:rPr>
-          <w:rFonts w:ascii="Arial" w:eastAsiaTheme="minorEastAsia" w:hAnsi="Arial" w:cs="Arial" w:hint="eastAsia"/>
-          <w:sz w:val="16"/>
-          <w:szCs w:val="16"/>
-          <w:lang w:val="en-US"/>
-        </w:rPr>
-        <w:t>=</w:t>
+        <w:t>HDC_Status=</w:t>
       </w:r>
       <w:r>
         <w:rPr>
@@ -33875,21 +33149,7 @@
         <w:rPr>
           <w:rFonts w:hint="eastAsia"/>
         </w:rPr>
-        <w:t>驾驶员制动主</w:t>
-      </w:r>
-      <w:proofErr w:type="gramStart"/>
-      <w:r>
-        <w:rPr>
-          <w:rFonts w:hint="eastAsia"/>
-        </w:rPr>
-        <w:t>缸压力</w:t>
-      </w:r>
-      <w:proofErr w:type="gramEnd"/>
-      <w:r>
-        <w:rPr>
-          <w:rFonts w:hint="eastAsia"/>
-        </w:rPr>
-        <w:t>大于</w:t>
+        <w:t>驾驶员制动主缸压力大于</w:t>
       </w:r>
       <w:commentRangeStart w:id="90"/>
       <w:commentRangeStart w:id="91"/>
@@ -34286,6 +33546,7 @@
         <w:rPr>
           <w:rFonts w:hint="eastAsia"/>
         </w:rPr>
+        <w:lastRenderedPageBreak/>
         <w:t>故障降级需要立刻退出</w:t>
       </w:r>
       <w:r>
@@ -34460,123 +33721,131 @@
           <w:rFonts w:hint="eastAsia"/>
           <w:highlight w:val="yellow"/>
         </w:rPr>
-        <w:t>车速小于</w:t>
-      </w:r>
-      <w:proofErr w:type="gramStart"/>
-      <w:r>
-        <w:rPr>
-          <w:rFonts w:hint="eastAsia"/>
+        <w:t>车速小于蠕行车速（</w:t>
+      </w:r>
+      <w:r>
+        <w:rPr>
           <w:highlight w:val="yellow"/>
         </w:rPr>
-        <w:t>蠕</w:t>
-      </w:r>
-      <w:proofErr w:type="gramEnd"/>
+        <w:t>TBD</w:t>
+      </w:r>
       <w:r>
         <w:rPr>
           <w:rFonts w:hint="eastAsia"/>
           <w:highlight w:val="yellow"/>
         </w:rPr>
-        <w:t>行车速（</w:t>
-      </w:r>
-      <w:r>
-        <w:rPr>
+        <w:t>）</w:t>
+      </w:r>
+      <w:r>
+        <w:rPr>
+          <w:rFonts w:hint="eastAsia"/>
           <w:highlight w:val="yellow"/>
         </w:rPr>
-        <w:t>TBD</w:t>
+        <w:t>目前看起来</w:t>
       </w:r>
       <w:r>
         <w:rPr>
           <w:rFonts w:hint="eastAsia"/>
           <w:highlight w:val="yellow"/>
         </w:rPr>
-        <w:t>）</w:t>
+        <w:t>没有交集，蠕行模式会在下坡时产生驱动扭矩吗？</w:t>
       </w:r>
       <w:r>
         <w:rPr>
           <w:rFonts w:hint="eastAsia"/>
           <w:highlight w:val="yellow"/>
         </w:rPr>
-        <w:t>目前看起来</w:t>
+        <w:t>如果有需求，可以选择禁用一方，看</w:t>
       </w:r>
       <w:r>
         <w:rPr>
           <w:rFonts w:hint="eastAsia"/>
           <w:highlight w:val="yellow"/>
         </w:rPr>
-        <w:t>没有交集，</w:t>
-      </w:r>
-      <w:proofErr w:type="gramStart"/>
+        <w:t>SGMW</w:t>
+      </w:r>
       <w:r>
         <w:rPr>
           <w:rFonts w:hint="eastAsia"/>
           <w:highlight w:val="yellow"/>
         </w:rPr>
-        <w:t>蠕</w:t>
-      </w:r>
-      <w:proofErr w:type="gramEnd"/>
+        <w:t>需求的优先级。</w:t>
+      </w:r>
       <w:r>
         <w:rPr>
           <w:rFonts w:hint="eastAsia"/>
           <w:highlight w:val="yellow"/>
         </w:rPr>
-        <w:t>行模式会在下坡时产生驱动扭矩吗？</w:t>
+        <w:t>如果需要蠕行</w:t>
       </w:r>
       <w:r>
         <w:rPr>
           <w:rFonts w:hint="eastAsia"/>
           <w:highlight w:val="yellow"/>
         </w:rPr>
-        <w:t>如果有需求，可以选择禁用一方，看</w:t>
+        <w:t>优先级高于</w:t>
       </w:r>
       <w:r>
         <w:rPr>
           <w:rFonts w:hint="eastAsia"/>
           <w:highlight w:val="yellow"/>
         </w:rPr>
-        <w:t>SGMW</w:t>
+        <w:t>HDC</w:t>
       </w:r>
       <w:r>
         <w:rPr>
           <w:rFonts w:hint="eastAsia"/>
           <w:highlight w:val="yellow"/>
         </w:rPr>
-        <w:t>需求的优先级。</w:t>
+        <w:t>，</w:t>
       </w:r>
       <w:r>
         <w:rPr>
           <w:rFonts w:hint="eastAsia"/>
           <w:highlight w:val="yellow"/>
         </w:rPr>
-        <w:t>如果需要</w:t>
-      </w:r>
-      <w:proofErr w:type="gramStart"/>
+        <w:t>HDC</w:t>
+      </w:r>
       <w:r>
         <w:rPr>
           <w:rFonts w:hint="eastAsia"/>
           <w:highlight w:val="yellow"/>
         </w:rPr>
-        <w:t>蠕</w:t>
-      </w:r>
-      <w:proofErr w:type="gramEnd"/>
+        <w:t>可以收蠕行激活状态，用来退出</w:t>
+      </w:r>
       <w:r>
         <w:rPr>
           <w:rFonts w:hint="eastAsia"/>
           <w:highlight w:val="yellow"/>
         </w:rPr>
-        <w:t>行</w:t>
+        <w:t>HDC</w:t>
       </w:r>
       <w:r>
         <w:rPr>
           <w:rFonts w:hint="eastAsia"/>
           <w:highlight w:val="yellow"/>
         </w:rPr>
-        <w:t>优先级高于</w:t>
+        <w:t>控制，反之由</w:t>
       </w:r>
       <w:r>
         <w:rPr>
           <w:rFonts w:hint="eastAsia"/>
           <w:highlight w:val="yellow"/>
         </w:rPr>
+        <w:t>VCU</w:t>
+      </w:r>
+      <w:r>
+        <w:rPr>
+          <w:rFonts w:hint="eastAsia"/>
+          <w:highlight w:val="yellow"/>
+        </w:rPr>
+        <w:t>收</w:t>
+      </w:r>
+      <w:r>
+        <w:rPr>
+          <w:rFonts w:hint="eastAsia"/>
+          <w:highlight w:val="yellow"/>
+        </w:rPr>
         <w:t>HDC</w:t>
       </w:r>
       <w:r>
@@ -34584,104 +33853,7 @@
           <w:rFonts w:hint="eastAsia"/>
           <w:highlight w:val="yellow"/>
         </w:rPr>
-        <w:t>，</w:t>
-      </w:r>
-      <w:r>
-        <w:rPr>
-          <w:rFonts w:hint="eastAsia"/>
-          <w:highlight w:val="yellow"/>
-        </w:rPr>
-        <w:t>HDC</w:t>
-      </w:r>
-      <w:r>
-        <w:rPr>
-          <w:rFonts w:hint="eastAsia"/>
-          <w:highlight w:val="yellow"/>
-        </w:rPr>
-        <w:t>可以收</w:t>
-      </w:r>
-      <w:proofErr w:type="gramStart"/>
-      <w:r>
-        <w:rPr>
-          <w:rFonts w:hint="eastAsia"/>
-          <w:highlight w:val="yellow"/>
-        </w:rPr>
-        <w:t>蠕</w:t>
-      </w:r>
-      <w:proofErr w:type="gramEnd"/>
-      <w:r>
-        <w:rPr>
-          <w:rFonts w:hint="eastAsia"/>
-          <w:highlight w:val="yellow"/>
-        </w:rPr>
-        <w:t>行激活状态，用来退出</w:t>
-      </w:r>
-      <w:r>
-        <w:rPr>
-          <w:rFonts w:hint="eastAsia"/>
-          <w:highlight w:val="yellow"/>
-        </w:rPr>
-        <w:t>HDC</w:t>
-      </w:r>
-      <w:r>
-        <w:rPr>
-          <w:rFonts w:hint="eastAsia"/>
-          <w:highlight w:val="yellow"/>
-        </w:rPr>
-        <w:t>控制，</w:t>
-      </w:r>
-      <w:proofErr w:type="gramStart"/>
-      <w:r>
-        <w:rPr>
-          <w:rFonts w:hint="eastAsia"/>
-          <w:highlight w:val="yellow"/>
-        </w:rPr>
-        <w:t>反之由</w:t>
-      </w:r>
-      <w:proofErr w:type="gramEnd"/>
-      <w:r>
-        <w:rPr>
-          <w:rFonts w:hint="eastAsia"/>
-          <w:highlight w:val="yellow"/>
-        </w:rPr>
-        <w:t>VCU</w:t>
-      </w:r>
-      <w:r>
-        <w:rPr>
-          <w:rFonts w:hint="eastAsia"/>
-          <w:highlight w:val="yellow"/>
-        </w:rPr>
-        <w:t>收</w:t>
-      </w:r>
-      <w:r>
-        <w:rPr>
-          <w:rFonts w:hint="eastAsia"/>
-          <w:highlight w:val="yellow"/>
-        </w:rPr>
-        <w:t>HDC</w:t>
-      </w:r>
-      <w:r>
-        <w:rPr>
-          <w:rFonts w:hint="eastAsia"/>
-          <w:highlight w:val="yellow"/>
-        </w:rPr>
-        <w:t>工作状态抑制</w:t>
-      </w:r>
-      <w:proofErr w:type="gramStart"/>
-      <w:r>
-        <w:rPr>
-          <w:rFonts w:hint="eastAsia"/>
-          <w:highlight w:val="yellow"/>
-        </w:rPr>
-        <w:t>蠕</w:t>
-      </w:r>
-      <w:proofErr w:type="gramEnd"/>
-      <w:r>
-        <w:rPr>
-          <w:rFonts w:hint="eastAsia"/>
-          <w:highlight w:val="yellow"/>
-        </w:rPr>
-        <w:t>行。</w:t>
+        <w:t>工作状态抑制蠕行。</w:t>
       </w:r>
     </w:p>
     <w:p>
@@ -34972,14 +34144,12 @@
         </w:rPr>
         <w:t>激活请求</w:t>
       </w:r>
-      <w:proofErr w:type="spellStart"/>
       <w:r>
         <w:rPr>
           <w:color w:val="0000FF"/>
         </w:rPr>
         <w:t>VmcDrvTrqCtrlActRqst</w:t>
       </w:r>
-      <w:proofErr w:type="spellEnd"/>
       <w:r>
         <w:rPr>
           <w:rFonts w:hint="eastAsia"/>
@@ -35042,14 +34212,12 @@
         </w:rPr>
         <w:t>激活请求</w:t>
       </w:r>
-      <w:proofErr w:type="spellStart"/>
       <w:r>
         <w:rPr>
           <w:color w:val="0000FF"/>
         </w:rPr>
         <w:t>TotTarRegTrqCotrlRqst</w:t>
       </w:r>
-      <w:proofErr w:type="spellEnd"/>
       <w:r>
         <w:rPr>
           <w:rFonts w:hint="eastAsia"/>
@@ -35091,7 +34259,6 @@
           <w:lang w:val="zh-CN"/>
         </w:rPr>
       </w:pPr>
-      <w:proofErr w:type="spellStart"/>
       <w:r>
         <w:rPr>
           <w:rFonts w:hint="eastAsia"/>
@@ -35104,25 +34271,8 @@
           <w:rFonts w:hint="eastAsia"/>
           <w:color w:val="0000FF"/>
         </w:rPr>
-        <w:t>RegTrqFront</w:t>
-      </w:r>
-      <w:proofErr w:type="spellEnd"/>
-      <w:r>
-        <w:rPr>
-          <w:rFonts w:hint="eastAsia"/>
-          <w:color w:val="0000FF"/>
-        </w:rPr>
-        <w:t xml:space="preserve">/ </w:t>
-      </w:r>
-      <w:proofErr w:type="spellStart"/>
-      <w:r>
-        <w:rPr>
-          <w:rFonts w:hint="eastAsia"/>
-          <w:color w:val="0000FF"/>
-        </w:rPr>
-        <w:t>TarRegTrqRear</w:t>
-      </w:r>
-      <w:proofErr w:type="spellEnd"/>
+        <w:t>RegTrqFront/ TarRegTrqRear</w:t>
+      </w:r>
     </w:p>
     <w:p>
       <w:pPr>
@@ -35248,14 +34398,12 @@
         </w:rPr>
         <w:t>激活请求</w:t>
       </w:r>
-      <w:proofErr w:type="spellStart"/>
       <w:r>
         <w:rPr>
           <w:color w:val="0000FF"/>
         </w:rPr>
         <w:t>VmcDrvTrqCtrlActRqst</w:t>
       </w:r>
-      <w:proofErr w:type="spellEnd"/>
       <w:r>
         <w:rPr>
           <w:rFonts w:hint="eastAsia"/>
@@ -35311,14 +34459,12 @@
         </w:rPr>
         <w:t>电制动扭矩激活请求</w:t>
       </w:r>
-      <w:proofErr w:type="spellStart"/>
       <w:r>
         <w:rPr>
           <w:color w:val="0000FF"/>
         </w:rPr>
         <w:t>TotTarRegTrqCotrlRqst</w:t>
       </w:r>
-      <w:proofErr w:type="spellEnd"/>
       <w:r>
         <w:rPr>
           <w:rFonts w:hint="eastAsia"/>
@@ -35360,31 +34506,13 @@
           <w:lang w:val="zh-CN"/>
         </w:rPr>
       </w:pPr>
-      <w:proofErr w:type="spellStart"/>
       <w:r>
         <w:rPr>
           <w:rFonts w:hint="eastAsia"/>
           <w:color w:val="0000FF"/>
         </w:rPr>
-        <w:t>TarRegTrqFront</w:t>
-      </w:r>
-      <w:proofErr w:type="spellEnd"/>
-      <w:r>
-        <w:rPr>
-          <w:rFonts w:hint="eastAsia"/>
-          <w:color w:val="0000FF"/>
-        </w:rPr>
-        <w:t xml:space="preserve">/ </w:t>
-      </w:r>
-      <w:proofErr w:type="spellStart"/>
-      <w:r>
-        <w:rPr>
-          <w:rFonts w:hint="eastAsia"/>
-          <w:color w:val="0000FF"/>
-        </w:rPr>
-        <w:t>TarRegTrqRear</w:t>
-      </w:r>
-      <w:proofErr w:type="spellEnd"/>
+        <w:t>TarRegTrqFront/ TarRegTrqRear</w:t>
+      </w:r>
     </w:p>
     <w:p>
       <w:pPr>
@@ -35407,14 +34535,12 @@
         </w:rPr>
         <w:t>需要统一通过</w:t>
       </w:r>
-      <w:proofErr w:type="spellStart"/>
       <w:r>
         <w:rPr>
           <w:color w:val="0000FF"/>
         </w:rPr>
         <w:t>DrvActrStsFb</w:t>
       </w:r>
-      <w:proofErr w:type="spellEnd"/>
       <w:r>
         <w:rPr>
           <w:rFonts w:hint="eastAsia"/>
@@ -35812,14 +34938,12 @@
         </w:rPr>
         <w:t>制动力矩激活请求“</w:t>
       </w:r>
-      <w:proofErr w:type="spellStart"/>
       <w:r>
         <w:rPr>
           <w:color w:val="00B0F0"/>
         </w:rPr>
         <w:t>DecelBrkTrqAtvRqstFlg</w:t>
       </w:r>
-      <w:proofErr w:type="spellEnd"/>
       <w:r>
         <w:rPr>
           <w:rFonts w:hint="eastAsia"/>
@@ -35853,14 +34977,12 @@
         </w:rPr>
         <w:t>（</w:t>
       </w:r>
-      <w:proofErr w:type="spellStart"/>
       <w:r>
         <w:rPr>
           <w:color w:val="00B0F0"/>
         </w:rPr>
         <w:t>Requst</w:t>
       </w:r>
-      <w:proofErr w:type="spellEnd"/>
       <w:r>
         <w:rPr>
           <w:rFonts w:hint="eastAsia"/>
@@ -35912,14 +35034,12 @@
         </w:rPr>
         <w:t>“</w:t>
       </w:r>
-      <w:proofErr w:type="spellStart"/>
       <w:r>
         <w:rPr>
           <w:color w:val="00B0F0"/>
         </w:rPr>
         <w:t>VehTargtDecelBrkTorq</w:t>
       </w:r>
-      <w:proofErr w:type="spellEnd"/>
       <w:r>
         <w:rPr>
           <w:rFonts w:hint="eastAsia"/>
@@ -35984,6 +35104,7 @@
           <w:rFonts w:hint="eastAsia"/>
           <w:lang w:val="zh-CN"/>
         </w:rPr>
+        <w:lastRenderedPageBreak/>
         <w:t>制动</w:t>
       </w:r>
       <w:r>
@@ -36000,14 +35121,12 @@
         </w:rPr>
         <w:t>需要通过</w:t>
       </w:r>
-      <w:proofErr w:type="spellStart"/>
       <w:r>
         <w:rPr>
           <w:color w:val="00B0F0"/>
         </w:rPr>
         <w:t>DecelBrkActrRqstSts</w:t>
       </w:r>
-      <w:proofErr w:type="spellEnd"/>
       <w:r>
         <w:rPr>
           <w:rFonts w:hint="eastAsia"/>
@@ -37445,6 +36564,7 @@
               <w:rPr>
                 <w:rFonts w:hint="eastAsia"/>
               </w:rPr>
+              <w:lastRenderedPageBreak/>
               <w:t>NA</w:t>
             </w:r>
           </w:p>
@@ -39961,32 +39081,8 @@
       <w:rPr>
         <w:lang w:val="en-US"/>
       </w:rPr>
-      <w:t xml:space="preserve">SAIC GM Wuling </w:t>
+      <w:t>SAIC GM Wuling Automobil Co.,ltd</w:t>
     </w:r>
-    <w:proofErr w:type="spellStart"/>
-    <w:r>
-      <w:rPr>
-        <w:lang w:val="en-US"/>
-      </w:rPr>
-      <w:t>Automobil</w:t>
-    </w:r>
-    <w:proofErr w:type="spellEnd"/>
-    <w:r>
-      <w:rPr>
-        <w:lang w:val="en-US"/>
-      </w:rPr>
-      <w:t xml:space="preserve"> </w:t>
-    </w:r>
-    <w:proofErr w:type="spellStart"/>
-    <w:proofErr w:type="gramStart"/>
-    <w:r>
-      <w:rPr>
-        <w:lang w:val="en-US"/>
-      </w:rPr>
-      <w:t>Co.,ltd</w:t>
-    </w:r>
-    <w:proofErr w:type="spellEnd"/>
-    <w:proofErr w:type="gramEnd"/>
   </w:p>
   <w:p>
     <w:pPr>
@@ -48942,6 +48038,30 @@
 </file>
 
 <file path=customXml/item2.xml><?xml version="1.0" encoding="utf-8"?>
+<p:properties xmlns:p="http://schemas.microsoft.com/office/2006/metadata/properties" xmlns:xsi="http://www.w3.org/2001/XMLSchema-instance" xmlns:pc="http://schemas.microsoft.com/office/infopath/2007/PartnerControls">
+  <documentManagement>
+    <TaxCatchAll xmlns="f4ecdb93-bc7f-4438-8c77-236ab96c18a9" xsi:nil="true"/>
+    <lcf76f155ced4ddcb4097134ff3c332f xmlns="455088e1-af34-4927-a3f0-bdce59540293">
+      <Terms xmlns="http://schemas.microsoft.com/office/infopath/2007/PartnerControls"/>
+    </lcf76f155ced4ddcb4097134ff3c332f>
+  </documentManagement>
+</p:properties>
+</file>
+
+<file path=customXml/item3.xml><?xml version="1.0" encoding="utf-8"?>
+<?mso-contentType ?>
+<FormTemplates xmlns="http://schemas.microsoft.com/sharepoint/v3/contenttype/forms">
+  <Display>DocumentLibraryForm</Display>
+  <Edit>DocumentLibraryForm</Edit>
+  <New>DocumentLibraryForm</New>
+</FormTemplates>
+</file>
+
+<file path=customXml/item4.xml><?xml version="1.0" encoding="utf-8"?>
+<b:Sources xmlns:b="http://schemas.openxmlformats.org/officeDocument/2006/bibliography" xmlns="http://schemas.openxmlformats.org/officeDocument/2006/bibliography" SelectedStyle="\APA.XSL" StyleName="APA"/>
+</file>
+
+<file path=customXml/item5.xml><?xml version="1.0" encoding="utf-8"?>
 <ct:contentTypeSchema xmlns:ct="http://schemas.microsoft.com/office/2006/metadata/contentType" xmlns:ma="http://schemas.microsoft.com/office/2006/metadata/properties/metaAttributes" ct:_="" ma:_="" ma:contentTypeName="Document" ma:contentTypeID="0x010100F4ECDE3992A08C4AB27EAAF617A05967" ma:contentTypeVersion="12" ma:contentTypeDescription="Create a new document." ma:contentTypeScope="" ma:versionID="6030d3fe49356aaef09cec4ad8e6441b">
   <xsd:schema xmlns:xsd="http://www.w3.org/2001/XMLSchema" xmlns:xs="http://www.w3.org/2001/XMLSchema" xmlns:p="http://schemas.microsoft.com/office/2006/metadata/properties" xmlns:ns2="455088e1-af34-4927-a3f0-bdce59540293" xmlns:ns3="f4ecdb93-bc7f-4438-8c77-236ab96c18a9" targetNamespace="http://schemas.microsoft.com/office/2006/metadata/properties" ma:root="true" ma:fieldsID="39cc5a898485895145ac9f4685282a2b" ns2:_="" ns3:_="">
     <xsd:import namespace="455088e1-af34-4927-a3f0-bdce59540293"/>
@@ -49142,30 +48262,6 @@
 </ct:contentTypeSchema>
 </file>
 
-<file path=customXml/item3.xml><?xml version="1.0" encoding="utf-8"?>
-<b:Sources xmlns:b="http://schemas.openxmlformats.org/officeDocument/2006/bibliography" xmlns="http://schemas.openxmlformats.org/officeDocument/2006/bibliography" SelectedStyle="\APA.XSL" StyleName="APA"/>
-</file>
-
-<file path=customXml/item4.xml><?xml version="1.0" encoding="utf-8"?>
-<?mso-contentType ?>
-<FormTemplates xmlns="http://schemas.microsoft.com/sharepoint/v3/contenttype/forms">
-  <Display>DocumentLibraryForm</Display>
-  <Edit>DocumentLibraryForm</Edit>
-  <New>DocumentLibraryForm</New>
-</FormTemplates>
-</file>
-
-<file path=customXml/item5.xml><?xml version="1.0" encoding="utf-8"?>
-<p:properties xmlns:p="http://schemas.microsoft.com/office/2006/metadata/properties" xmlns:xsi="http://www.w3.org/2001/XMLSchema-instance" xmlns:pc="http://schemas.microsoft.com/office/infopath/2007/PartnerControls">
-  <documentManagement>
-    <TaxCatchAll xmlns="f4ecdb93-bc7f-4438-8c77-236ab96c18a9" xsi:nil="true"/>
-    <lcf76f155ced4ddcb4097134ff3c332f xmlns="455088e1-af34-4927-a3f0-bdce59540293">
-      <Terms xmlns="http://schemas.microsoft.com/office/infopath/2007/PartnerControls"/>
-    </lcf76f155ced4ddcb4097134ff3c332f>
-  </documentManagement>
-</p:properties>
-</file>
-
 <file path=customXml/itemProps1.xml><?xml version="1.0" encoding="utf-8"?>
 <ds:datastoreItem xmlns:ds="http://schemas.openxmlformats.org/officeDocument/2006/customXml" ds:itemID="{B1977F7D-205B-4081-913C-38D41E755F92}">
   <ds:schemaRefs>
@@ -49175,6 +48271,33 @@
 </file>
 
 <file path=customXml/itemProps2.xml><?xml version="1.0" encoding="utf-8"?>
+<ds:datastoreItem xmlns:ds="http://schemas.openxmlformats.org/officeDocument/2006/customXml" ds:itemID="{0CAE73D7-9B60-4A69-82EA-B2B8357211C3}">
+  <ds:schemaRefs>
+    <ds:schemaRef ds:uri="http://schemas.microsoft.com/office/2006/metadata/properties"/>
+    <ds:schemaRef ds:uri="http://schemas.microsoft.com/office/infopath/2007/PartnerControls"/>
+    <ds:schemaRef ds:uri="f4ecdb93-bc7f-4438-8c77-236ab96c18a9"/>
+    <ds:schemaRef ds:uri="455088e1-af34-4927-a3f0-bdce59540293"/>
+  </ds:schemaRefs>
+</ds:datastoreItem>
+</file>
+
+<file path=customXml/itemProps3.xml><?xml version="1.0" encoding="utf-8"?>
+<ds:datastoreItem xmlns:ds="http://schemas.openxmlformats.org/officeDocument/2006/customXml" ds:itemID="{D005C48F-4601-4BF1-9F63-2B9FF786791F}">
+  <ds:schemaRefs>
+    <ds:schemaRef ds:uri="http://schemas.microsoft.com/sharepoint/v3/contenttype/forms"/>
+  </ds:schemaRefs>
+</ds:datastoreItem>
+</file>
+
+<file path=customXml/itemProps4.xml><?xml version="1.0" encoding="utf-8"?>
+<ds:datastoreItem xmlns:ds="http://schemas.openxmlformats.org/officeDocument/2006/customXml" ds:itemID="{AF964C62-2CEC-4D68-A2FE-026DD23D58F4}">
+  <ds:schemaRefs>
+    <ds:schemaRef ds:uri="http://schemas.openxmlformats.org/officeDocument/2006/bibliography"/>
+  </ds:schemaRefs>
+</ds:datastoreItem>
+</file>
+
+<file path=customXml/itemProps5.xml><?xml version="1.0" encoding="utf-8"?>
 <ds:datastoreItem xmlns:ds="http://schemas.openxmlformats.org/officeDocument/2006/customXml" ds:itemID="{94557A18-ACB8-45FB-9856-7C132BEA9141}">
   <ds:schemaRefs>
     <ds:schemaRef ds:uri="http://schemas.microsoft.com/office/2006/metadata/contentType"/>
@@ -49191,31 +48314,4 @@
     <ds:schemaRef ds:uri="http://schemas.microsoft.com/internal/obd"/>
   </ds:schemaRefs>
 </ds:datastoreItem>
-</file>
-
-<file path=customXml/itemProps3.xml><?xml version="1.0" encoding="utf-8"?>
-<ds:datastoreItem xmlns:ds="http://schemas.openxmlformats.org/officeDocument/2006/customXml" ds:itemID="{AF964C62-2CEC-4D68-A2FE-026DD23D58F4}">
-  <ds:schemaRefs>
-    <ds:schemaRef ds:uri="http://schemas.openxmlformats.org/officeDocument/2006/bibliography"/>
-  </ds:schemaRefs>
-</ds:datastoreItem>
-</file>
-
-<file path=customXml/itemProps4.xml><?xml version="1.0" encoding="utf-8"?>
-<ds:datastoreItem xmlns:ds="http://schemas.openxmlformats.org/officeDocument/2006/customXml" ds:itemID="{D005C48F-4601-4BF1-9F63-2B9FF786791F}">
-  <ds:schemaRefs>
-    <ds:schemaRef ds:uri="http://schemas.microsoft.com/sharepoint/v3/contenttype/forms"/>
-  </ds:schemaRefs>
-</ds:datastoreItem>
-</file>
-
-<file path=customXml/itemProps5.xml><?xml version="1.0" encoding="utf-8"?>
-<ds:datastoreItem xmlns:ds="http://schemas.openxmlformats.org/officeDocument/2006/customXml" ds:itemID="{0CAE73D7-9B60-4A69-82EA-B2B8357211C3}">
-  <ds:schemaRefs>
-    <ds:schemaRef ds:uri="http://schemas.microsoft.com/office/2006/metadata/properties"/>
-    <ds:schemaRef ds:uri="http://schemas.microsoft.com/office/infopath/2007/PartnerControls"/>
-    <ds:schemaRef ds:uri="f4ecdb93-bc7f-4438-8c77-236ab96c18a9"/>
-    <ds:schemaRef ds:uri="455088e1-af34-4927-a3f0-bdce59540293"/>
-  </ds:schemaRefs>
-</ds:datastoreItem>
 </file>
--- a/SGMW_VMC HDC_陡坡缓降功能规范 Master_20260302.docx
+++ b/SGMW_VMC HDC_陡坡缓降功能规范 Master_20260302.docx
@@ -6111,7 +6111,29 @@
                 <w:szCs w:val="21"/>
                 <w:lang w:bidi="ar"/>
               </w:rPr>
-              <w:t>Charging Distribut Unit</w:t>
+              <w:t xml:space="preserve">Charging </w:t>
+            </w:r>
+            <w:proofErr w:type="spellStart"/>
+            <w:r>
+              <w:rPr>
+                <w:rFonts w:ascii="SimSun" w:hAnsi="SimSun" w:cs="SimSun" w:hint="eastAsia"/>
+                <w:color w:val="000000"/>
+                <w:kern w:val="0"/>
+                <w:szCs w:val="21"/>
+                <w:lang w:bidi="ar"/>
+              </w:rPr>
+              <w:t>Distribut</w:t>
+            </w:r>
+            <w:proofErr w:type="spellEnd"/>
+            <w:r>
+              <w:rPr>
+                <w:rFonts w:ascii="SimSun" w:hAnsi="SimSun" w:cs="SimSun" w:hint="eastAsia"/>
+                <w:color w:val="000000"/>
+                <w:kern w:val="0"/>
+                <w:szCs w:val="21"/>
+                <w:lang w:bidi="ar"/>
+              </w:rPr>
+              <w:t xml:space="preserve"> Unit</w:t>
             </w:r>
           </w:p>
         </w:tc>
@@ -6801,6 +6823,7 @@
                 <w:szCs w:val="21"/>
               </w:rPr>
             </w:pPr>
+            <w:proofErr w:type="gramStart"/>
             <w:r>
               <w:rPr>
                 <w:rFonts w:ascii="SimSun" w:hAnsi="SimSun" w:cs="SimSun" w:hint="eastAsia"/>
@@ -6809,7 +6832,18 @@
                 <w:szCs w:val="21"/>
                 <w:lang w:bidi="ar"/>
               </w:rPr>
-              <w:t>直流直流转换器</w:t>
+              <w:t>直流直流</w:t>
+            </w:r>
+            <w:proofErr w:type="gramEnd"/>
+            <w:r>
+              <w:rPr>
+                <w:rFonts w:ascii="SimSun" w:hAnsi="SimSun" w:cs="SimSun" w:hint="eastAsia"/>
+                <w:color w:val="000000"/>
+                <w:kern w:val="0"/>
+                <w:szCs w:val="21"/>
+                <w:lang w:bidi="ar"/>
+              </w:rPr>
+              <w:t>转换器</w:t>
             </w:r>
           </w:p>
         </w:tc>
@@ -7088,6 +7122,7 @@
                 <w:szCs w:val="21"/>
               </w:rPr>
             </w:pPr>
+            <w:proofErr w:type="spellStart"/>
             <w:r>
               <w:rPr>
                 <w:rFonts w:ascii="SimSun" w:hAnsi="SimSun" w:cs="SimSun" w:hint="eastAsia"/>
@@ -7098,6 +7133,7 @@
               </w:rPr>
               <w:t>E_Booster</w:t>
             </w:r>
+            <w:proofErr w:type="spellEnd"/>
           </w:p>
         </w:tc>
         <w:tc>
@@ -7578,8 +7614,20 @@
                 <w:szCs w:val="21"/>
                 <w:lang w:bidi="ar"/>
               </w:rPr>
-              <w:t>Electronic Parking Brke</w:t>
-            </w:r>
+              <w:t xml:space="preserve">Electronic Parking </w:t>
+            </w:r>
+            <w:proofErr w:type="spellStart"/>
+            <w:r>
+              <w:rPr>
+                <w:rFonts w:ascii="SimSun" w:hAnsi="SimSun" w:cs="SimSun" w:hint="eastAsia"/>
+                <w:color w:val="000000"/>
+                <w:kern w:val="0"/>
+                <w:szCs w:val="21"/>
+                <w:lang w:bidi="ar"/>
+              </w:rPr>
+              <w:t>Brke</w:t>
+            </w:r>
+            <w:proofErr w:type="spellEnd"/>
           </w:p>
         </w:tc>
         <w:tc>
@@ -7611,6 +7659,7 @@
                 <w:szCs w:val="21"/>
               </w:rPr>
             </w:pPr>
+            <w:proofErr w:type="gramStart"/>
             <w:r>
               <w:rPr>
                 <w:rFonts w:ascii="SimSun" w:hAnsi="SimSun" w:cs="SimSun" w:hint="eastAsia"/>
@@ -7619,7 +7668,18 @@
                 <w:szCs w:val="21"/>
                 <w:lang w:bidi="ar"/>
               </w:rPr>
-              <w:t>电子驻车制动系统</w:t>
+              <w:t>电子驻</w:t>
+            </w:r>
+            <w:proofErr w:type="gramEnd"/>
+            <w:r>
+              <w:rPr>
+                <w:rFonts w:ascii="SimSun" w:hAnsi="SimSun" w:cs="SimSun" w:hint="eastAsia"/>
+                <w:color w:val="000000"/>
+                <w:kern w:val="0"/>
+                <w:szCs w:val="21"/>
+                <w:lang w:bidi="ar"/>
+              </w:rPr>
+              <w:t>车制动系统</w:t>
             </w:r>
           </w:p>
         </w:tc>
@@ -8065,7 +8125,29 @@
                 <w:szCs w:val="21"/>
                 <w:lang w:bidi="ar"/>
               </w:rPr>
-              <w:t>Electronic EXpansion Valve</w:t>
+              <w:t xml:space="preserve">Electronic </w:t>
+            </w:r>
+            <w:proofErr w:type="spellStart"/>
+            <w:r>
+              <w:rPr>
+                <w:rFonts w:ascii="SimSun" w:hAnsi="SimSun" w:cs="SimSun" w:hint="eastAsia"/>
+                <w:color w:val="000000"/>
+                <w:kern w:val="0"/>
+                <w:szCs w:val="21"/>
+                <w:lang w:bidi="ar"/>
+              </w:rPr>
+              <w:t>EXpansion</w:t>
+            </w:r>
+            <w:proofErr w:type="spellEnd"/>
+            <w:r>
+              <w:rPr>
+                <w:rFonts w:ascii="SimSun" w:hAnsi="SimSun" w:cs="SimSun" w:hint="eastAsia"/>
+                <w:color w:val="000000"/>
+                <w:kern w:val="0"/>
+                <w:szCs w:val="21"/>
+                <w:lang w:bidi="ar"/>
+              </w:rPr>
+              <w:t xml:space="preserve"> Valve</w:t>
             </w:r>
           </w:p>
         </w:tc>
@@ -10533,7 +10615,29 @@
                 <w:szCs w:val="21"/>
                 <w:lang w:bidi="ar"/>
               </w:rPr>
-              <w:t>On Bord Of Charger</w:t>
+              <w:t xml:space="preserve">On Bord </w:t>
+            </w:r>
+            <w:proofErr w:type="gramStart"/>
+            <w:r>
+              <w:rPr>
+                <w:rFonts w:ascii="SimSun" w:hAnsi="SimSun" w:cs="SimSun" w:hint="eastAsia"/>
+                <w:color w:val="000000"/>
+                <w:kern w:val="0"/>
+                <w:szCs w:val="21"/>
+                <w:lang w:bidi="ar"/>
+              </w:rPr>
+              <w:t>Of</w:t>
+            </w:r>
+            <w:proofErr w:type="gramEnd"/>
+            <w:r>
+              <w:rPr>
+                <w:rFonts w:ascii="SimSun" w:hAnsi="SimSun" w:cs="SimSun" w:hint="eastAsia"/>
+                <w:color w:val="000000"/>
+                <w:kern w:val="0"/>
+                <w:szCs w:val="21"/>
+                <w:lang w:bidi="ar"/>
+              </w:rPr>
+              <w:t xml:space="preserve"> Charger</w:t>
             </w:r>
           </w:p>
         </w:tc>
@@ -11415,6 +11519,7 @@
                 <w:lang w:bidi="ar"/>
               </w:rPr>
             </w:pPr>
+            <w:proofErr w:type="gramStart"/>
             <w:r>
               <w:rPr>
                 <w:rFonts w:ascii="SimSun" w:hAnsi="SimSun" w:cs="SimSun" w:hint="eastAsia"/>
@@ -11423,7 +11528,18 @@
                 <w:szCs w:val="21"/>
                 <w:lang w:bidi="ar"/>
               </w:rPr>
-              <w:t>副驾开关模块</w:t>
+              <w:t>副驾开关</w:t>
+            </w:r>
+            <w:proofErr w:type="gramEnd"/>
+            <w:r>
+              <w:rPr>
+                <w:rFonts w:ascii="SimSun" w:hAnsi="SimSun" w:cs="SimSun" w:hint="eastAsia"/>
+                <w:color w:val="000000"/>
+                <w:kern w:val="0"/>
+                <w:szCs w:val="21"/>
+                <w:lang w:bidi="ar"/>
+              </w:rPr>
+              <w:t>模块</w:t>
             </w:r>
           </w:p>
         </w:tc>
@@ -11869,8 +11985,20 @@
                 <w:szCs w:val="21"/>
                 <w:lang w:bidi="ar"/>
               </w:rPr>
-              <w:t>Reversing Radar SensorModule</w:t>
-            </w:r>
+              <w:t xml:space="preserve">Reversing Radar </w:t>
+            </w:r>
+            <w:proofErr w:type="spellStart"/>
+            <w:r>
+              <w:rPr>
+                <w:rFonts w:ascii="SimSun" w:hAnsi="SimSun" w:cs="SimSun" w:hint="eastAsia"/>
+                <w:color w:val="000000"/>
+                <w:kern w:val="0"/>
+                <w:szCs w:val="21"/>
+                <w:lang w:bidi="ar"/>
+              </w:rPr>
+              <w:t>SensorModule</w:t>
+            </w:r>
+            <w:proofErr w:type="spellEnd"/>
           </w:p>
         </w:tc>
         <w:tc>
@@ -14879,6 +15007,7 @@
                 <w:lang w:bidi="ar"/>
               </w:rPr>
             </w:pPr>
+            <w:proofErr w:type="gramStart"/>
             <w:r>
               <w:rPr>
                 <w:rFonts w:ascii="SimSun" w:hAnsi="SimSun" w:cs="SimSun" w:hint="eastAsia"/>
@@ -14887,7 +15016,18 @@
                 <w:szCs w:val="21"/>
                 <w:lang w:bidi="ar"/>
               </w:rPr>
-              <w:t>左区域控制器</w:t>
+              <w:t>左区域</w:t>
+            </w:r>
+            <w:proofErr w:type="gramEnd"/>
+            <w:r>
+              <w:rPr>
+                <w:rFonts w:ascii="SimSun" w:hAnsi="SimSun" w:cs="SimSun" w:hint="eastAsia"/>
+                <w:color w:val="000000"/>
+                <w:kern w:val="0"/>
+                <w:szCs w:val="21"/>
+                <w:lang w:bidi="ar"/>
+              </w:rPr>
+              <w:t>控制器</w:t>
             </w:r>
           </w:p>
         </w:tc>
@@ -15044,6 +15184,7 @@
                 <w:lang w:bidi="ar"/>
               </w:rPr>
             </w:pPr>
+            <w:proofErr w:type="gramStart"/>
             <w:r>
               <w:rPr>
                 <w:rFonts w:ascii="SimSun" w:hAnsi="SimSun" w:cs="SimSun" w:hint="eastAsia"/>
@@ -15052,7 +15193,18 @@
                 <w:szCs w:val="21"/>
                 <w:lang w:bidi="ar"/>
               </w:rPr>
-              <w:t>右区域控制器</w:t>
+              <w:t>右区域</w:t>
+            </w:r>
+            <w:proofErr w:type="gramEnd"/>
+            <w:r>
+              <w:rPr>
+                <w:rFonts w:ascii="SimSun" w:hAnsi="SimSun" w:cs="SimSun" w:hint="eastAsia"/>
+                <w:color w:val="000000"/>
+                <w:kern w:val="0"/>
+                <w:szCs w:val="21"/>
+                <w:lang w:bidi="ar"/>
+              </w:rPr>
+              <w:t>控制器</w:t>
             </w:r>
           </w:p>
         </w:tc>
@@ -15081,7 +15233,35 @@
         <w:rPr>
           <w:rFonts w:ascii="Arial" w:eastAsiaTheme="minorEastAsia" w:hAnsi="Arial" w:cs="Arial" w:hint="eastAsia"/>
         </w:rPr>
-        <w:t>本功能设计规范用于指导上汽通用五菱汽车股份有限公司与采埃孚汽车科技（上海）有限公司，开展关于智驱一体化底盘协同控制项目中</w:t>
+        <w:t>本功能设计规范用于指导上汽通用五菱汽车股份有限公司</w:t>
+      </w:r>
+      <w:proofErr w:type="gramStart"/>
+      <w:r>
+        <w:rPr>
+          <w:rFonts w:ascii="Arial" w:eastAsiaTheme="minorEastAsia" w:hAnsi="Arial" w:cs="Arial" w:hint="eastAsia"/>
+        </w:rPr>
+        <w:t>与采埃孚汽车</w:t>
+      </w:r>
+      <w:proofErr w:type="gramEnd"/>
+      <w:r>
+        <w:rPr>
+          <w:rFonts w:ascii="Arial" w:eastAsiaTheme="minorEastAsia" w:hAnsi="Arial" w:cs="Arial" w:hint="eastAsia"/>
+        </w:rPr>
+        <w:t>科技（上海）有限公司，开展</w:t>
+      </w:r>
+      <w:proofErr w:type="gramStart"/>
+      <w:r>
+        <w:rPr>
+          <w:rFonts w:ascii="Arial" w:eastAsiaTheme="minorEastAsia" w:hAnsi="Arial" w:cs="Arial" w:hint="eastAsia"/>
+        </w:rPr>
+        <w:t>关于智驱</w:t>
+      </w:r>
+      <w:proofErr w:type="gramEnd"/>
+      <w:r>
+        <w:rPr>
+          <w:rFonts w:ascii="Arial" w:eastAsiaTheme="minorEastAsia" w:hAnsi="Arial" w:cs="Arial" w:hint="eastAsia"/>
+        </w:rPr>
+        <w:t>一体化底盘协同控制项目中</w:t>
       </w:r>
       <w:r>
         <w:rPr>
@@ -15289,7 +15469,21 @@
         <w:rPr>
           <w:rFonts w:ascii="Arial" w:eastAsiaTheme="minorEastAsia" w:hAnsi="Arial" w:cs="Arial" w:hint="eastAsia"/>
         </w:rPr>
-        <w:t>智驱一体化底盘协同控制项目组达成共同意见下，该文档将不能被单方面进行修改。</w:t>
+        <w:t>智驱一体化底盘协同控制项目</w:t>
+      </w:r>
+      <w:proofErr w:type="gramStart"/>
+      <w:r>
+        <w:rPr>
+          <w:rFonts w:ascii="Arial" w:eastAsiaTheme="minorEastAsia" w:hAnsi="Arial" w:cs="Arial" w:hint="eastAsia"/>
+        </w:rPr>
+        <w:t>组达成</w:t>
+      </w:r>
+      <w:proofErr w:type="gramEnd"/>
+      <w:r>
+        <w:rPr>
+          <w:rFonts w:ascii="Arial" w:eastAsiaTheme="minorEastAsia" w:hAnsi="Arial" w:cs="Arial" w:hint="eastAsia"/>
+        </w:rPr>
+        <w:t>共同意见下，该文档将不能被单方面进行修改。</w:t>
       </w:r>
     </w:p>
     <w:p>
@@ -15578,12 +15772,14 @@
           <w:rFonts w:ascii="Arial" w:eastAsiaTheme="minorEastAsia" w:hAnsi="Arial" w:cs="Arial"/>
         </w:rPr>
       </w:pPr>
+      <w:proofErr w:type="spellStart"/>
       <w:r>
         <w:rPr>
           <w:rFonts w:ascii="Arial" w:eastAsiaTheme="minorEastAsia" w:hAnsi="Arial" w:cs="Arial"/>
         </w:rPr>
         <w:t>yyyy</w:t>
       </w:r>
+      <w:proofErr w:type="spellEnd"/>
       <w:r>
         <w:rPr>
           <w:rFonts w:ascii="Arial" w:eastAsiaTheme="minorEastAsia" w:hAnsi="Arial" w:cs="Arial"/>
@@ -16105,7 +16301,51 @@
           <w:szCs w:val="21"/>
           <w:lang w:bidi="ar"/>
         </w:rPr>
-        <w:t xml:space="preserve">格式：SGMW_VMC_FS_Dn-Sn-Fn_XXX_Vnn_yyyymmdd </w:t>
+        <w:t>格式：</w:t>
+      </w:r>
+      <w:proofErr w:type="spellStart"/>
+      <w:r>
+        <w:rPr>
+          <w:rFonts w:asciiTheme="minorEastAsia" w:eastAsiaTheme="minorEastAsia" w:hAnsiTheme="minorEastAsia" w:cstheme="minorEastAsia" w:hint="eastAsia"/>
+          <w:color w:val="000000"/>
+          <w:kern w:val="0"/>
+          <w:szCs w:val="21"/>
+          <w:lang w:bidi="ar"/>
+        </w:rPr>
+        <w:t>SGMW_VMC_FS_Dn</w:t>
+      </w:r>
+      <w:proofErr w:type="spellEnd"/>
+      <w:r>
+        <w:rPr>
+          <w:rFonts w:asciiTheme="minorEastAsia" w:eastAsiaTheme="minorEastAsia" w:hAnsiTheme="minorEastAsia" w:cstheme="minorEastAsia" w:hint="eastAsia"/>
+          <w:color w:val="000000"/>
+          <w:kern w:val="0"/>
+          <w:szCs w:val="21"/>
+          <w:lang w:bidi="ar"/>
+        </w:rPr>
+        <w:t>-Sn-</w:t>
+      </w:r>
+      <w:proofErr w:type="spellStart"/>
+      <w:r>
+        <w:rPr>
+          <w:rFonts w:asciiTheme="minorEastAsia" w:eastAsiaTheme="minorEastAsia" w:hAnsiTheme="minorEastAsia" w:cstheme="minorEastAsia" w:hint="eastAsia"/>
+          <w:color w:val="000000"/>
+          <w:kern w:val="0"/>
+          <w:szCs w:val="21"/>
+          <w:lang w:bidi="ar"/>
+        </w:rPr>
+        <w:t>Fn_XXX_Vnn_yyyymmdd</w:t>
+      </w:r>
+      <w:proofErr w:type="spellEnd"/>
+      <w:r>
+        <w:rPr>
+          <w:rFonts w:asciiTheme="minorEastAsia" w:eastAsiaTheme="minorEastAsia" w:hAnsiTheme="minorEastAsia" w:cstheme="minorEastAsia" w:hint="eastAsia"/>
+          <w:color w:val="000000"/>
+          <w:kern w:val="0"/>
+          <w:szCs w:val="21"/>
+          <w:lang w:bidi="ar"/>
+        </w:rPr>
+        <w:t xml:space="preserve"> </w:t>
       </w:r>
     </w:p>
     <w:p>
@@ -16172,6 +16412,7 @@
           <w:szCs w:val="21"/>
         </w:rPr>
       </w:pPr>
+      <w:proofErr w:type="spellStart"/>
       <w:r>
         <w:rPr>
           <w:rFonts w:asciiTheme="minorEastAsia" w:eastAsiaTheme="minorEastAsia" w:hAnsiTheme="minorEastAsia" w:cstheme="minorEastAsia" w:hint="eastAsia"/>
@@ -16180,7 +16421,40 @@
           <w:szCs w:val="21"/>
           <w:lang w:bidi="ar"/>
         </w:rPr>
-        <w:t xml:space="preserve">Dn-Sn-Fn：功能 ID； </w:t>
+        <w:t>Dn</w:t>
+      </w:r>
+      <w:proofErr w:type="spellEnd"/>
+      <w:r>
+        <w:rPr>
+          <w:rFonts w:asciiTheme="minorEastAsia" w:eastAsiaTheme="minorEastAsia" w:hAnsiTheme="minorEastAsia" w:cstheme="minorEastAsia" w:hint="eastAsia"/>
+          <w:color w:val="000000"/>
+          <w:kern w:val="0"/>
+          <w:szCs w:val="21"/>
+          <w:lang w:bidi="ar"/>
+        </w:rPr>
+        <w:t>-Sn-</w:t>
+      </w:r>
+      <w:proofErr w:type="spellStart"/>
+      <w:r>
+        <w:rPr>
+          <w:rFonts w:asciiTheme="minorEastAsia" w:eastAsiaTheme="minorEastAsia" w:hAnsiTheme="minorEastAsia" w:cstheme="minorEastAsia" w:hint="eastAsia"/>
+          <w:color w:val="000000"/>
+          <w:kern w:val="0"/>
+          <w:szCs w:val="21"/>
+          <w:lang w:bidi="ar"/>
+        </w:rPr>
+        <w:t>Fn</w:t>
+      </w:r>
+      <w:proofErr w:type="spellEnd"/>
+      <w:r>
+        <w:rPr>
+          <w:rFonts w:asciiTheme="minorEastAsia" w:eastAsiaTheme="minorEastAsia" w:hAnsiTheme="minorEastAsia" w:cstheme="minorEastAsia" w:hint="eastAsia"/>
+          <w:color w:val="000000"/>
+          <w:kern w:val="0"/>
+          <w:szCs w:val="21"/>
+          <w:lang w:bidi="ar"/>
+        </w:rPr>
+        <w:t xml:space="preserve">：功能 ID； </w:t>
       </w:r>
     </w:p>
     <w:p>
@@ -16222,6 +16496,7 @@
           <w:szCs w:val="21"/>
         </w:rPr>
       </w:pPr>
+      <w:proofErr w:type="spellStart"/>
       <w:r>
         <w:rPr>
           <w:rFonts w:asciiTheme="minorEastAsia" w:eastAsiaTheme="minorEastAsia" w:hAnsiTheme="minorEastAsia" w:cstheme="minorEastAsia" w:hint="eastAsia"/>
@@ -16230,7 +16505,18 @@
           <w:szCs w:val="21"/>
           <w:lang w:bidi="ar"/>
         </w:rPr>
-        <w:t xml:space="preserve">Vnn：文件版本； </w:t>
+        <w:t>Vnn</w:t>
+      </w:r>
+      <w:proofErr w:type="spellEnd"/>
+      <w:r>
+        <w:rPr>
+          <w:rFonts w:asciiTheme="minorEastAsia" w:eastAsiaTheme="minorEastAsia" w:hAnsiTheme="minorEastAsia" w:cstheme="minorEastAsia" w:hint="eastAsia"/>
+          <w:color w:val="000000"/>
+          <w:kern w:val="0"/>
+          <w:szCs w:val="21"/>
+          <w:lang w:bidi="ar"/>
+        </w:rPr>
+        <w:t xml:space="preserve">：文件版本； </w:t>
       </w:r>
     </w:p>
     <w:p>
@@ -16247,6 +16533,7 @@
           <w:szCs w:val="21"/>
         </w:rPr>
       </w:pPr>
+      <w:proofErr w:type="spellStart"/>
       <w:r>
         <w:rPr>
           <w:rFonts w:asciiTheme="minorEastAsia" w:eastAsiaTheme="minorEastAsia" w:hAnsiTheme="minorEastAsia" w:cstheme="minorEastAsia" w:hint="eastAsia"/>
@@ -16255,7 +16542,18 @@
           <w:szCs w:val="21"/>
           <w:lang w:bidi="ar"/>
         </w:rPr>
-        <w:t>yyyymmdd：文件形成日期。</w:t>
+        <w:t>yyyymmdd</w:t>
+      </w:r>
+      <w:proofErr w:type="spellEnd"/>
+      <w:r>
+        <w:rPr>
+          <w:rFonts w:asciiTheme="minorEastAsia" w:eastAsiaTheme="minorEastAsia" w:hAnsiTheme="minorEastAsia" w:cstheme="minorEastAsia" w:hint="eastAsia"/>
+          <w:color w:val="000000"/>
+          <w:kern w:val="0"/>
+          <w:szCs w:val="21"/>
+          <w:lang w:bidi="ar"/>
+        </w:rPr>
+        <w:t>：文件形成日期。</w:t>
       </w:r>
     </w:p>
     <w:p>
@@ -16415,7 +16713,22 @@
           <w:rFonts w:cstheme="minorBidi" w:hint="eastAsia"/>
           <w:sz w:val="22"/>
         </w:rPr>
-        <w:t>电制动），</w:t>
+        <w:t>电制动）</w:t>
+      </w:r>
+      <w:r>
+        <w:rPr>
+          <w:rFonts w:cstheme="minorBidi" w:hint="eastAsia"/>
+          <w:sz w:val="22"/>
+          <w:highlight w:val="yellow"/>
+        </w:rPr>
+        <w:t>和通过方向盘按钮调节</w:t>
+      </w:r>
+      <w:r>
+        <w:rPr>
+          <w:rFonts w:cstheme="minorBidi" w:hint="eastAsia"/>
+          <w:sz w:val="22"/>
+        </w:rPr>
+        <w:t>，</w:t>
       </w:r>
       <w:r>
         <w:rPr>
@@ -16599,6 +16912,7 @@
         <w:rPr>
           <w:rFonts w:hint="eastAsia"/>
         </w:rPr>
+        <w:lastRenderedPageBreak/>
         <w:t>与子系统自身</w:t>
       </w:r>
       <w:r>
@@ -16640,7 +16954,6 @@
           <w:rFonts w:cstheme="minorBidi" w:hint="eastAsia"/>
           <w:sz w:val="22"/>
         </w:rPr>
-        <w:lastRenderedPageBreak/>
         <w:t>VMC</w:t>
       </w:r>
       <w:r>
@@ -17016,6 +17329,7 @@
         </w:rPr>
         <w:t>电制动</w:t>
       </w:r>
+      <w:proofErr w:type="gramStart"/>
       <w:r>
         <w:rPr>
           <w:rFonts w:cstheme="minorBidi" w:hint="eastAsia"/>
@@ -17030,6 +17344,7 @@
         </w:rPr>
         <w:t>值</w:t>
       </w:r>
+      <w:proofErr w:type="gramEnd"/>
       <w:r>
         <w:rPr>
           <w:rFonts w:cstheme="minorBidi" w:hint="eastAsia"/>
@@ -17568,7 +17883,23 @@
           <w:rFonts w:cstheme="minorBidi" w:hint="eastAsia"/>
           <w:sz w:val="22"/>
         </w:rPr>
-        <w:t>冰雪等低附路面上，</w:t>
+        <w:t>冰雪</w:t>
+      </w:r>
+      <w:proofErr w:type="gramStart"/>
+      <w:r>
+        <w:rPr>
+          <w:rFonts w:cstheme="minorBidi" w:hint="eastAsia"/>
+          <w:sz w:val="22"/>
+        </w:rPr>
+        <w:t>等低附路面</w:t>
+      </w:r>
+      <w:proofErr w:type="gramEnd"/>
+      <w:r>
+        <w:rPr>
+          <w:rFonts w:cstheme="minorBidi" w:hint="eastAsia"/>
+          <w:sz w:val="22"/>
+        </w:rPr>
+        <w:t>上，</w:t>
       </w:r>
       <w:r>
         <w:rPr>
@@ -18090,7 +18421,23 @@
           <w:rFonts w:cstheme="minorBidi" w:hint="eastAsia"/>
           <w:sz w:val="22"/>
         </w:rPr>
-        <w:t>功能灯保持常亮，</w:t>
+        <w:t>功能</w:t>
+      </w:r>
+      <w:proofErr w:type="gramStart"/>
+      <w:r>
+        <w:rPr>
+          <w:rFonts w:cstheme="minorBidi" w:hint="eastAsia"/>
+          <w:sz w:val="22"/>
+        </w:rPr>
+        <w:t>灯保持</w:t>
+      </w:r>
+      <w:proofErr w:type="gramEnd"/>
+      <w:r>
+        <w:rPr>
+          <w:rFonts w:cstheme="minorBidi" w:hint="eastAsia"/>
+          <w:sz w:val="22"/>
+        </w:rPr>
+        <w:t>常亮，</w:t>
       </w:r>
       <w:r>
         <w:rPr>
@@ -19085,6 +19432,7 @@
           <w:rFonts w:cstheme="minorBidi" w:hint="eastAsia"/>
           <w:sz w:val="22"/>
         </w:rPr>
+        <w:lastRenderedPageBreak/>
         <w:t>当</w:t>
       </w:r>
       <w:r>
@@ -19276,7 +19624,6 @@
           <w:rFonts w:cstheme="minorBidi" w:hint="eastAsia"/>
           <w:sz w:val="22"/>
         </w:rPr>
-        <w:lastRenderedPageBreak/>
         <w:t>如果</w:t>
       </w:r>
       <w:r>
@@ -19466,7 +19813,23 @@
           <w:rFonts w:cstheme="minorBidi" w:hint="eastAsia"/>
           <w:sz w:val="22"/>
         </w:rPr>
-        <w:t>冰雪等低附路面上，</w:t>
+        <w:t>冰雪</w:t>
+      </w:r>
+      <w:proofErr w:type="gramStart"/>
+      <w:r>
+        <w:rPr>
+          <w:rFonts w:cstheme="minorBidi" w:hint="eastAsia"/>
+          <w:sz w:val="22"/>
+        </w:rPr>
+        <w:t>等低附路面</w:t>
+      </w:r>
+      <w:proofErr w:type="gramEnd"/>
+      <w:r>
+        <w:rPr>
+          <w:rFonts w:cstheme="minorBidi" w:hint="eastAsia"/>
+          <w:sz w:val="22"/>
+        </w:rPr>
+        <w:t>上，</w:t>
       </w:r>
       <w:r>
         <w:rPr>
@@ -19685,7 +20048,23 @@
           <w:rFonts w:cstheme="minorBidi" w:hint="eastAsia"/>
           <w:sz w:val="22"/>
         </w:rPr>
-        <w:t>功能灯保持常亮，</w:t>
+        <w:t>功能</w:t>
+      </w:r>
+      <w:proofErr w:type="gramStart"/>
+      <w:r>
+        <w:rPr>
+          <w:rFonts w:cstheme="minorBidi" w:hint="eastAsia"/>
+          <w:sz w:val="22"/>
+        </w:rPr>
+        <w:t>灯保持</w:t>
+      </w:r>
+      <w:proofErr w:type="gramEnd"/>
+      <w:r>
+        <w:rPr>
+          <w:rFonts w:cstheme="minorBidi" w:hint="eastAsia"/>
+          <w:sz w:val="22"/>
+        </w:rPr>
+        <w:t>常亮，</w:t>
       </w:r>
       <w:r>
         <w:rPr>
@@ -20758,7 +21137,18 @@
                 <w:sz w:val="18"/>
                 <w:szCs w:val="18"/>
               </w:rPr>
-              <w:t>起始字节</w:t>
+              <w:t>起</w:t>
+            </w:r>
+            <w:r>
+              <w:rPr>
+                <w:rFonts w:ascii="Arial" w:eastAsiaTheme="minorEastAsia" w:hAnsi="Arial" w:cs="Arial" w:hint="eastAsia"/>
+                <w:b/>
+                <w:color w:val="0000FF"/>
+                <w:sz w:val="18"/>
+                <w:szCs w:val="18"/>
+              </w:rPr>
+              <w:lastRenderedPageBreak/>
+              <w:t>始字节</w:t>
             </w:r>
           </w:p>
         </w:tc>
@@ -20791,7 +21181,19 @@
                 <w:sz w:val="18"/>
                 <w:szCs w:val="18"/>
               </w:rPr>
-              <w:t>起始位</w:t>
+              <w:lastRenderedPageBreak/>
+              <w:t>起</w:t>
+            </w:r>
+            <w:r>
+              <w:rPr>
+                <w:rFonts w:ascii="Arial" w:eastAsiaTheme="minorEastAsia" w:hAnsi="Arial" w:cs="Arial" w:hint="eastAsia"/>
+                <w:b/>
+                <w:color w:val="0000FF"/>
+                <w:sz w:val="18"/>
+                <w:szCs w:val="18"/>
+              </w:rPr>
+              <w:lastRenderedPageBreak/>
+              <w:t>始位</w:t>
             </w:r>
           </w:p>
         </w:tc>
@@ -20824,7 +21226,19 @@
                 <w:sz w:val="18"/>
                 <w:szCs w:val="18"/>
               </w:rPr>
-              <w:t>信号长度</w:t>
+              <w:lastRenderedPageBreak/>
+              <w:t>信</w:t>
+            </w:r>
+            <w:r>
+              <w:rPr>
+                <w:rFonts w:ascii="Arial" w:eastAsiaTheme="minorEastAsia" w:hAnsi="Arial" w:cs="Arial" w:hint="eastAsia"/>
+                <w:b/>
+                <w:color w:val="0000FF"/>
+                <w:sz w:val="18"/>
+                <w:szCs w:val="18"/>
+              </w:rPr>
+              <w:lastRenderedPageBreak/>
+              <w:t>号长度</w:t>
             </w:r>
           </w:p>
         </w:tc>
@@ -20858,6 +21272,7 @@
                 <w:sz w:val="18"/>
                 <w:szCs w:val="18"/>
               </w:rPr>
+              <w:lastRenderedPageBreak/>
               <w:t>转换公式</w:t>
             </w:r>
           </w:p>
@@ -20888,7 +21303,6 @@
                 <w:sz w:val="16"/>
                 <w:szCs w:val="16"/>
               </w:rPr>
-              <w:lastRenderedPageBreak/>
               <w:t>HMI</w:t>
             </w:r>
           </w:p>
@@ -20958,6 +21372,7 @@
                 <w:szCs w:val="16"/>
               </w:rPr>
             </w:pPr>
+            <w:proofErr w:type="spellStart"/>
             <w:r>
               <w:rPr>
                 <w:rFonts w:ascii="Arial" w:eastAsiaTheme="minorEastAsia" w:hAnsi="Arial" w:cs="Arial" w:hint="eastAsia"/>
@@ -20974,6 +21389,7 @@
               </w:rPr>
               <w:t>Swt</w:t>
             </w:r>
+            <w:proofErr w:type="spellEnd"/>
           </w:p>
         </w:tc>
         <w:tc>
@@ -21236,6 +21652,7 @@
                 <w:szCs w:val="16"/>
               </w:rPr>
             </w:pPr>
+            <w:proofErr w:type="spellStart"/>
             <w:r>
               <w:rPr>
                 <w:rFonts w:ascii="Arial" w:eastAsiaTheme="minorEastAsia" w:hAnsi="Arial" w:cs="Arial" w:hint="eastAsia"/>
@@ -21252,6 +21669,7 @@
               </w:rPr>
               <w:t>_Status</w:t>
             </w:r>
+            <w:proofErr w:type="spellEnd"/>
           </w:p>
         </w:tc>
         <w:tc>
@@ -21662,6 +22080,7 @@
                 <w:szCs w:val="16"/>
               </w:rPr>
             </w:pPr>
+            <w:proofErr w:type="spellStart"/>
             <w:r>
               <w:rPr>
                 <w:rFonts w:ascii="Arial" w:eastAsiaTheme="minorEastAsia" w:hAnsi="Arial" w:cs="Arial" w:hint="eastAsia"/>
@@ -21670,6 +22089,7 @@
               </w:rPr>
               <w:t>HDCFault</w:t>
             </w:r>
+            <w:proofErr w:type="spellEnd"/>
           </w:p>
         </w:tc>
         <w:tc>
@@ -21948,6 +22368,7 @@
                 <w:szCs w:val="16"/>
               </w:rPr>
             </w:pPr>
+            <w:proofErr w:type="spellStart"/>
             <w:r>
               <w:rPr>
                 <w:rFonts w:ascii="Arial" w:eastAsiaTheme="minorEastAsia" w:hAnsi="Arial" w:cs="Arial" w:hint="eastAsia"/>
@@ -21972,6 +22393,7 @@
               </w:rPr>
               <w:t>Req</w:t>
             </w:r>
+            <w:proofErr w:type="spellEnd"/>
           </w:p>
         </w:tc>
         <w:tc>
@@ -22227,6 +22649,7 @@
                 <w:szCs w:val="16"/>
               </w:rPr>
             </w:pPr>
+            <w:proofErr w:type="spellStart"/>
             <w:r>
               <w:rPr>
                 <w:rFonts w:ascii="Arial" w:eastAsiaTheme="minorEastAsia" w:hAnsi="Arial" w:cs="Arial" w:hint="eastAsia"/>
@@ -22235,6 +22658,7 @@
               </w:rPr>
               <w:t>HDCTgtVel</w:t>
             </w:r>
+            <w:proofErr w:type="spellEnd"/>
           </w:p>
         </w:tc>
         <w:tc>
@@ -22479,6 +22903,7 @@
                 <w:szCs w:val="16"/>
               </w:rPr>
             </w:pPr>
+            <w:proofErr w:type="spellStart"/>
             <w:r>
               <w:rPr>
                 <w:rFonts w:ascii="Arial" w:eastAsiaTheme="minorEastAsia" w:hAnsi="Arial" w:cs="Arial"/>
@@ -22487,6 +22912,7 @@
               </w:rPr>
               <w:t>VehActGrStsESC_FD</w:t>
             </w:r>
+            <w:proofErr w:type="spellEnd"/>
           </w:p>
         </w:tc>
         <w:tc>
@@ -22931,7 +23357,16 @@
                 <w:sz w:val="16"/>
                 <w:szCs w:val="16"/>
               </w:rPr>
-              <w:t>VMCU</w:t>
+              <w:t>VMC</w:t>
+            </w:r>
+            <w:r>
+              <w:rPr>
+                <w:rFonts w:ascii="Arial" w:eastAsiaTheme="minorEastAsia" w:hAnsi="Arial" w:cs="Arial" w:hint="eastAsia"/>
+                <w:sz w:val="16"/>
+                <w:szCs w:val="16"/>
+              </w:rPr>
+              <w:lastRenderedPageBreak/>
+              <w:t>U</w:t>
             </w:r>
           </w:p>
         </w:tc>
@@ -22971,6 +23406,7 @@
                 <w:szCs w:val="16"/>
               </w:rPr>
             </w:pPr>
+            <w:proofErr w:type="spellStart"/>
             <w:r>
               <w:rPr>
                 <w:rFonts w:hint="eastAsia"/>
@@ -22979,6 +23415,7 @@
               </w:rPr>
               <w:t>BrakeDiskOverHeat</w:t>
             </w:r>
+            <w:proofErr w:type="spellEnd"/>
           </w:p>
         </w:tc>
         <w:tc>
@@ -23004,7 +23441,16 @@
                 <w:sz w:val="16"/>
                 <w:szCs w:val="16"/>
               </w:rPr>
-              <w:t>表征制动卡盘是否过热</w:t>
+              <w:t>表征制动卡盘是否过</w:t>
+            </w:r>
+            <w:r>
+              <w:rPr>
+                <w:rFonts w:hint="eastAsia"/>
+                <w:sz w:val="16"/>
+                <w:szCs w:val="16"/>
+              </w:rPr>
+              <w:lastRenderedPageBreak/>
+              <w:t>热</w:t>
             </w:r>
           </w:p>
         </w:tc>
@@ -23125,6 +23571,7 @@
                 <w:sz w:val="16"/>
                 <w:szCs w:val="16"/>
               </w:rPr>
+              <w:lastRenderedPageBreak/>
               <w:t xml:space="preserve">0x1: </w:t>
             </w:r>
             <w:r>
@@ -23163,6 +23610,7 @@
                 <w:sz w:val="16"/>
                 <w:szCs w:val="16"/>
               </w:rPr>
+              <w:lastRenderedPageBreak/>
               <w:t>IMU</w:t>
             </w:r>
           </w:p>
@@ -23230,6 +23678,7 @@
                 <w:szCs w:val="16"/>
               </w:rPr>
             </w:pPr>
+            <w:proofErr w:type="spellStart"/>
             <w:r>
               <w:rPr>
                 <w:rFonts w:ascii="Arial" w:eastAsiaTheme="minorEastAsia" w:hAnsi="Arial" w:cs="Arial"/>
@@ -23238,6 +23687,7 @@
               </w:rPr>
               <w:t>ADASLongAcc</w:t>
             </w:r>
+            <w:proofErr w:type="spellEnd"/>
           </w:p>
         </w:tc>
         <w:tc>
@@ -23374,7 +23824,6 @@
                 <w:sz w:val="16"/>
                 <w:szCs w:val="16"/>
               </w:rPr>
-              <w:lastRenderedPageBreak/>
               <w:t>IMU</w:t>
             </w:r>
           </w:p>
@@ -23444,6 +23893,7 @@
                 <w:szCs w:val="16"/>
               </w:rPr>
             </w:pPr>
+            <w:proofErr w:type="spellStart"/>
             <w:r>
               <w:rPr>
                 <w:rFonts w:ascii="Arial" w:eastAsiaTheme="minorEastAsia" w:hAnsi="Arial" w:cs="Arial"/>
@@ -23452,6 +23902,7 @@
               </w:rPr>
               <w:t>ADASLongAccV</w:t>
             </w:r>
+            <w:proofErr w:type="spellEnd"/>
           </w:p>
         </w:tc>
         <w:tc>
@@ -23688,6 +24139,7 @@
                 <w:szCs w:val="16"/>
               </w:rPr>
             </w:pPr>
+            <w:proofErr w:type="spellStart"/>
             <w:r>
               <w:rPr>
                 <w:sz w:val="16"/>
@@ -23695,6 +24147,7 @@
               </w:rPr>
               <w:t>ADASLatAccel</w:t>
             </w:r>
+            <w:proofErr w:type="spellEnd"/>
           </w:p>
         </w:tc>
         <w:tc>
@@ -23912,6 +24365,7 @@
                 <w:szCs w:val="16"/>
               </w:rPr>
             </w:pPr>
+            <w:proofErr w:type="spellStart"/>
             <w:r>
               <w:rPr>
                 <w:sz w:val="16"/>
@@ -23919,6 +24373,7 @@
               </w:rPr>
               <w:t>ADASLatAccelV</w:t>
             </w:r>
+            <w:proofErr w:type="spellEnd"/>
           </w:p>
         </w:tc>
         <w:tc>
@@ -24491,6 +24946,7 @@
                 <w:szCs w:val="16"/>
               </w:rPr>
             </w:pPr>
+            <w:proofErr w:type="spellStart"/>
             <w:r>
               <w:rPr>
                 <w:rFonts w:ascii="Arial" w:eastAsiaTheme="minorEastAsia" w:hAnsi="Arial" w:cs="Arial"/>
@@ -24499,6 +24955,7 @@
               </w:rPr>
               <w:t>ESPMCBrPressure_FD</w:t>
             </w:r>
+            <w:proofErr w:type="spellEnd"/>
           </w:p>
         </w:tc>
         <w:tc>
@@ -24706,6 +25163,7 @@
                 <w:szCs w:val="16"/>
               </w:rPr>
             </w:pPr>
+            <w:proofErr w:type="spellStart"/>
             <w:r>
               <w:rPr>
                 <w:rFonts w:ascii="Arial" w:eastAsiaTheme="minorEastAsia" w:hAnsi="Arial" w:cs="Arial"/>
@@ -24714,6 +25172,7 @@
               </w:rPr>
               <w:t>ESPMCBrPressureV_FD</w:t>
             </w:r>
+            <w:proofErr w:type="spellEnd"/>
           </w:p>
         </w:tc>
         <w:tc>
@@ -24964,6 +25423,7 @@
                 <w:szCs w:val="16"/>
               </w:rPr>
             </w:pPr>
+            <w:proofErr w:type="spellStart"/>
             <w:r>
               <w:rPr>
                 <w:rFonts w:ascii="Arial" w:eastAsiaTheme="minorEastAsia" w:hAnsi="Arial" w:cs="Arial"/>
@@ -24972,6 +25432,7 @@
               </w:rPr>
               <w:t>LtFntWhlGrndVlcty</w:t>
             </w:r>
+            <w:proofErr w:type="spellEnd"/>
           </w:p>
           <w:p>
             <w:pPr>
@@ -24983,6 +25444,7 @@
                 <w:szCs w:val="16"/>
               </w:rPr>
             </w:pPr>
+            <w:proofErr w:type="spellStart"/>
             <w:r>
               <w:rPr>
                 <w:rFonts w:ascii="Arial" w:eastAsiaTheme="minorEastAsia" w:hAnsi="Arial" w:cs="Arial"/>
@@ -24991,6 +25453,7 @@
               </w:rPr>
               <w:t>RtFntWhlGrndVlcty</w:t>
             </w:r>
+            <w:proofErr w:type="spellEnd"/>
           </w:p>
           <w:p>
             <w:pPr>
@@ -25002,6 +25465,7 @@
                 <w:szCs w:val="16"/>
               </w:rPr>
             </w:pPr>
+            <w:proofErr w:type="spellStart"/>
             <w:r>
               <w:rPr>
                 <w:rFonts w:ascii="Arial" w:eastAsiaTheme="minorEastAsia" w:hAnsi="Arial" w:cs="Arial"/>
@@ -25010,6 +25474,7 @@
               </w:rPr>
               <w:t>LtRrWhlGrndVlcty</w:t>
             </w:r>
+            <w:proofErr w:type="spellEnd"/>
           </w:p>
           <w:p>
             <w:pPr>
@@ -25021,6 +25486,7 @@
                 <w:szCs w:val="16"/>
               </w:rPr>
             </w:pPr>
+            <w:proofErr w:type="spellStart"/>
             <w:r>
               <w:rPr>
                 <w:rFonts w:ascii="Arial" w:eastAsiaTheme="minorEastAsia" w:hAnsi="Arial" w:cs="Arial"/>
@@ -25029,6 +25495,7 @@
               </w:rPr>
               <w:t>RtRrWhlGrndVlcty</w:t>
             </w:r>
+            <w:proofErr w:type="spellEnd"/>
           </w:p>
         </w:tc>
         <w:tc>
@@ -25274,13 +25741,23 @@
                 <w:szCs w:val="16"/>
               </w:rPr>
             </w:pPr>
+            <w:proofErr w:type="spellStart"/>
             <w:r>
               <w:rPr>
                 <w:rFonts w:ascii="Arial" w:eastAsiaTheme="minorEastAsia" w:hAnsi="Arial" w:cs="Arial"/>
                 <w:sz w:val="16"/>
                 <w:szCs w:val="16"/>
               </w:rPr>
-              <w:t>WhlActBrkTq_FL/FR/RL/RR</w:t>
+              <w:t>WhlActBrkTq_FL</w:t>
+            </w:r>
+            <w:proofErr w:type="spellEnd"/>
+            <w:r>
+              <w:rPr>
+                <w:rFonts w:ascii="Arial" w:eastAsiaTheme="minorEastAsia" w:hAnsi="Arial" w:cs="Arial"/>
+                <w:sz w:val="16"/>
+                <w:szCs w:val="16"/>
+              </w:rPr>
+              <w:t>/FR/RL/RR</w:t>
             </w:r>
           </w:p>
         </w:tc>
@@ -25498,6 +25975,7 @@
                 <w:szCs w:val="16"/>
               </w:rPr>
             </w:pPr>
+            <w:proofErr w:type="spellStart"/>
             <w:r>
               <w:rPr>
                 <w:rFonts w:ascii="Arial" w:eastAsiaTheme="minorEastAsia" w:hAnsi="Arial" w:cs="Arial"/>
@@ -25506,6 +25984,7 @@
               </w:rPr>
               <w:t>OverlayBrkActrRqstSts</w:t>
             </w:r>
+            <w:proofErr w:type="spellEnd"/>
           </w:p>
         </w:tc>
         <w:tc>
@@ -25624,17 +26103,37 @@
                 <w:sz w:val="16"/>
                 <w:szCs w:val="16"/>
               </w:rPr>
-              <w:t>$0=Not_Controllable</w:t>
-            </w:r>
+              <w:t>$0=</w:t>
+            </w:r>
+            <w:proofErr w:type="spellStart"/>
             <w:r>
               <w:rPr>
                 <w:rFonts w:hint="eastAsia"/>
                 <w:sz w:val="16"/>
                 <w:szCs w:val="16"/>
               </w:rPr>
+              <w:t>Not_Controllable</w:t>
+            </w:r>
+            <w:proofErr w:type="spellEnd"/>
+            <w:r>
+              <w:rPr>
+                <w:rFonts w:hint="eastAsia"/>
+                <w:sz w:val="16"/>
+                <w:szCs w:val="16"/>
+              </w:rPr>
               <w:br/>
-              <w:t>$1=Ready_for_Control</w:t>
-            </w:r>
+              <w:t>$1=</w:t>
+            </w:r>
+            <w:proofErr w:type="spellStart"/>
+            <w:r>
+              <w:rPr>
+                <w:rFonts w:hint="eastAsia"/>
+                <w:sz w:val="16"/>
+                <w:szCs w:val="16"/>
+              </w:rPr>
+              <w:t>Ready_for_Control</w:t>
+            </w:r>
+            <w:proofErr w:type="spellEnd"/>
             <w:r>
               <w:rPr>
                 <w:rFonts w:hint="eastAsia"/>
@@ -25758,6 +26257,7 @@
                 <w:szCs w:val="16"/>
               </w:rPr>
             </w:pPr>
+            <w:proofErr w:type="spellStart"/>
             <w:r>
               <w:rPr>
                 <w:sz w:val="16"/>
@@ -25765,6 +26265,7 @@
               </w:rPr>
               <w:t>BrkDltTrqCtrlAtvRqstFlg</w:t>
             </w:r>
+            <w:proofErr w:type="spellEnd"/>
           </w:p>
         </w:tc>
         <w:tc>
@@ -25890,17 +26391,37 @@
                 <w:sz w:val="16"/>
                 <w:szCs w:val="16"/>
               </w:rPr>
-              <w:t>$0=NoRequest</w:t>
-            </w:r>
+              <w:t>$0=</w:t>
+            </w:r>
+            <w:proofErr w:type="spellStart"/>
             <w:r>
               <w:rPr>
                 <w:rFonts w:hint="eastAsia"/>
                 <w:sz w:val="16"/>
                 <w:szCs w:val="16"/>
               </w:rPr>
+              <w:t>NoRequest</w:t>
+            </w:r>
+            <w:proofErr w:type="spellEnd"/>
+            <w:r>
+              <w:rPr>
+                <w:rFonts w:hint="eastAsia"/>
+                <w:sz w:val="16"/>
+                <w:szCs w:val="16"/>
+              </w:rPr>
               <w:br/>
-              <w:t>$1=Requst</w:t>
-            </w:r>
+              <w:t>$1=</w:t>
+            </w:r>
+            <w:proofErr w:type="spellStart"/>
+            <w:r>
+              <w:rPr>
+                <w:rFonts w:hint="eastAsia"/>
+                <w:sz w:val="16"/>
+                <w:szCs w:val="16"/>
+              </w:rPr>
+              <w:t>Requst</w:t>
+            </w:r>
+            <w:proofErr w:type="spellEnd"/>
           </w:p>
         </w:tc>
       </w:tr>
@@ -25999,14 +26520,70 @@
                 <w:szCs w:val="16"/>
               </w:rPr>
             </w:pPr>
+            <w:proofErr w:type="spellStart"/>
             <w:r>
               <w:rPr>
                 <w:rFonts w:hint="eastAsia"/>
                 <w:sz w:val="16"/>
                 <w:szCs w:val="16"/>
               </w:rPr>
-              <w:t>TarBrkTqFrntLe / TarBrkTqFrntRi / TarBrkTqReLe / TarBrkTqReRi</w:t>
-            </w:r>
+              <w:t>TarBrkTqFrntLe</w:t>
+            </w:r>
+            <w:proofErr w:type="spellEnd"/>
+            <w:r>
+              <w:rPr>
+                <w:rFonts w:hint="eastAsia"/>
+                <w:sz w:val="16"/>
+                <w:szCs w:val="16"/>
+              </w:rPr>
+              <w:t xml:space="preserve"> / </w:t>
+            </w:r>
+            <w:proofErr w:type="spellStart"/>
+            <w:r>
+              <w:rPr>
+                <w:rFonts w:hint="eastAsia"/>
+                <w:sz w:val="16"/>
+                <w:szCs w:val="16"/>
+              </w:rPr>
+              <w:t>TarBrkTqFrntRi</w:t>
+            </w:r>
+            <w:proofErr w:type="spellEnd"/>
+            <w:r>
+              <w:rPr>
+                <w:rFonts w:hint="eastAsia"/>
+                <w:sz w:val="16"/>
+                <w:szCs w:val="16"/>
+              </w:rPr>
+              <w:t xml:space="preserve"> / </w:t>
+            </w:r>
+            <w:proofErr w:type="spellStart"/>
+            <w:r>
+              <w:rPr>
+                <w:rFonts w:hint="eastAsia"/>
+                <w:sz w:val="16"/>
+                <w:szCs w:val="16"/>
+              </w:rPr>
+              <w:t>TarBrkTqReLe</w:t>
+            </w:r>
+            <w:proofErr w:type="spellEnd"/>
+            <w:r>
+              <w:rPr>
+                <w:rFonts w:hint="eastAsia"/>
+                <w:sz w:val="16"/>
+                <w:szCs w:val="16"/>
+              </w:rPr>
+              <w:t xml:space="preserve"> / </w:t>
+            </w:r>
+            <w:proofErr w:type="spellStart"/>
+            <w:r>
+              <w:rPr>
+                <w:rFonts w:hint="eastAsia"/>
+                <w:sz w:val="16"/>
+                <w:szCs w:val="16"/>
+              </w:rPr>
+              <w:t>TarBrkTqReRi</w:t>
+            </w:r>
+            <w:proofErr w:type="spellEnd"/>
           </w:p>
         </w:tc>
         <w:tc>
@@ -26228,6 +26805,7 @@
                 <w:szCs w:val="16"/>
               </w:rPr>
             </w:pPr>
+            <w:proofErr w:type="spellStart"/>
             <w:r>
               <w:rPr>
                 <w:sz w:val="16"/>
@@ -26235,6 +26813,7 @@
               </w:rPr>
               <w:t>TarSlipRatlimit_FL</w:t>
             </w:r>
+            <w:proofErr w:type="spellEnd"/>
           </w:p>
           <w:p>
             <w:pPr>
@@ -26245,6 +26824,7 @@
                 <w:szCs w:val="16"/>
               </w:rPr>
             </w:pPr>
+            <w:proofErr w:type="spellStart"/>
             <w:r>
               <w:rPr>
                 <w:sz w:val="16"/>
@@ -26252,6 +26832,7 @@
               </w:rPr>
               <w:t>TarSlipRatLimit_FR</w:t>
             </w:r>
+            <w:proofErr w:type="spellEnd"/>
           </w:p>
           <w:p>
             <w:pPr>
@@ -26262,6 +26843,7 @@
                 <w:szCs w:val="16"/>
               </w:rPr>
             </w:pPr>
+            <w:proofErr w:type="spellStart"/>
             <w:r>
               <w:rPr>
                 <w:sz w:val="16"/>
@@ -26269,6 +26851,7 @@
               </w:rPr>
               <w:t>TarSlipRatLimit_RL</w:t>
             </w:r>
+            <w:proofErr w:type="spellEnd"/>
           </w:p>
           <w:p>
             <w:pPr>
@@ -26279,6 +26862,7 @@
                 <w:szCs w:val="16"/>
               </w:rPr>
             </w:pPr>
+            <w:proofErr w:type="spellStart"/>
             <w:r>
               <w:rPr>
                 <w:sz w:val="16"/>
@@ -26286,6 +26870,7 @@
               </w:rPr>
               <w:t>TarSlipRatLimit_RR</w:t>
             </w:r>
+            <w:proofErr w:type="spellEnd"/>
           </w:p>
         </w:tc>
         <w:tc>
@@ -26425,6 +27010,7 @@
                 <w:sz w:val="16"/>
                 <w:szCs w:val="16"/>
               </w:rPr>
+              <w:lastRenderedPageBreak/>
               <w:t>制动</w:t>
             </w:r>
           </w:p>
@@ -26495,6 +27081,7 @@
                 <w:szCs w:val="16"/>
               </w:rPr>
             </w:pPr>
+            <w:proofErr w:type="spellStart"/>
             <w:r>
               <w:rPr>
                 <w:sz w:val="16"/>
@@ -26502,6 +27089,7 @@
               </w:rPr>
               <w:t>ABSAtv_FD</w:t>
             </w:r>
+            <w:proofErr w:type="spellEnd"/>
           </w:p>
         </w:tc>
         <w:tc>
@@ -26713,16 +27301,7 @@
                 <w:sz w:val="16"/>
                 <w:szCs w:val="16"/>
               </w:rPr>
-              <w:t>VMC</w:t>
-            </w:r>
-            <w:r>
-              <w:rPr>
-                <w:rFonts w:hint="eastAsia"/>
-                <w:sz w:val="16"/>
-                <w:szCs w:val="16"/>
-              </w:rPr>
-              <w:lastRenderedPageBreak/>
-              <w:t>U</w:t>
+              <w:t>VMCU</w:t>
             </w:r>
           </w:p>
         </w:tc>
@@ -26764,6 +27343,7 @@
                 <w:szCs w:val="16"/>
               </w:rPr>
             </w:pPr>
+            <w:proofErr w:type="spellStart"/>
             <w:r>
               <w:rPr>
                 <w:sz w:val="16"/>
@@ -26779,6 +27359,7 @@
               </w:rPr>
               <w:t>_FD</w:t>
             </w:r>
+            <w:proofErr w:type="spellEnd"/>
           </w:p>
         </w:tc>
         <w:tc>
@@ -26805,16 +27386,7 @@
                 <w:sz w:val="16"/>
                 <w:szCs w:val="16"/>
               </w:rPr>
-              <w:t>电子稳定控制系统工</w:t>
-            </w:r>
-            <w:r>
-              <w:rPr>
-                <w:rFonts w:hint="eastAsia"/>
-                <w:sz w:val="16"/>
-                <w:szCs w:val="16"/>
-              </w:rPr>
-              <w:lastRenderedPageBreak/>
-              <w:t>作状态</w:t>
+              <w:t>电子稳定控制系统工作状态</w:t>
             </w:r>
           </w:p>
         </w:tc>
@@ -26933,7 +27505,6 @@
                 <w:sz w:val="16"/>
                 <w:szCs w:val="16"/>
               </w:rPr>
-              <w:lastRenderedPageBreak/>
               <w:t>$1=True</w:t>
             </w:r>
             <w:r>
@@ -26972,7 +27543,6 @@
                 <w:sz w:val="16"/>
                 <w:szCs w:val="16"/>
               </w:rPr>
-              <w:lastRenderedPageBreak/>
               <w:t>制动</w:t>
             </w:r>
           </w:p>
@@ -27043,6 +27613,7 @@
                 <w:szCs w:val="16"/>
               </w:rPr>
             </w:pPr>
+            <w:proofErr w:type="spellStart"/>
             <w:r>
               <w:rPr>
                 <w:sz w:val="16"/>
@@ -27050,6 +27621,7 @@
               </w:rPr>
               <w:t>VSEArmAtv</w:t>
             </w:r>
+            <w:proofErr w:type="spellEnd"/>
           </w:p>
         </w:tc>
         <w:tc>
@@ -27319,6 +27891,7 @@
                 <w:szCs w:val="16"/>
               </w:rPr>
             </w:pPr>
+            <w:proofErr w:type="spellStart"/>
             <w:r>
               <w:rPr>
                 <w:sz w:val="16"/>
@@ -27326,6 +27899,7 @@
               </w:rPr>
               <w:t>TCSysAtv_FD</w:t>
             </w:r>
+            <w:proofErr w:type="spellEnd"/>
           </w:p>
         </w:tc>
         <w:tc>
@@ -27584,6 +28158,7 @@
                 <w:highlight w:val="yellow"/>
               </w:rPr>
             </w:pPr>
+            <w:proofErr w:type="spellStart"/>
             <w:r>
               <w:rPr>
                 <w:rFonts w:ascii="Arial" w:eastAsiaTheme="minorEastAsia" w:hAnsi="Arial" w:cs="Arial"/>
@@ -27592,6 +28167,7 @@
               </w:rPr>
               <w:t>AccActPos_FD</w:t>
             </w:r>
+            <w:proofErr w:type="spellEnd"/>
           </w:p>
         </w:tc>
         <w:tc>
@@ -27823,6 +28399,7 @@
                 <w:highlight w:val="yellow"/>
               </w:rPr>
             </w:pPr>
+            <w:proofErr w:type="spellStart"/>
             <w:r>
               <w:rPr>
                 <w:rFonts w:ascii="Arial" w:eastAsiaTheme="minorEastAsia" w:hAnsi="Arial" w:cs="Arial"/>
@@ -27831,6 +28408,7 @@
               </w:rPr>
               <w:t>AccActPosV_FD</w:t>
             </w:r>
+            <w:proofErr w:type="spellEnd"/>
           </w:p>
         </w:tc>
         <w:tc>
@@ -28091,6 +28669,7 @@
                 <w:szCs w:val="16"/>
               </w:rPr>
             </w:pPr>
+            <w:proofErr w:type="spellStart"/>
             <w:r>
               <w:rPr>
                 <w:rFonts w:ascii="Arial" w:eastAsiaTheme="minorEastAsia" w:hAnsi="Arial" w:cs="Arial"/>
@@ -28099,6 +28678,7 @@
               </w:rPr>
               <w:t>DrvActrStsFb</w:t>
             </w:r>
+            <w:proofErr w:type="spellEnd"/>
           </w:p>
         </w:tc>
         <w:tc>
@@ -28223,8 +28803,18 @@
                 <w:sz w:val="16"/>
                 <w:szCs w:val="16"/>
               </w:rPr>
-              <w:t>$0 = Not_Controllable</w:t>
-            </w:r>
+              <w:t xml:space="preserve">$0 = </w:t>
+            </w:r>
+            <w:proofErr w:type="spellStart"/>
+            <w:r>
+              <w:rPr>
+                <w:rFonts w:ascii="Microsoft YaHei" w:eastAsia="Microsoft YaHei" w:hAnsi="Microsoft YaHei"/>
+                <w:sz w:val="16"/>
+                <w:szCs w:val="16"/>
+              </w:rPr>
+              <w:t>Not_Controllable</w:t>
+            </w:r>
+            <w:proofErr w:type="spellEnd"/>
           </w:p>
           <w:p>
             <w:pPr>
@@ -28242,8 +28832,18 @@
                 <w:sz w:val="16"/>
                 <w:szCs w:val="16"/>
               </w:rPr>
-              <w:t>$1 = Ready_for_Control</w:t>
-            </w:r>
+              <w:t xml:space="preserve">$1 = </w:t>
+            </w:r>
+            <w:proofErr w:type="spellStart"/>
+            <w:r>
+              <w:rPr>
+                <w:rFonts w:ascii="Microsoft YaHei" w:eastAsia="Microsoft YaHei" w:hAnsi="Microsoft YaHei"/>
+                <w:sz w:val="16"/>
+                <w:szCs w:val="16"/>
+              </w:rPr>
+              <w:t>Ready_for_Control</w:t>
+            </w:r>
+            <w:proofErr w:type="spellEnd"/>
           </w:p>
           <w:p>
             <w:pPr>
@@ -28397,6 +28997,7 @@
                 <w:szCs w:val="16"/>
               </w:rPr>
             </w:pPr>
+            <w:proofErr w:type="spellStart"/>
             <w:r>
               <w:rPr>
                 <w:rFonts w:ascii="Arial" w:eastAsiaTheme="minorEastAsia" w:hAnsi="Arial" w:cs="Arial"/>
@@ -28405,6 +29006,7 @@
               </w:rPr>
               <w:t>VmcDrvTrqCtrlActRqst</w:t>
             </w:r>
+            <w:proofErr w:type="spellEnd"/>
           </w:p>
         </w:tc>
         <w:tc>
@@ -28637,6 +29239,7 @@
                 <w:szCs w:val="16"/>
               </w:rPr>
             </w:pPr>
+            <w:proofErr w:type="spellStart"/>
             <w:r>
               <w:rPr>
                 <w:rFonts w:ascii="Arial" w:eastAsiaTheme="minorEastAsia" w:hAnsi="Arial" w:cs="Arial"/>
@@ -28645,6 +29248,7 @@
               </w:rPr>
               <w:t>TotTarRegTrqCotrlRqst</w:t>
             </w:r>
+            <w:proofErr w:type="spellEnd"/>
           </w:p>
         </w:tc>
         <w:tc>
@@ -28878,14 +29482,34 @@
                 <w:szCs w:val="16"/>
               </w:rPr>
             </w:pPr>
+            <w:proofErr w:type="spellStart"/>
             <w:r>
               <w:rPr>
                 <w:rFonts w:ascii="Arial" w:eastAsiaTheme="minorEastAsia" w:hAnsi="Arial" w:cs="Arial"/>
                 <w:sz w:val="16"/>
                 <w:szCs w:val="16"/>
               </w:rPr>
-              <w:t>TarRegTrqFront/ TarRegTrqRear</w:t>
-            </w:r>
+              <w:t>TarRegTrqFront</w:t>
+            </w:r>
+            <w:proofErr w:type="spellEnd"/>
+            <w:r>
+              <w:rPr>
+                <w:rFonts w:ascii="Arial" w:eastAsiaTheme="minorEastAsia" w:hAnsi="Arial" w:cs="Arial"/>
+                <w:sz w:val="16"/>
+                <w:szCs w:val="16"/>
+              </w:rPr>
+              <w:t xml:space="preserve">/ </w:t>
+            </w:r>
+            <w:proofErr w:type="spellStart"/>
+            <w:r>
+              <w:rPr>
+                <w:rFonts w:ascii="Arial" w:eastAsiaTheme="minorEastAsia" w:hAnsi="Arial" w:cs="Arial"/>
+                <w:sz w:val="16"/>
+                <w:szCs w:val="16"/>
+              </w:rPr>
+              <w:t>TarRegTrqRear</w:t>
+            </w:r>
+            <w:proofErr w:type="spellEnd"/>
           </w:p>
         </w:tc>
         <w:tc>
@@ -29821,13 +30445,23 @@
                 <w:sz w:val="22"/>
               </w:rPr>
             </w:pPr>
+            <w:proofErr w:type="gramStart"/>
             <w:r>
               <w:rPr>
                 <w:rFonts w:ascii="Arial" w:eastAsiaTheme="minorEastAsia" w:hAnsi="Arial" w:cs="Arial" w:hint="eastAsia"/>
                 <w:color w:val="000000"/>
                 <w:sz w:val="22"/>
               </w:rPr>
-              <w:t>不控</w:t>
+              <w:t>不</w:t>
+            </w:r>
+            <w:proofErr w:type="gramEnd"/>
+            <w:r>
+              <w:rPr>
+                <w:rFonts w:ascii="Arial" w:eastAsiaTheme="minorEastAsia" w:hAnsi="Arial" w:cs="Arial" w:hint="eastAsia"/>
+                <w:color w:val="000000"/>
+                <w:sz w:val="22"/>
+              </w:rPr>
+              <w:t>控</w:t>
             </w:r>
           </w:p>
         </w:tc>
@@ -29965,13 +30599,23 @@
                 <w:sz w:val="22"/>
               </w:rPr>
             </w:pPr>
+            <w:proofErr w:type="gramStart"/>
             <w:r>
               <w:rPr>
                 <w:rFonts w:ascii="Arial" w:eastAsiaTheme="minorEastAsia" w:hAnsi="Arial" w:cs="Arial" w:hint="eastAsia"/>
                 <w:color w:val="000000"/>
                 <w:sz w:val="22"/>
               </w:rPr>
-              <w:t>不控</w:t>
+              <w:t>不</w:t>
+            </w:r>
+            <w:proofErr w:type="gramEnd"/>
+            <w:r>
+              <w:rPr>
+                <w:rFonts w:ascii="Arial" w:eastAsiaTheme="minorEastAsia" w:hAnsi="Arial" w:cs="Arial" w:hint="eastAsia"/>
+                <w:color w:val="000000"/>
+                <w:sz w:val="22"/>
+              </w:rPr>
+              <w:t>控</w:t>
             </w:r>
           </w:p>
         </w:tc>
@@ -30006,6 +30650,7 @@
                 <w:color w:val="0000FF"/>
                 <w:sz w:val="22"/>
               </w:rPr>
+              <w:lastRenderedPageBreak/>
               <w:t>5</w:t>
             </w:r>
           </w:p>
@@ -30110,13 +30755,23 @@
                 <w:sz w:val="22"/>
               </w:rPr>
             </w:pPr>
+            <w:proofErr w:type="gramStart"/>
             <w:r>
               <w:rPr>
                 <w:rFonts w:ascii="Arial" w:eastAsiaTheme="minorEastAsia" w:hAnsi="Arial" w:cs="Arial" w:hint="eastAsia"/>
                 <w:color w:val="000000"/>
                 <w:sz w:val="22"/>
               </w:rPr>
-              <w:t>不控</w:t>
+              <w:t>不</w:t>
+            </w:r>
+            <w:proofErr w:type="gramEnd"/>
+            <w:r>
+              <w:rPr>
+                <w:rFonts w:ascii="Arial" w:eastAsiaTheme="minorEastAsia" w:hAnsi="Arial" w:cs="Arial" w:hint="eastAsia"/>
+                <w:color w:val="000000"/>
+                <w:sz w:val="22"/>
+              </w:rPr>
+              <w:t>控</w:t>
             </w:r>
           </w:p>
         </w:tc>
@@ -30481,7 +31136,6 @@
                 <w:color w:val="0000FF"/>
                 <w:sz w:val="22"/>
               </w:rPr>
-              <w:lastRenderedPageBreak/>
               <w:t>8</w:t>
             </w:r>
           </w:p>
@@ -30535,6 +31189,7 @@
                 <w:sz w:val="22"/>
               </w:rPr>
             </w:pPr>
+            <w:proofErr w:type="spellStart"/>
             <w:r>
               <w:rPr>
                 <w:rFonts w:ascii="Arial" w:eastAsiaTheme="minorEastAsia" w:hAnsi="Arial" w:cs="Arial" w:hint="eastAsia"/>
@@ -30559,6 +31214,7 @@
               </w:rPr>
               <w:t>i</w:t>
             </w:r>
+            <w:proofErr w:type="spellEnd"/>
             <w:r>
               <w:rPr>
                 <w:rFonts w:ascii="Arial" w:eastAsiaTheme="minorEastAsia" w:hAnsi="Arial" w:cs="Arial" w:hint="eastAsia"/>
@@ -30626,13 +31282,23 @@
               </w:rPr>
               <w:t xml:space="preserve">VMC </w:t>
             </w:r>
+            <w:proofErr w:type="gramStart"/>
             <w:r>
               <w:rPr>
                 <w:rFonts w:ascii="Arial" w:eastAsiaTheme="minorEastAsia" w:hAnsi="Arial" w:cs="Arial" w:hint="eastAsia"/>
                 <w:color w:val="000000"/>
                 <w:sz w:val="22"/>
               </w:rPr>
-              <w:t>控制轮端叠加制动扭矩</w:t>
+              <w:t>控制轮端叠加</w:t>
+            </w:r>
+            <w:proofErr w:type="gramEnd"/>
+            <w:r>
+              <w:rPr>
+                <w:rFonts w:ascii="Arial" w:eastAsiaTheme="minorEastAsia" w:hAnsi="Arial" w:cs="Arial" w:hint="eastAsia"/>
+                <w:color w:val="000000"/>
+                <w:sz w:val="22"/>
+              </w:rPr>
+              <w:t>制动扭矩</w:t>
             </w:r>
           </w:p>
         </w:tc>
@@ -30803,13 +31469,23 @@
               </w:rPr>
               <w:t xml:space="preserve"> </w:t>
             </w:r>
+            <w:proofErr w:type="gramStart"/>
             <w:r>
               <w:rPr>
                 <w:rFonts w:ascii="Arial" w:eastAsiaTheme="minorEastAsia" w:hAnsi="Arial" w:cs="Arial" w:hint="eastAsia"/>
                 <w:color w:val="000000"/>
                 <w:sz w:val="22"/>
               </w:rPr>
-              <w:t>控制轮端叠加制动扭矩</w:t>
+              <w:t>控制轮端叠加</w:t>
+            </w:r>
+            <w:proofErr w:type="gramEnd"/>
+            <w:r>
+              <w:rPr>
+                <w:rFonts w:ascii="Arial" w:eastAsiaTheme="minorEastAsia" w:hAnsi="Arial" w:cs="Arial" w:hint="eastAsia"/>
+                <w:color w:val="000000"/>
+                <w:sz w:val="22"/>
+              </w:rPr>
+              <w:t>制动扭矩</w:t>
             </w:r>
             <w:r>
               <w:rPr>
@@ -31220,6 +31896,7 @@
         </w:rPr>
         <w:t>关闭状态（</w:t>
       </w:r>
+      <w:proofErr w:type="spellStart"/>
       <w:r>
         <w:rPr>
           <w:rFonts w:ascii="Arial" w:eastAsiaTheme="minorEastAsia" w:hAnsi="Arial" w:cs="Arial" w:hint="eastAsia"/>
@@ -31227,7 +31904,17 @@
           <w:szCs w:val="16"/>
           <w:lang w:val="en-US"/>
         </w:rPr>
-        <w:t>HDC_Status=</w:t>
+        <w:t>HDC_Status</w:t>
+      </w:r>
+      <w:proofErr w:type="spellEnd"/>
+      <w:r>
+        <w:rPr>
+          <w:rFonts w:ascii="Arial" w:eastAsiaTheme="minorEastAsia" w:hAnsi="Arial" w:cs="Arial" w:hint="eastAsia"/>
+          <w:sz w:val="16"/>
+          <w:szCs w:val="16"/>
+          <w:lang w:val="en-US"/>
+        </w:rPr>
+        <w:t>=</w:t>
       </w:r>
       <w:r>
         <w:rPr>
@@ -31267,6 +31954,7 @@
         </w:rPr>
         <w:t>（</w:t>
       </w:r>
+      <w:proofErr w:type="spellStart"/>
       <w:r>
         <w:rPr>
           <w:rFonts w:ascii="Arial" w:eastAsiaTheme="minorEastAsia" w:hAnsi="Arial" w:cs="Arial" w:hint="eastAsia"/>
@@ -31274,7 +31962,17 @@
           <w:szCs w:val="16"/>
           <w:lang w:val="en-US"/>
         </w:rPr>
-        <w:t>HDC_Status=</w:t>
+        <w:t>HDC_Status</w:t>
+      </w:r>
+      <w:proofErr w:type="spellEnd"/>
+      <w:r>
+        <w:rPr>
+          <w:rFonts w:ascii="Arial" w:eastAsiaTheme="minorEastAsia" w:hAnsi="Arial" w:cs="Arial" w:hint="eastAsia"/>
+          <w:sz w:val="16"/>
+          <w:szCs w:val="16"/>
+          <w:lang w:val="en-US"/>
+        </w:rPr>
+        <w:t>=</w:t>
       </w:r>
       <w:r>
         <w:rPr>
@@ -31586,6 +32284,7 @@
         </w:rPr>
         <w:t>状态（</w:t>
       </w:r>
+      <w:proofErr w:type="spellStart"/>
       <w:r>
         <w:rPr>
           <w:rFonts w:ascii="Arial" w:eastAsiaTheme="minorEastAsia" w:hAnsi="Arial" w:cs="Arial" w:hint="eastAsia"/>
@@ -31593,7 +32292,17 @@
           <w:szCs w:val="16"/>
           <w:lang w:val="en-US"/>
         </w:rPr>
-        <w:t>HDC_Status=</w:t>
+        <w:t>HDC_Status</w:t>
+      </w:r>
+      <w:proofErr w:type="spellEnd"/>
+      <w:r>
+        <w:rPr>
+          <w:rFonts w:ascii="Arial" w:eastAsiaTheme="minorEastAsia" w:hAnsi="Arial" w:cs="Arial" w:hint="eastAsia"/>
+          <w:sz w:val="16"/>
+          <w:szCs w:val="16"/>
+          <w:lang w:val="en-US"/>
+        </w:rPr>
+        <w:t>=</w:t>
       </w:r>
       <w:r>
         <w:rPr>
@@ -31676,6 +32385,7 @@
         </w:rPr>
         <w:t>状态（</w:t>
       </w:r>
+      <w:proofErr w:type="spellStart"/>
       <w:r>
         <w:rPr>
           <w:rFonts w:ascii="Arial" w:eastAsiaTheme="minorEastAsia" w:hAnsi="Arial" w:cs="Arial" w:hint="eastAsia"/>
@@ -31683,7 +32393,17 @@
           <w:szCs w:val="16"/>
           <w:lang w:val="en-US"/>
         </w:rPr>
-        <w:t>HDC_Status=</w:t>
+        <w:t>HDC_Status</w:t>
+      </w:r>
+      <w:proofErr w:type="spellEnd"/>
+      <w:r>
+        <w:rPr>
+          <w:rFonts w:ascii="Arial" w:eastAsiaTheme="minorEastAsia" w:hAnsi="Arial" w:cs="Arial" w:hint="eastAsia"/>
+          <w:sz w:val="16"/>
+          <w:szCs w:val="16"/>
+          <w:lang w:val="en-US"/>
+        </w:rPr>
+        <w:t>=</w:t>
       </w:r>
       <w:r>
         <w:rPr>
@@ -31915,13 +32635,23 @@
         </w:rPr>
         <w:t>功能状态为待命状态（</w:t>
       </w:r>
+      <w:proofErr w:type="spellStart"/>
       <w:r>
         <w:rPr>
           <w:rFonts w:ascii="Arial" w:eastAsiaTheme="minorEastAsia" w:hAnsi="Arial" w:cs="Arial" w:hint="eastAsia"/>
           <w:sz w:val="16"/>
           <w:szCs w:val="16"/>
         </w:rPr>
-        <w:t>HDC_Status=</w:t>
+        <w:t>HDC_Status</w:t>
+      </w:r>
+      <w:proofErr w:type="spellEnd"/>
+      <w:r>
+        <w:rPr>
+          <w:rFonts w:ascii="Arial" w:eastAsiaTheme="minorEastAsia" w:hAnsi="Arial" w:cs="Arial" w:hint="eastAsia"/>
+          <w:sz w:val="16"/>
+          <w:szCs w:val="16"/>
+        </w:rPr>
+        <w:t>=</w:t>
       </w:r>
       <w:r>
         <w:rPr>
@@ -32039,6 +32769,7 @@
         </w:rPr>
         <w:t>（</w:t>
       </w:r>
+      <w:proofErr w:type="spellStart"/>
       <w:r>
         <w:rPr>
           <w:rFonts w:ascii="Arial" w:eastAsiaTheme="minorEastAsia" w:hAnsi="Arial" w:cs="Arial" w:hint="eastAsia"/>
@@ -32046,7 +32777,17 @@
           <w:szCs w:val="16"/>
           <w:lang w:val="en-US"/>
         </w:rPr>
-        <w:t>HDC_Status=</w:t>
+        <w:t>HDC_Status</w:t>
+      </w:r>
+      <w:proofErr w:type="spellEnd"/>
+      <w:r>
+        <w:rPr>
+          <w:rFonts w:ascii="Arial" w:eastAsiaTheme="minorEastAsia" w:hAnsi="Arial" w:cs="Arial" w:hint="eastAsia"/>
+          <w:sz w:val="16"/>
+          <w:szCs w:val="16"/>
+          <w:lang w:val="en-US"/>
+        </w:rPr>
+        <w:t>=</w:t>
       </w:r>
       <w:r>
         <w:rPr>
@@ -32072,6 +32813,7 @@
         </w:rPr>
         <w:t>进入激活状态（</w:t>
       </w:r>
+      <w:proofErr w:type="spellStart"/>
       <w:r>
         <w:rPr>
           <w:rFonts w:ascii="Arial" w:eastAsiaTheme="minorEastAsia" w:hAnsi="Arial" w:cs="Arial" w:hint="eastAsia"/>
@@ -32079,7 +32821,17 @@
           <w:szCs w:val="16"/>
           <w:lang w:val="en-US"/>
         </w:rPr>
-        <w:t xml:space="preserve">HDC_Status= </w:t>
+        <w:t>HDC_Status</w:t>
+      </w:r>
+      <w:proofErr w:type="spellEnd"/>
+      <w:r>
+        <w:rPr>
+          <w:rFonts w:ascii="Arial" w:eastAsiaTheme="minorEastAsia" w:hAnsi="Arial" w:cs="Arial" w:hint="eastAsia"/>
+          <w:sz w:val="16"/>
+          <w:szCs w:val="16"/>
+          <w:lang w:val="en-US"/>
+        </w:rPr>
+        <w:t xml:space="preserve">= </w:t>
       </w:r>
       <w:r>
         <w:rPr>
@@ -32730,12 +33482,21 @@
         </w:rPr>
         <w:t xml:space="preserve">VCU </w:t>
       </w:r>
+      <w:proofErr w:type="gramStart"/>
       <w:r>
         <w:rPr>
           <w:rFonts w:hint="eastAsia"/>
           <w:highlight w:val="yellow"/>
         </w:rPr>
-        <w:t>蠕行功能未激活？</w:t>
+        <w:t>蠕</w:t>
+      </w:r>
+      <w:proofErr w:type="gramEnd"/>
+      <w:r>
+        <w:rPr>
+          <w:rFonts w:hint="eastAsia"/>
+          <w:highlight w:val="yellow"/>
+        </w:rPr>
+        <w:t>行功能未激活？</w:t>
       </w:r>
     </w:p>
     <w:p>
@@ -32861,6 +33622,7 @@
         </w:rPr>
         <w:t>（</w:t>
       </w:r>
+      <w:proofErr w:type="spellStart"/>
       <w:r>
         <w:rPr>
           <w:rFonts w:ascii="Arial" w:eastAsiaTheme="minorEastAsia" w:hAnsi="Arial" w:cs="Arial" w:hint="eastAsia"/>
@@ -32868,7 +33630,17 @@
           <w:szCs w:val="16"/>
           <w:lang w:val="en-US"/>
         </w:rPr>
-        <w:t xml:space="preserve">HDC_Status= </w:t>
+        <w:t>HDC_Status</w:t>
+      </w:r>
+      <w:proofErr w:type="spellEnd"/>
+      <w:r>
+        <w:rPr>
+          <w:rFonts w:ascii="Arial" w:eastAsiaTheme="minorEastAsia" w:hAnsi="Arial" w:cs="Arial" w:hint="eastAsia"/>
+          <w:sz w:val="16"/>
+          <w:szCs w:val="16"/>
+          <w:lang w:val="en-US"/>
+        </w:rPr>
+        <w:t xml:space="preserve">= </w:t>
       </w:r>
       <w:r>
         <w:rPr>
@@ -32942,6 +33714,7 @@
         </w:rPr>
         <w:t>（</w:t>
       </w:r>
+      <w:proofErr w:type="spellStart"/>
       <w:r>
         <w:rPr>
           <w:rFonts w:ascii="Arial" w:eastAsiaTheme="minorEastAsia" w:hAnsi="Arial" w:cs="Arial" w:hint="eastAsia"/>
@@ -32949,7 +33722,17 @@
           <w:szCs w:val="16"/>
           <w:lang w:val="en-US"/>
         </w:rPr>
-        <w:t>HDC_Status=</w:t>
+        <w:t>HDC_Status</w:t>
+      </w:r>
+      <w:proofErr w:type="spellEnd"/>
+      <w:r>
+        <w:rPr>
+          <w:rFonts w:ascii="Arial" w:eastAsiaTheme="minorEastAsia" w:hAnsi="Arial" w:cs="Arial" w:hint="eastAsia"/>
+          <w:sz w:val="16"/>
+          <w:szCs w:val="16"/>
+          <w:lang w:val="en-US"/>
+        </w:rPr>
+        <w:t>=</w:t>
       </w:r>
       <w:r>
         <w:rPr>
@@ -33149,7 +33932,21 @@
         <w:rPr>
           <w:rFonts w:hint="eastAsia"/>
         </w:rPr>
-        <w:t>驾驶员制动主缸压力大于</w:t>
+        <w:t>驾驶员制动主</w:t>
+      </w:r>
+      <w:proofErr w:type="gramStart"/>
+      <w:r>
+        <w:rPr>
+          <w:rFonts w:hint="eastAsia"/>
+        </w:rPr>
+        <w:t>缸压力</w:t>
+      </w:r>
+      <w:proofErr w:type="gramEnd"/>
+      <w:r>
+        <w:rPr>
+          <w:rFonts w:hint="eastAsia"/>
+        </w:rPr>
+        <w:t>大于</w:t>
       </w:r>
       <w:commentRangeStart w:id="90"/>
       <w:commentRangeStart w:id="91"/>
@@ -33721,12 +34518,28 @@
           <w:rFonts w:hint="eastAsia"/>
           <w:highlight w:val="yellow"/>
         </w:rPr>
-        <w:t>车速小于蠕行车速（</w:t>
-      </w:r>
-      <w:r>
-        <w:rPr>
+        <w:t>车速小于</w:t>
+      </w:r>
+      <w:proofErr w:type="gramStart"/>
+      <w:r>
+        <w:rPr>
+          <w:rFonts w:hint="eastAsia"/>
           <w:highlight w:val="yellow"/>
         </w:rPr>
+        <w:t>蠕</w:t>
+      </w:r>
+      <w:proofErr w:type="gramEnd"/>
+      <w:r>
+        <w:rPr>
+          <w:rFonts w:hint="eastAsia"/>
+          <w:highlight w:val="yellow"/>
+        </w:rPr>
+        <w:t>行车速（</w:t>
+      </w:r>
+      <w:r>
+        <w:rPr>
+          <w:highlight w:val="yellow"/>
+        </w:rPr>
         <w:t>TBD</w:t>
       </w:r>
       <w:r>
@@ -33748,13 +34561,29 @@
           <w:rFonts w:hint="eastAsia"/>
           <w:highlight w:val="yellow"/>
         </w:rPr>
-        <w:t>没有交集，蠕行模式会在下坡时产生驱动扭矩吗？</w:t>
-      </w:r>
+        <w:t>没有交集，</w:t>
+      </w:r>
+      <w:proofErr w:type="gramStart"/>
       <w:r>
         <w:rPr>
           <w:rFonts w:hint="eastAsia"/>
           <w:highlight w:val="yellow"/>
         </w:rPr>
+        <w:t>蠕</w:t>
+      </w:r>
+      <w:proofErr w:type="gramEnd"/>
+      <w:r>
+        <w:rPr>
+          <w:rFonts w:hint="eastAsia"/>
+          <w:highlight w:val="yellow"/>
+        </w:rPr>
+        <w:t>行模式会在下坡时产生驱动扭矩吗？</w:t>
+      </w:r>
+      <w:r>
+        <w:rPr>
+          <w:rFonts w:hint="eastAsia"/>
+          <w:highlight w:val="yellow"/>
+        </w:rPr>
         <w:t>如果有需求，可以选择禁用一方，看</w:t>
       </w:r>
       <w:r>
@@ -33776,13 +34605,29 @@
           <w:rFonts w:hint="eastAsia"/>
           <w:highlight w:val="yellow"/>
         </w:rPr>
-        <w:t>如果需要蠕行</w:t>
-      </w:r>
+        <w:t>如果需要</w:t>
+      </w:r>
+      <w:proofErr w:type="gramStart"/>
       <w:r>
         <w:rPr>
           <w:rFonts w:hint="eastAsia"/>
           <w:highlight w:val="yellow"/>
         </w:rPr>
+        <w:t>蠕</w:t>
+      </w:r>
+      <w:proofErr w:type="gramEnd"/>
+      <w:r>
+        <w:rPr>
+          <w:rFonts w:hint="eastAsia"/>
+          <w:highlight w:val="yellow"/>
+        </w:rPr>
+        <w:t>行</w:t>
+      </w:r>
+      <w:r>
+        <w:rPr>
+          <w:rFonts w:hint="eastAsia"/>
+          <w:highlight w:val="yellow"/>
+        </w:rPr>
         <w:t>优先级高于</w:t>
       </w:r>
       <w:r>
@@ -33811,13 +34656,29 @@
           <w:rFonts w:hint="eastAsia"/>
           <w:highlight w:val="yellow"/>
         </w:rPr>
-        <w:t>可以收蠕行激活状态，用来退出</w:t>
-      </w:r>
+        <w:t>可以收</w:t>
+      </w:r>
+      <w:proofErr w:type="gramStart"/>
       <w:r>
         <w:rPr>
           <w:rFonts w:hint="eastAsia"/>
           <w:highlight w:val="yellow"/>
         </w:rPr>
+        <w:t>蠕</w:t>
+      </w:r>
+      <w:proofErr w:type="gramEnd"/>
+      <w:r>
+        <w:rPr>
+          <w:rFonts w:hint="eastAsia"/>
+          <w:highlight w:val="yellow"/>
+        </w:rPr>
+        <w:t>行激活状态，用来退出</w:t>
+      </w:r>
+      <w:r>
+        <w:rPr>
+          <w:rFonts w:hint="eastAsia"/>
+          <w:highlight w:val="yellow"/>
+        </w:rPr>
         <w:t>HDC</w:t>
       </w:r>
       <w:r>
@@ -33825,13 +34686,22 @@
           <w:rFonts w:hint="eastAsia"/>
           <w:highlight w:val="yellow"/>
         </w:rPr>
-        <w:t>控制，反之由</w:t>
-      </w:r>
+        <w:t>控制，</w:t>
+      </w:r>
+      <w:proofErr w:type="gramStart"/>
       <w:r>
         <w:rPr>
           <w:rFonts w:hint="eastAsia"/>
           <w:highlight w:val="yellow"/>
         </w:rPr>
+        <w:t>反之由</w:t>
+      </w:r>
+      <w:proofErr w:type="gramEnd"/>
+      <w:r>
+        <w:rPr>
+          <w:rFonts w:hint="eastAsia"/>
+          <w:highlight w:val="yellow"/>
+        </w:rPr>
         <w:t>VCU</w:t>
       </w:r>
       <w:r>
@@ -33853,7 +34723,23 @@
           <w:rFonts w:hint="eastAsia"/>
           <w:highlight w:val="yellow"/>
         </w:rPr>
-        <w:t>工作状态抑制蠕行。</w:t>
+        <w:t>工作状态抑制</w:t>
+      </w:r>
+      <w:proofErr w:type="gramStart"/>
+      <w:r>
+        <w:rPr>
+          <w:rFonts w:hint="eastAsia"/>
+          <w:highlight w:val="yellow"/>
+        </w:rPr>
+        <w:t>蠕</w:t>
+      </w:r>
+      <w:proofErr w:type="gramEnd"/>
+      <w:r>
+        <w:rPr>
+          <w:rFonts w:hint="eastAsia"/>
+          <w:highlight w:val="yellow"/>
+        </w:rPr>
+        <w:t>行。</w:t>
       </w:r>
     </w:p>
     <w:p>
@@ -34144,12 +35030,14 @@
         </w:rPr>
         <w:t>激活请求</w:t>
       </w:r>
+      <w:proofErr w:type="spellStart"/>
       <w:r>
         <w:rPr>
           <w:color w:val="0000FF"/>
         </w:rPr>
         <w:t>VmcDrvTrqCtrlActRqst</w:t>
       </w:r>
+      <w:proofErr w:type="spellEnd"/>
       <w:r>
         <w:rPr>
           <w:rFonts w:hint="eastAsia"/>
@@ -34212,12 +35100,14 @@
         </w:rPr>
         <w:t>激活请求</w:t>
       </w:r>
+      <w:proofErr w:type="spellStart"/>
       <w:r>
         <w:rPr>
           <w:color w:val="0000FF"/>
         </w:rPr>
         <w:t>TotTarRegTrqCotrlRqst</w:t>
       </w:r>
+      <w:proofErr w:type="spellEnd"/>
       <w:r>
         <w:rPr>
           <w:rFonts w:hint="eastAsia"/>
@@ -34259,6 +35149,7 @@
           <w:lang w:val="zh-CN"/>
         </w:rPr>
       </w:pPr>
+      <w:proofErr w:type="spellStart"/>
       <w:r>
         <w:rPr>
           <w:rFonts w:hint="eastAsia"/>
@@ -34271,8 +35162,25 @@
           <w:rFonts w:hint="eastAsia"/>
           <w:color w:val="0000FF"/>
         </w:rPr>
-        <w:t>RegTrqFront/ TarRegTrqRear</w:t>
-      </w:r>
+        <w:t>RegTrqFront</w:t>
+      </w:r>
+      <w:proofErr w:type="spellEnd"/>
+      <w:r>
+        <w:rPr>
+          <w:rFonts w:hint="eastAsia"/>
+          <w:color w:val="0000FF"/>
+        </w:rPr>
+        <w:t xml:space="preserve">/ </w:t>
+      </w:r>
+      <w:proofErr w:type="spellStart"/>
+      <w:r>
+        <w:rPr>
+          <w:rFonts w:hint="eastAsia"/>
+          <w:color w:val="0000FF"/>
+        </w:rPr>
+        <w:t>TarRegTrqRear</w:t>
+      </w:r>
+      <w:proofErr w:type="spellEnd"/>
     </w:p>
     <w:p>
       <w:pPr>
@@ -34398,12 +35306,14 @@
         </w:rPr>
         <w:t>激活请求</w:t>
       </w:r>
+      <w:proofErr w:type="spellStart"/>
       <w:r>
         <w:rPr>
           <w:color w:val="0000FF"/>
         </w:rPr>
         <w:t>VmcDrvTrqCtrlActRqst</w:t>
       </w:r>
+      <w:proofErr w:type="spellEnd"/>
       <w:r>
         <w:rPr>
           <w:rFonts w:hint="eastAsia"/>
@@ -34459,12 +35369,14 @@
         </w:rPr>
         <w:t>电制动扭矩激活请求</w:t>
       </w:r>
+      <w:proofErr w:type="spellStart"/>
       <w:r>
         <w:rPr>
           <w:color w:val="0000FF"/>
         </w:rPr>
         <w:t>TotTarRegTrqCotrlRqst</w:t>
       </w:r>
+      <w:proofErr w:type="spellEnd"/>
       <w:r>
         <w:rPr>
           <w:rFonts w:hint="eastAsia"/>
@@ -34506,13 +35418,31 @@
           <w:lang w:val="zh-CN"/>
         </w:rPr>
       </w:pPr>
+      <w:proofErr w:type="spellStart"/>
       <w:r>
         <w:rPr>
           <w:rFonts w:hint="eastAsia"/>
           <w:color w:val="0000FF"/>
         </w:rPr>
-        <w:t>TarRegTrqFront/ TarRegTrqRear</w:t>
-      </w:r>
+        <w:t>TarRegTrqFront</w:t>
+      </w:r>
+      <w:proofErr w:type="spellEnd"/>
+      <w:r>
+        <w:rPr>
+          <w:rFonts w:hint="eastAsia"/>
+          <w:color w:val="0000FF"/>
+        </w:rPr>
+        <w:t xml:space="preserve">/ </w:t>
+      </w:r>
+      <w:proofErr w:type="spellStart"/>
+      <w:r>
+        <w:rPr>
+          <w:rFonts w:hint="eastAsia"/>
+          <w:color w:val="0000FF"/>
+        </w:rPr>
+        <w:t>TarRegTrqRear</w:t>
+      </w:r>
+      <w:proofErr w:type="spellEnd"/>
     </w:p>
     <w:p>
       <w:pPr>
@@ -34535,12 +35465,14 @@
         </w:rPr>
         <w:t>需要统一通过</w:t>
       </w:r>
+      <w:proofErr w:type="spellStart"/>
       <w:r>
         <w:rPr>
           <w:color w:val="0000FF"/>
         </w:rPr>
         <w:t>DrvActrStsFb</w:t>
       </w:r>
+      <w:proofErr w:type="spellEnd"/>
       <w:r>
         <w:rPr>
           <w:rFonts w:hint="eastAsia"/>
@@ -34938,12 +35870,14 @@
         </w:rPr>
         <w:t>制动力矩激活请求“</w:t>
       </w:r>
+      <w:proofErr w:type="spellStart"/>
       <w:r>
         <w:rPr>
           <w:color w:val="00B0F0"/>
         </w:rPr>
         <w:t>DecelBrkTrqAtvRqstFlg</w:t>
       </w:r>
+      <w:proofErr w:type="spellEnd"/>
       <w:r>
         <w:rPr>
           <w:rFonts w:hint="eastAsia"/>
@@ -34977,12 +35911,14 @@
         </w:rPr>
         <w:t>（</w:t>
       </w:r>
+      <w:proofErr w:type="spellStart"/>
       <w:r>
         <w:rPr>
           <w:color w:val="00B0F0"/>
         </w:rPr>
         <w:t>Requst</w:t>
       </w:r>
+      <w:proofErr w:type="spellEnd"/>
       <w:r>
         <w:rPr>
           <w:rFonts w:hint="eastAsia"/>
@@ -35034,12 +35970,14 @@
         </w:rPr>
         <w:t>“</w:t>
       </w:r>
+      <w:proofErr w:type="spellStart"/>
       <w:r>
         <w:rPr>
           <w:color w:val="00B0F0"/>
         </w:rPr>
         <w:t>VehTargtDecelBrkTorq</w:t>
       </w:r>
+      <w:proofErr w:type="spellEnd"/>
       <w:r>
         <w:rPr>
           <w:rFonts w:hint="eastAsia"/>
@@ -35121,12 +36059,14 @@
         </w:rPr>
         <w:t>需要通过</w:t>
       </w:r>
+      <w:proofErr w:type="spellStart"/>
       <w:r>
         <w:rPr>
           <w:color w:val="00B0F0"/>
         </w:rPr>
         <w:t>DecelBrkActrRqstSts</w:t>
       </w:r>
+      <w:proofErr w:type="spellEnd"/>
       <w:r>
         <w:rPr>
           <w:rFonts w:hint="eastAsia"/>
@@ -39081,8 +40021,32 @@
       <w:rPr>
         <w:lang w:val="en-US"/>
       </w:rPr>
-      <w:t>SAIC GM Wuling Automobil Co.,ltd</w:t>
+      <w:t xml:space="preserve">SAIC GM Wuling </w:t>
     </w:r>
+    <w:proofErr w:type="spellStart"/>
+    <w:r>
+      <w:rPr>
+        <w:lang w:val="en-US"/>
+      </w:rPr>
+      <w:t>Automobil</w:t>
+    </w:r>
+    <w:proofErr w:type="spellEnd"/>
+    <w:r>
+      <w:rPr>
+        <w:lang w:val="en-US"/>
+      </w:rPr>
+      <w:t xml:space="preserve"> </w:t>
+    </w:r>
+    <w:proofErr w:type="spellStart"/>
+    <w:proofErr w:type="gramStart"/>
+    <w:r>
+      <w:rPr>
+        <w:lang w:val="en-US"/>
+      </w:rPr>
+      <w:t>Co.,ltd</w:t>
+    </w:r>
+    <w:proofErr w:type="spellEnd"/>
+    <w:proofErr w:type="gramEnd"/>
   </w:p>
   <w:p>
     <w:pPr>
@@ -48038,30 +49002,6 @@
 </file>
 
 <file path=customXml/item2.xml><?xml version="1.0" encoding="utf-8"?>
-<p:properties xmlns:p="http://schemas.microsoft.com/office/2006/metadata/properties" xmlns:xsi="http://www.w3.org/2001/XMLSchema-instance" xmlns:pc="http://schemas.microsoft.com/office/infopath/2007/PartnerControls">
-  <documentManagement>
-    <TaxCatchAll xmlns="f4ecdb93-bc7f-4438-8c77-236ab96c18a9" xsi:nil="true"/>
-    <lcf76f155ced4ddcb4097134ff3c332f xmlns="455088e1-af34-4927-a3f0-bdce59540293">
-      <Terms xmlns="http://schemas.microsoft.com/office/infopath/2007/PartnerControls"/>
-    </lcf76f155ced4ddcb4097134ff3c332f>
-  </documentManagement>
-</p:properties>
-</file>
-
-<file path=customXml/item3.xml><?xml version="1.0" encoding="utf-8"?>
-<?mso-contentType ?>
-<FormTemplates xmlns="http://schemas.microsoft.com/sharepoint/v3/contenttype/forms">
-  <Display>DocumentLibraryForm</Display>
-  <Edit>DocumentLibraryForm</Edit>
-  <New>DocumentLibraryForm</New>
-</FormTemplates>
-</file>
-
-<file path=customXml/item4.xml><?xml version="1.0" encoding="utf-8"?>
-<b:Sources xmlns:b="http://schemas.openxmlformats.org/officeDocument/2006/bibliography" xmlns="http://schemas.openxmlformats.org/officeDocument/2006/bibliography" SelectedStyle="\APA.XSL" StyleName="APA"/>
-</file>
-
-<file path=customXml/item5.xml><?xml version="1.0" encoding="utf-8"?>
 <ct:contentTypeSchema xmlns:ct="http://schemas.microsoft.com/office/2006/metadata/contentType" xmlns:ma="http://schemas.microsoft.com/office/2006/metadata/properties/metaAttributes" ct:_="" ma:_="" ma:contentTypeName="Document" ma:contentTypeID="0x010100F4ECDE3992A08C4AB27EAAF617A05967" ma:contentTypeVersion="12" ma:contentTypeDescription="Create a new document." ma:contentTypeScope="" ma:versionID="6030d3fe49356aaef09cec4ad8e6441b">
   <xsd:schema xmlns:xsd="http://www.w3.org/2001/XMLSchema" xmlns:xs="http://www.w3.org/2001/XMLSchema" xmlns:p="http://schemas.microsoft.com/office/2006/metadata/properties" xmlns:ns2="455088e1-af34-4927-a3f0-bdce59540293" xmlns:ns3="f4ecdb93-bc7f-4438-8c77-236ab96c18a9" targetNamespace="http://schemas.microsoft.com/office/2006/metadata/properties" ma:root="true" ma:fieldsID="39cc5a898485895145ac9f4685282a2b" ns2:_="" ns3:_="">
     <xsd:import namespace="455088e1-af34-4927-a3f0-bdce59540293"/>
@@ -48262,6 +49202,30 @@
 </ct:contentTypeSchema>
 </file>
 
+<file path=customXml/item3.xml><?xml version="1.0" encoding="utf-8"?>
+<b:Sources xmlns:b="http://schemas.openxmlformats.org/officeDocument/2006/bibliography" xmlns="http://schemas.openxmlformats.org/officeDocument/2006/bibliography" SelectedStyle="\APA.XSL" StyleName="APA"/>
+</file>
+
+<file path=customXml/item4.xml><?xml version="1.0" encoding="utf-8"?>
+<?mso-contentType ?>
+<FormTemplates xmlns="http://schemas.microsoft.com/sharepoint/v3/contenttype/forms">
+  <Display>DocumentLibraryForm</Display>
+  <Edit>DocumentLibraryForm</Edit>
+  <New>DocumentLibraryForm</New>
+</FormTemplates>
+</file>
+
+<file path=customXml/item5.xml><?xml version="1.0" encoding="utf-8"?>
+<p:properties xmlns:p="http://schemas.microsoft.com/office/2006/metadata/properties" xmlns:xsi="http://www.w3.org/2001/XMLSchema-instance" xmlns:pc="http://schemas.microsoft.com/office/infopath/2007/PartnerControls">
+  <documentManagement>
+    <TaxCatchAll xmlns="f4ecdb93-bc7f-4438-8c77-236ab96c18a9" xsi:nil="true"/>
+    <lcf76f155ced4ddcb4097134ff3c332f xmlns="455088e1-af34-4927-a3f0-bdce59540293">
+      <Terms xmlns="http://schemas.microsoft.com/office/infopath/2007/PartnerControls"/>
+    </lcf76f155ced4ddcb4097134ff3c332f>
+  </documentManagement>
+</p:properties>
+</file>
+
 <file path=customXml/itemProps1.xml><?xml version="1.0" encoding="utf-8"?>
 <ds:datastoreItem xmlns:ds="http://schemas.openxmlformats.org/officeDocument/2006/customXml" ds:itemID="{B1977F7D-205B-4081-913C-38D41E755F92}">
   <ds:schemaRefs>
@@ -48271,33 +49235,6 @@
 </file>
 
 <file path=customXml/itemProps2.xml><?xml version="1.0" encoding="utf-8"?>
-<ds:datastoreItem xmlns:ds="http://schemas.openxmlformats.org/officeDocument/2006/customXml" ds:itemID="{0CAE73D7-9B60-4A69-82EA-B2B8357211C3}">
-  <ds:schemaRefs>
-    <ds:schemaRef ds:uri="http://schemas.microsoft.com/office/2006/metadata/properties"/>
-    <ds:schemaRef ds:uri="http://schemas.microsoft.com/office/infopath/2007/PartnerControls"/>
-    <ds:schemaRef ds:uri="f4ecdb93-bc7f-4438-8c77-236ab96c18a9"/>
-    <ds:schemaRef ds:uri="455088e1-af34-4927-a3f0-bdce59540293"/>
-  </ds:schemaRefs>
-</ds:datastoreItem>
-</file>
-
-<file path=customXml/itemProps3.xml><?xml version="1.0" encoding="utf-8"?>
-<ds:datastoreItem xmlns:ds="http://schemas.openxmlformats.org/officeDocument/2006/customXml" ds:itemID="{D005C48F-4601-4BF1-9F63-2B9FF786791F}">
-  <ds:schemaRefs>
-    <ds:schemaRef ds:uri="http://schemas.microsoft.com/sharepoint/v3/contenttype/forms"/>
-  </ds:schemaRefs>
-</ds:datastoreItem>
-</file>
-
-<file path=customXml/itemProps4.xml><?xml version="1.0" encoding="utf-8"?>
-<ds:datastoreItem xmlns:ds="http://schemas.openxmlformats.org/officeDocument/2006/customXml" ds:itemID="{AF964C62-2CEC-4D68-A2FE-026DD23D58F4}">
-  <ds:schemaRefs>
-    <ds:schemaRef ds:uri="http://schemas.openxmlformats.org/officeDocument/2006/bibliography"/>
-  </ds:schemaRefs>
-</ds:datastoreItem>
-</file>
-
-<file path=customXml/itemProps5.xml><?xml version="1.0" encoding="utf-8"?>
 <ds:datastoreItem xmlns:ds="http://schemas.openxmlformats.org/officeDocument/2006/customXml" ds:itemID="{94557A18-ACB8-45FB-9856-7C132BEA9141}">
   <ds:schemaRefs>
     <ds:schemaRef ds:uri="http://schemas.microsoft.com/office/2006/metadata/contentType"/>
@@ -48314,4 +49251,31 @@
     <ds:schemaRef ds:uri="http://schemas.microsoft.com/internal/obd"/>
   </ds:schemaRefs>
 </ds:datastoreItem>
+</file>
+
+<file path=customXml/itemProps3.xml><?xml version="1.0" encoding="utf-8"?>
+<ds:datastoreItem xmlns:ds="http://schemas.openxmlformats.org/officeDocument/2006/customXml" ds:itemID="{AF964C62-2CEC-4D68-A2FE-026DD23D58F4}">
+  <ds:schemaRefs>
+    <ds:schemaRef ds:uri="http://schemas.openxmlformats.org/officeDocument/2006/bibliography"/>
+  </ds:schemaRefs>
+</ds:datastoreItem>
+</file>
+
+<file path=customXml/itemProps4.xml><?xml version="1.0" encoding="utf-8"?>
+<ds:datastoreItem xmlns:ds="http://schemas.openxmlformats.org/officeDocument/2006/customXml" ds:itemID="{D005C48F-4601-4BF1-9F63-2B9FF786791F}">
+  <ds:schemaRefs>
+    <ds:schemaRef ds:uri="http://schemas.microsoft.com/sharepoint/v3/contenttype/forms"/>
+  </ds:schemaRefs>
+</ds:datastoreItem>
+</file>
+
+<file path=customXml/itemProps5.xml><?xml version="1.0" encoding="utf-8"?>
+<ds:datastoreItem xmlns:ds="http://schemas.openxmlformats.org/officeDocument/2006/customXml" ds:itemID="{0CAE73D7-9B60-4A69-82EA-B2B8357211C3}">
+  <ds:schemaRefs>
+    <ds:schemaRef ds:uri="http://schemas.microsoft.com/office/2006/metadata/properties"/>
+    <ds:schemaRef ds:uri="http://schemas.microsoft.com/office/infopath/2007/PartnerControls"/>
+    <ds:schemaRef ds:uri="f4ecdb93-bc7f-4438-8c77-236ab96c18a9"/>
+    <ds:schemaRef ds:uri="455088e1-af34-4927-a3f0-bdce59540293"/>
+  </ds:schemaRefs>
+</ds:datastoreItem>
 </file>